--- a/NOTES.docx
+++ b/NOTES.docx
@@ -88,7 +88,17 @@
           <w:b/>
           <w:bCs/>
         </w:rPr>
-        <w:t xml:space="preserve"> 1. C++ Code Ka Structure Aur Skeleton</w:t>
+        <w:t xml:space="preserve"> </w:t>
+      </w:r>
+      <w:r>
+        <w:rPr>
+          <w:b/>
+          <w:bCs/>
+          <w:color w:val="EE0000"/>
+          <w:sz w:val="28"/>
+          <w:szCs w:val="28"/>
+        </w:rPr>
+        <w:t>1. C++ Code Ka Structure Aur Skeleton</w:t>
       </w:r>
     </w:p>
     <w:p>
@@ -184,6 +194,9 @@
         </w:rPr>
       </w:pPr>
       <w:r>
+        <w:rPr>
+          <w:noProof/>
+        </w:rPr>
         <w:drawing>
           <wp:inline distT="0" distB="0" distL="0" distR="0" wp14:anchorId="4CE8FE3A" wp14:editId="35011A4C">
             <wp:extent cx="5731510" cy="1863725"/>
@@ -1654,7 +1667,17 @@
           <w:b/>
           <w:bCs/>
         </w:rPr>
-        <w:t xml:space="preserve"> 2. Input/Output (I/O) Aur Special Characters</w:t>
+        <w:t xml:space="preserve"> </w:t>
+      </w:r>
+      <w:r>
+        <w:rPr>
+          <w:b/>
+          <w:bCs/>
+          <w:color w:val="EE0000"/>
+          <w:sz w:val="28"/>
+          <w:szCs w:val="28"/>
+        </w:rPr>
+        <w:t>2. Input/Output (I/O) Aur Special Characters</w:t>
       </w:r>
     </w:p>
     <w:p>
@@ -1670,7 +1693,6 @@
           <w:b/>
           <w:bCs/>
         </w:rPr>
-        <w:lastRenderedPageBreak/>
         <w:t>🔹</w:t>
       </w:r>
       <w:r>
@@ -1699,6 +1721,7 @@
     </w:p>
     <w:p>
       <w:r>
+        <w:lastRenderedPageBreak/>
         <w:t xml:space="preserve">Screen par output dene </w:t>
       </w:r>
       <w:proofErr w:type="spellStart"/>
@@ -2449,7 +2472,17 @@
           <w:b/>
           <w:bCs/>
         </w:rPr>
-        <w:t xml:space="preserve"> 3. Data Types Aur Unki Memory Ranges</w:t>
+        <w:t xml:space="preserve"> </w:t>
+      </w:r>
+      <w:r>
+        <w:rPr>
+          <w:b/>
+          <w:bCs/>
+          <w:color w:val="EE0000"/>
+          <w:sz w:val="28"/>
+          <w:szCs w:val="28"/>
+        </w:rPr>
+        <w:t>3. Data Types Aur Unki Memory Ranges</w:t>
       </w:r>
     </w:p>
     <w:p>
@@ -3370,7 +3403,6 @@
           <w:b/>
           <w:bCs/>
         </w:rPr>
-        <w:lastRenderedPageBreak/>
         <w:t>cin</w:t>
       </w:r>
       <w:proofErr w:type="spellEnd"/>
@@ -3523,6 +3555,7 @@
           <w:b/>
           <w:bCs/>
         </w:rPr>
+        <w:lastRenderedPageBreak/>
         <w:t>getline</w:t>
       </w:r>
       <w:proofErr w:type="spellEnd"/>
@@ -3699,6 +3732,9 @@
         <w:rPr>
           <w:b/>
           <w:bCs/>
+          <w:color w:val="EE0000"/>
+          <w:sz w:val="28"/>
+          <w:szCs w:val="28"/>
         </w:rPr>
       </w:pPr>
       <w:r>
@@ -3706,6 +3742,9 @@
           <w:rFonts w:ascii="Segoe UI Emoji" w:hAnsi="Segoe UI Emoji" w:cs="Segoe UI Emoji"/>
           <w:b/>
           <w:bCs/>
+          <w:color w:val="EE0000"/>
+          <w:sz w:val="28"/>
+          <w:szCs w:val="28"/>
         </w:rPr>
         <w:t>🔀</w:t>
       </w:r>
@@ -3713,6 +3752,9 @@
         <w:rPr>
           <w:b/>
           <w:bCs/>
+          <w:color w:val="EE0000"/>
+          <w:sz w:val="28"/>
+          <w:szCs w:val="28"/>
         </w:rPr>
         <w:t xml:space="preserve"> 4. Conditional Statements (Decision Making)</w:t>
       </w:r>
@@ -3790,6 +3832,9 @@
         <w:ind w:hanging="578"/>
       </w:pPr>
       <w:r>
+        <w:rPr>
+          <w:noProof/>
+        </w:rPr>
         <w:drawing>
           <wp:inline distT="0" distB="0" distL="0" distR="0" wp14:anchorId="07C0E5FB" wp14:editId="43DC10BC">
             <wp:extent cx="5731510" cy="1455420"/>
@@ -4275,6 +4320,9 @@
         </w:numPr>
       </w:pPr>
       <w:r>
+        <w:rPr>
+          <w:noProof/>
+        </w:rPr>
         <w:drawing>
           <wp:inline distT="0" distB="0" distL="0" distR="0" wp14:anchorId="4D031BEB" wp14:editId="4AC47BB6">
             <wp:extent cx="5090160" cy="1461743"/>
@@ -4609,6 +4657,9 @@
         <w:rPr>
           <w:b/>
           <w:bCs/>
+          <w:color w:val="EE0000"/>
+          <w:sz w:val="28"/>
+          <w:szCs w:val="28"/>
         </w:rPr>
       </w:pPr>
       <w:r>
@@ -4616,6 +4667,9 @@
           <w:rFonts w:ascii="Segoe UI Emoji" w:hAnsi="Segoe UI Emoji" w:cs="Segoe UI Emoji"/>
           <w:b/>
           <w:bCs/>
+          <w:color w:val="EE0000"/>
+          <w:sz w:val="28"/>
+          <w:szCs w:val="28"/>
         </w:rPr>
         <w:t>📦</w:t>
       </w:r>
@@ -4623,6 +4677,9 @@
         <w:rPr>
           <w:b/>
           <w:bCs/>
+          <w:color w:val="EE0000"/>
+          <w:sz w:val="28"/>
+          <w:szCs w:val="28"/>
         </w:rPr>
         <w:t xml:space="preserve"> 5. Arrays Aur Strings Ka Funda</w:t>
       </w:r>
@@ -4794,7 +4851,6 @@
           <w:b/>
           <w:bCs/>
         </w:rPr>
-        <w:lastRenderedPageBreak/>
         <w:t>Zero-based Indexing</w:t>
       </w:r>
       <w:r>
@@ -4966,6 +5022,7 @@
           <w:b/>
           <w:bCs/>
         </w:rPr>
+        <w:lastRenderedPageBreak/>
         <w:t>Memory Architecture</w:t>
       </w:r>
       <w:r>
@@ -5718,6 +5775,9 @@
         <w:rPr>
           <w:b/>
           <w:bCs/>
+          <w:color w:val="EE0000"/>
+          <w:sz w:val="28"/>
+          <w:szCs w:val="28"/>
         </w:rPr>
       </w:pPr>
       <w:r>
@@ -5725,6 +5785,9 @@
           <w:rFonts w:ascii="Segoe UI Emoji" w:hAnsi="Segoe UI Emoji" w:cs="Segoe UI Emoji"/>
           <w:b/>
           <w:bCs/>
+          <w:color w:val="EE0000"/>
+          <w:sz w:val="28"/>
+          <w:szCs w:val="28"/>
         </w:rPr>
         <w:t>🔁</w:t>
       </w:r>
@@ -5732,6 +5795,9 @@
         <w:rPr>
           <w:b/>
           <w:bCs/>
+          <w:color w:val="EE0000"/>
+          <w:sz w:val="28"/>
+          <w:szCs w:val="28"/>
         </w:rPr>
         <w:t xml:space="preserve"> 6. Loops (Iteration)</w:t>
       </w:r>
@@ -6350,6 +6416,7 @@
         <w:t xml:space="preserve"> (while).</w:t>
       </w:r>
     </w:p>
+    <w:p/>
     <w:p>
       <w:pPr>
         <w:rPr>
@@ -6359,16 +6426,4627 @@
       </w:pPr>
       <w:r>
         <w:rPr>
+          <w:b/>
+          <w:bCs/>
+        </w:rPr>
+        <w:t xml:space="preserve">Case 1: Shadowing Variable (Loop </w:t>
+      </w:r>
+      <w:proofErr w:type="spellStart"/>
+      <w:r>
+        <w:rPr>
+          <w:b/>
+          <w:bCs/>
+        </w:rPr>
+        <w:t>ke</w:t>
+      </w:r>
+      <w:proofErr w:type="spellEnd"/>
+      <w:r>
+        <w:rPr>
+          <w:b/>
+          <w:bCs/>
+        </w:rPr>
+        <w:t xml:space="preserve"> </w:t>
+      </w:r>
+      <w:proofErr w:type="spellStart"/>
+      <w:r>
+        <w:rPr>
+          <w:b/>
+          <w:bCs/>
+        </w:rPr>
+        <w:t>andar</w:t>
+      </w:r>
+      <w:proofErr w:type="spellEnd"/>
+      <w:r>
+        <w:rPr>
+          <w:b/>
+          <w:bCs/>
+        </w:rPr>
+        <w:t xml:space="preserve"> aur bahar </w:t>
+      </w:r>
+      <w:proofErr w:type="spellStart"/>
+      <w:r>
+        <w:rPr>
+          <w:b/>
+          <w:bCs/>
+        </w:rPr>
+        <w:t>alag</w:t>
+      </w:r>
+      <w:proofErr w:type="spellEnd"/>
+      <w:r>
+        <w:rPr>
+          <w:b/>
+          <w:bCs/>
+        </w:rPr>
+        <w:t xml:space="preserve"> variables)</w:t>
+      </w:r>
+    </w:p>
+    <w:p>
+      <w:pPr>
+        <w:rPr>
           <w:rFonts w:ascii="Segoe UI Emoji" w:hAnsi="Segoe UI Emoji" w:cs="Segoe UI Emoji"/>
           <w:b/>
           <w:bCs/>
         </w:rPr>
+      </w:pPr>
+      <w:r>
+        <w:drawing>
+          <wp:inline distT="0" distB="0" distL="0" distR="0" wp14:anchorId="2898D69A" wp14:editId="11551B25">
+            <wp:extent cx="4826000" cy="1406367"/>
+            <wp:effectExtent l="0" t="0" r="0" b="3810"/>
+            <wp:docPr id="2047387131" name="Picture 1"/>
+            <wp:cNvGraphicFramePr>
+              <a:graphicFrameLocks xmlns:a="http://schemas.openxmlformats.org/drawingml/2006/main" noChangeAspect="1"/>
+            </wp:cNvGraphicFramePr>
+            <a:graphic xmlns:a="http://schemas.openxmlformats.org/drawingml/2006/main">
+              <a:graphicData uri="http://schemas.openxmlformats.org/drawingml/2006/picture">
+                <pic:pic xmlns:pic="http://schemas.openxmlformats.org/drawingml/2006/picture">
+                  <pic:nvPicPr>
+                    <pic:cNvPr id="2047387131" name=""/>
+                    <pic:cNvPicPr/>
+                  </pic:nvPicPr>
+                  <pic:blipFill>
+                    <a:blip r:embed="rId8"/>
+                    <a:stretch>
+                      <a:fillRect/>
+                    </a:stretch>
+                  </pic:blipFill>
+                  <pic:spPr>
+                    <a:xfrm>
+                      <a:off x="0" y="0"/>
+                      <a:ext cx="4845474" cy="1412042"/>
+                    </a:xfrm>
+                    <a:prstGeom prst="rect">
+                      <a:avLst/>
+                    </a:prstGeom>
+                  </pic:spPr>
+                </pic:pic>
+              </a:graphicData>
+            </a:graphic>
+          </wp:inline>
+        </w:drawing>
+      </w:r>
+    </w:p>
+    <w:p>
+      <w:pPr>
+        <w:rPr>
+          <w:rFonts w:ascii="Segoe UI Emoji" w:hAnsi="Segoe UI Emoji" w:cs="Segoe UI Emoji"/>
+          <w:b/>
+          <w:bCs/>
+        </w:rPr>
+      </w:pPr>
+    </w:p>
+    <w:p>
+      <w:pPr>
+        <w:rPr>
+          <w:b/>
+          <w:bCs/>
+        </w:rPr>
+      </w:pPr>
+      <w:r>
+        <w:rPr>
+          <w:rFonts w:ascii="Segoe UI Emoji" w:hAnsi="Segoe UI Emoji" w:cs="Segoe UI Emoji"/>
+          <w:b/>
+          <w:bCs/>
+        </w:rPr>
+        <w:t>🧠</w:t>
+      </w:r>
+      <w:r>
+        <w:rPr>
+          <w:b/>
+          <w:bCs/>
+        </w:rPr>
+        <w:t xml:space="preserve"> Logic Breakdown:</w:t>
+      </w:r>
+    </w:p>
+    <w:p>
+      <w:pPr>
+        <w:numPr>
+          <w:ilvl w:val="0"/>
+          <w:numId w:val="20"/>
+        </w:numPr>
+      </w:pPr>
+      <w:r>
+        <w:rPr>
+          <w:b/>
+          <w:bCs/>
+        </w:rPr>
+        <w:lastRenderedPageBreak/>
+        <w:t>Variable Shadowing (Scope Rule):</w:t>
+      </w:r>
+      <w:r>
+        <w:t xml:space="preserve"> Jab </w:t>
+      </w:r>
+      <w:proofErr w:type="spellStart"/>
+      <w:r>
+        <w:t>aapne</w:t>
+      </w:r>
+      <w:proofErr w:type="spellEnd"/>
+      <w:r>
+        <w:t xml:space="preserve"> for loop </w:t>
+      </w:r>
+      <w:proofErr w:type="spellStart"/>
+      <w:r>
+        <w:t>ke</w:t>
+      </w:r>
+      <w:proofErr w:type="spellEnd"/>
+      <w:r>
+        <w:t xml:space="preserve"> </w:t>
+      </w:r>
+      <w:proofErr w:type="spellStart"/>
+      <w:r>
+        <w:t>andar</w:t>
+      </w:r>
+      <w:proofErr w:type="spellEnd"/>
+      <w:r>
+        <w:t xml:space="preserve"> int </w:t>
+      </w:r>
+      <w:proofErr w:type="spellStart"/>
+      <w:r>
+        <w:t>i</w:t>
+      </w:r>
+      <w:proofErr w:type="spellEnd"/>
+      <w:r>
+        <w:t xml:space="preserve"> = 1 </w:t>
+      </w:r>
+      <w:proofErr w:type="spellStart"/>
+      <w:r>
+        <w:t>likha</w:t>
+      </w:r>
+      <w:proofErr w:type="spellEnd"/>
+      <w:r>
+        <w:t xml:space="preserve">, </w:t>
+      </w:r>
+      <w:proofErr w:type="spellStart"/>
+      <w:r>
+        <w:t>toh</w:t>
+      </w:r>
+      <w:proofErr w:type="spellEnd"/>
+      <w:r>
+        <w:t xml:space="preserve"> computer ne ek </w:t>
+      </w:r>
+      <w:proofErr w:type="spellStart"/>
+      <w:r>
+        <w:rPr>
+          <w:b/>
+          <w:bCs/>
+        </w:rPr>
+        <w:t>naya</w:t>
+      </w:r>
+      <w:proofErr w:type="spellEnd"/>
+      <w:r>
+        <w:t xml:space="preserve"> </w:t>
+      </w:r>
+      <w:proofErr w:type="spellStart"/>
+      <w:r>
+        <w:t>i</w:t>
+      </w:r>
+      <w:proofErr w:type="spellEnd"/>
+      <w:r>
+        <w:t xml:space="preserve"> </w:t>
+      </w:r>
+      <w:proofErr w:type="spellStart"/>
+      <w:r>
+        <w:t>banaya</w:t>
+      </w:r>
+      <w:proofErr w:type="spellEnd"/>
+      <w:r>
+        <w:t xml:space="preserve"> jo </w:t>
+      </w:r>
+      <w:proofErr w:type="spellStart"/>
+      <w:r>
+        <w:t>sirf</w:t>
+      </w:r>
+      <w:proofErr w:type="spellEnd"/>
+      <w:r>
+        <w:t xml:space="preserve"> us loop </w:t>
+      </w:r>
+      <w:proofErr w:type="spellStart"/>
+      <w:r>
+        <w:t>ke</w:t>
+      </w:r>
+      <w:proofErr w:type="spellEnd"/>
+      <w:r>
+        <w:t xml:space="preserve"> curly braces {} </w:t>
+      </w:r>
+      <w:proofErr w:type="spellStart"/>
+      <w:r>
+        <w:t>ke</w:t>
+      </w:r>
+      <w:proofErr w:type="spellEnd"/>
+      <w:r>
+        <w:t xml:space="preserve"> </w:t>
+      </w:r>
+      <w:proofErr w:type="spellStart"/>
+      <w:r>
+        <w:t>andar</w:t>
+      </w:r>
+      <w:proofErr w:type="spellEnd"/>
+      <w:r>
+        <w:t xml:space="preserve"> </w:t>
+      </w:r>
+      <w:proofErr w:type="spellStart"/>
+      <w:r>
+        <w:t>tak</w:t>
+      </w:r>
+      <w:proofErr w:type="spellEnd"/>
+      <w:r>
+        <w:t xml:space="preserve"> </w:t>
+      </w:r>
+      <w:proofErr w:type="spellStart"/>
+      <w:r>
+        <w:t>zinda</w:t>
+      </w:r>
+      <w:proofErr w:type="spellEnd"/>
+      <w:r>
+        <w:t xml:space="preserve"> </w:t>
+      </w:r>
+      <w:proofErr w:type="spellStart"/>
+      <w:r>
+        <w:t>hai</w:t>
+      </w:r>
+      <w:proofErr w:type="spellEnd"/>
+      <w:r>
+        <w:t xml:space="preserve">. </w:t>
+      </w:r>
+      <w:proofErr w:type="spellStart"/>
+      <w:r>
+        <w:t>Isne</w:t>
+      </w:r>
+      <w:proofErr w:type="spellEnd"/>
+      <w:r>
+        <w:t xml:space="preserve"> bahar wale </w:t>
+      </w:r>
+      <w:proofErr w:type="spellStart"/>
+      <w:r>
+        <w:t>i</w:t>
+      </w:r>
+      <w:proofErr w:type="spellEnd"/>
+      <w:r>
+        <w:t xml:space="preserve"> ko </w:t>
+      </w:r>
+      <w:proofErr w:type="spellStart"/>
+      <w:r>
+        <w:t>chhupa</w:t>
+      </w:r>
+      <w:proofErr w:type="spellEnd"/>
+      <w:r>
+        <w:t xml:space="preserve"> diya (shadow </w:t>
+      </w:r>
+      <w:proofErr w:type="spellStart"/>
+      <w:r>
+        <w:t>kar</w:t>
+      </w:r>
+      <w:proofErr w:type="spellEnd"/>
+      <w:r>
+        <w:t xml:space="preserve"> diya).</w:t>
+      </w:r>
+    </w:p>
+    <w:p>
+      <w:pPr>
+        <w:numPr>
+          <w:ilvl w:val="0"/>
+          <w:numId w:val="20"/>
+        </w:numPr>
+      </w:pPr>
+      <w:r>
+        <w:rPr>
+          <w:b/>
+          <w:bCs/>
+        </w:rPr>
+        <w:t>Loop Execution:</w:t>
+      </w:r>
+      <w:r>
+        <w:t xml:space="preserve"> Loop 4 </w:t>
+      </w:r>
+      <w:proofErr w:type="spellStart"/>
+      <w:r>
+        <w:t>baar</w:t>
+      </w:r>
+      <w:proofErr w:type="spellEnd"/>
+      <w:r>
+        <w:t xml:space="preserve"> </w:t>
+      </w:r>
+      <w:proofErr w:type="spellStart"/>
+      <w:r>
+        <w:t>chalega</w:t>
+      </w:r>
+      <w:proofErr w:type="spellEnd"/>
+      <w:r>
+        <w:t xml:space="preserve"> aur </w:t>
+      </w:r>
+      <w:proofErr w:type="spellStart"/>
+      <w:r>
+        <w:t>andar</w:t>
+      </w:r>
+      <w:proofErr w:type="spellEnd"/>
+      <w:r>
+        <w:t xml:space="preserve"> wale </w:t>
+      </w:r>
+      <w:proofErr w:type="spellStart"/>
+      <w:r>
+        <w:t>i</w:t>
+      </w:r>
+      <w:proofErr w:type="spellEnd"/>
+      <w:r>
+        <w:t xml:space="preserve"> ki </w:t>
+      </w:r>
+      <w:proofErr w:type="spellStart"/>
+      <w:r>
+        <w:t>wajah</w:t>
+      </w:r>
+      <w:proofErr w:type="spellEnd"/>
+      <w:r>
+        <w:t xml:space="preserve"> se </w:t>
+      </w:r>
+      <w:proofErr w:type="spellStart"/>
+      <w:r>
+        <w:t>Striver</w:t>
+      </w:r>
+      <w:proofErr w:type="spellEnd"/>
+      <w:r>
+        <w:t xml:space="preserve"> 1 se </w:t>
+      </w:r>
+      <w:proofErr w:type="spellStart"/>
+      <w:r>
+        <w:t>Striver</w:t>
+      </w:r>
+      <w:proofErr w:type="spellEnd"/>
+      <w:r>
+        <w:t xml:space="preserve"> 4 print </w:t>
+      </w:r>
+      <w:proofErr w:type="spellStart"/>
+      <w:r>
+        <w:t>karega</w:t>
+      </w:r>
+      <w:proofErr w:type="spellEnd"/>
+      <w:r>
+        <w:t>.</w:t>
+      </w:r>
+    </w:p>
+    <w:p>
+      <w:pPr>
+        <w:numPr>
+          <w:ilvl w:val="0"/>
+          <w:numId w:val="20"/>
+        </w:numPr>
+      </w:pPr>
+      <w:r>
+        <w:rPr>
+          <w:b/>
+          <w:bCs/>
+        </w:rPr>
+        <w:t xml:space="preserve">Loop </w:t>
+      </w:r>
+      <w:proofErr w:type="spellStart"/>
+      <w:r>
+        <w:rPr>
+          <w:b/>
+          <w:bCs/>
+        </w:rPr>
+        <w:t>ke</w:t>
+      </w:r>
+      <w:proofErr w:type="spellEnd"/>
+      <w:r>
+        <w:rPr>
+          <w:b/>
+          <w:bCs/>
+        </w:rPr>
+        <w:t xml:space="preserve"> Bahar (The Catch):</w:t>
+      </w:r>
+      <w:r>
+        <w:t xml:space="preserve"> Jaise hi loop khatam </w:t>
+      </w:r>
+      <w:proofErr w:type="spellStart"/>
+      <w:r>
+        <w:t>hua</w:t>
+      </w:r>
+      <w:proofErr w:type="spellEnd"/>
+      <w:r>
+        <w:t xml:space="preserve">, </w:t>
+      </w:r>
+      <w:proofErr w:type="spellStart"/>
+      <w:r>
+        <w:t>andar</w:t>
+      </w:r>
+      <w:proofErr w:type="spellEnd"/>
+      <w:r>
+        <w:t xml:space="preserve"> </w:t>
+      </w:r>
+      <w:proofErr w:type="spellStart"/>
+      <w:r>
+        <w:t>wala</w:t>
+      </w:r>
+      <w:proofErr w:type="spellEnd"/>
+      <w:r>
+        <w:t xml:space="preserve"> </w:t>
+      </w:r>
+      <w:proofErr w:type="spellStart"/>
+      <w:r>
+        <w:t>i</w:t>
+      </w:r>
+      <w:proofErr w:type="spellEnd"/>
+      <w:r>
+        <w:t xml:space="preserve"> memory se delete </w:t>
+      </w:r>
+      <w:proofErr w:type="spellStart"/>
+      <w:r>
+        <w:t>ho</w:t>
+      </w:r>
+      <w:proofErr w:type="spellEnd"/>
+      <w:r>
+        <w:t xml:space="preserve"> </w:t>
+      </w:r>
+      <w:proofErr w:type="spellStart"/>
+      <w:r>
+        <w:t>gaya</w:t>
+      </w:r>
+      <w:proofErr w:type="spellEnd"/>
+      <w:r>
+        <w:t xml:space="preserve">. Jab </w:t>
+      </w:r>
+      <w:proofErr w:type="spellStart"/>
+      <w:r>
+        <w:t>aapne</w:t>
+      </w:r>
+      <w:proofErr w:type="spellEnd"/>
+      <w:r>
+        <w:t xml:space="preserve"> </w:t>
+      </w:r>
+      <w:proofErr w:type="spellStart"/>
+      <w:r>
+        <w:t>cout</w:t>
+      </w:r>
+      <w:proofErr w:type="spellEnd"/>
+      <w:r>
+        <w:t xml:space="preserve"> &lt;&lt; </w:t>
+      </w:r>
+      <w:proofErr w:type="spellStart"/>
+      <w:r>
+        <w:t>i</w:t>
+      </w:r>
+      <w:proofErr w:type="spellEnd"/>
+      <w:r>
+        <w:t xml:space="preserve">; </w:t>
+      </w:r>
+      <w:proofErr w:type="spellStart"/>
+      <w:r>
+        <w:t>kiya</w:t>
+      </w:r>
+      <w:proofErr w:type="spellEnd"/>
+      <w:r>
+        <w:t xml:space="preserve">, </w:t>
+      </w:r>
+      <w:proofErr w:type="spellStart"/>
+      <w:r>
+        <w:t>toh</w:t>
+      </w:r>
+      <w:proofErr w:type="spellEnd"/>
+      <w:r>
+        <w:t xml:space="preserve"> computer ne </w:t>
+      </w:r>
+      <w:r>
+        <w:rPr>
+          <w:b/>
+          <w:bCs/>
+        </w:rPr>
+        <w:t xml:space="preserve">bahar wale </w:t>
+      </w:r>
+      <w:proofErr w:type="spellStart"/>
+      <w:r>
+        <w:rPr>
+          <w:b/>
+          <w:bCs/>
+        </w:rPr>
+        <w:t>i</w:t>
+      </w:r>
+      <w:proofErr w:type="spellEnd"/>
+      <w:r>
+        <w:t xml:space="preserve"> ko </w:t>
+      </w:r>
+      <w:proofErr w:type="spellStart"/>
+      <w:r>
+        <w:t>pakda</w:t>
+      </w:r>
+      <w:proofErr w:type="spellEnd"/>
+      <w:r>
+        <w:t xml:space="preserve">. </w:t>
+      </w:r>
+      <w:proofErr w:type="spellStart"/>
+      <w:r>
+        <w:t>Kyunki</w:t>
+      </w:r>
+      <w:proofErr w:type="spellEnd"/>
+      <w:r>
+        <w:t xml:space="preserve"> bahar wale </w:t>
+      </w:r>
+      <w:proofErr w:type="spellStart"/>
+      <w:r>
+        <w:t>i</w:t>
+      </w:r>
+      <w:proofErr w:type="spellEnd"/>
+      <w:r>
+        <w:t xml:space="preserve"> ko koi value </w:t>
+      </w:r>
+      <w:proofErr w:type="spellStart"/>
+      <w:r>
+        <w:t>nahi</w:t>
+      </w:r>
+      <w:proofErr w:type="spellEnd"/>
+      <w:r>
+        <w:t xml:space="preserve"> di </w:t>
+      </w:r>
+      <w:proofErr w:type="spellStart"/>
+      <w:r>
+        <w:t>gayi</w:t>
+      </w:r>
+      <w:proofErr w:type="spellEnd"/>
+      <w:r>
+        <w:t xml:space="preserve"> </w:t>
+      </w:r>
+      <w:proofErr w:type="spellStart"/>
+      <w:r>
+        <w:t>thi</w:t>
+      </w:r>
+      <w:proofErr w:type="spellEnd"/>
+      <w:r>
+        <w:t xml:space="preserve">, </w:t>
+      </w:r>
+      <w:proofErr w:type="spellStart"/>
+      <w:r>
+        <w:t>isliye</w:t>
+      </w:r>
+      <w:proofErr w:type="spellEnd"/>
+      <w:r>
+        <w:t xml:space="preserve"> wo </w:t>
+      </w:r>
+      <w:r>
+        <w:rPr>
+          <w:b/>
+          <w:bCs/>
+        </w:rPr>
+        <w:t>Garbage Value</w:t>
+      </w:r>
+      <w:r>
+        <w:t xml:space="preserve"> print </w:t>
+      </w:r>
+      <w:proofErr w:type="spellStart"/>
+      <w:r>
+        <w:t>karega</w:t>
+      </w:r>
+      <w:proofErr w:type="spellEnd"/>
+      <w:r>
+        <w:t>.</w:t>
+      </w:r>
+    </w:p>
+    <w:p>
+      <w:pPr>
+        <w:rPr>
+          <w:b/>
+          <w:bCs/>
+        </w:rPr>
+      </w:pPr>
+      <w:r>
+        <w:rPr>
+          <w:rFonts w:ascii="Segoe UI Emoji" w:hAnsi="Segoe UI Emoji" w:cs="Segoe UI Emoji"/>
+          <w:b/>
+          <w:bCs/>
+        </w:rPr>
+        <w:t>🔍</w:t>
+      </w:r>
+      <w:r>
+        <w:rPr>
+          <w:b/>
+          <w:bCs/>
+        </w:rPr>
+        <w:t xml:space="preserve"> Case 2: Semicolon at the end of For Loop (for (...);)</w:t>
+      </w:r>
+    </w:p>
+    <w:p>
+      <w:r>
+        <w:rPr>
+          <w:i/>
+          <w:iCs/>
+        </w:rPr>
+        <w:t xml:space="preserve">Note: </w:t>
+      </w:r>
+      <w:proofErr w:type="spellStart"/>
+      <w:r>
+        <w:rPr>
+          <w:i/>
+          <w:iCs/>
+        </w:rPr>
+        <w:t>Aapke</w:t>
+      </w:r>
+      <w:proofErr w:type="spellEnd"/>
+      <w:r>
+        <w:rPr>
+          <w:i/>
+          <w:iCs/>
+        </w:rPr>
+        <w:t xml:space="preserve"> code me for </w:t>
+      </w:r>
+      <w:proofErr w:type="gramStart"/>
+      <w:r>
+        <w:rPr>
+          <w:i/>
+          <w:iCs/>
+        </w:rPr>
+        <w:t xml:space="preserve">( </w:t>
+      </w:r>
+      <w:proofErr w:type="spellStart"/>
+      <w:r>
+        <w:rPr>
+          <w:i/>
+          <w:iCs/>
+        </w:rPr>
+        <w:t>i</w:t>
+      </w:r>
+      <w:proofErr w:type="spellEnd"/>
+      <w:proofErr w:type="gramEnd"/>
+      <w:r>
+        <w:rPr>
+          <w:i/>
+          <w:iCs/>
+        </w:rPr>
+        <w:t xml:space="preserve"> = 1; </w:t>
+      </w:r>
+      <w:proofErr w:type="spellStart"/>
+      <w:r>
+        <w:rPr>
+          <w:i/>
+          <w:iCs/>
+        </w:rPr>
+        <w:t>i</w:t>
+      </w:r>
+      <w:proofErr w:type="spellEnd"/>
+      <w:r>
+        <w:rPr>
+          <w:i/>
+          <w:iCs/>
+        </w:rPr>
+        <w:t xml:space="preserve">&lt;=4; </w:t>
+      </w:r>
+      <w:proofErr w:type="spellStart"/>
+      <w:r>
+        <w:rPr>
+          <w:i/>
+          <w:iCs/>
+        </w:rPr>
+        <w:t>i</w:t>
+      </w:r>
+      <w:proofErr w:type="spellEnd"/>
+      <w:r>
+        <w:rPr>
+          <w:i/>
+          <w:iCs/>
+        </w:rPr>
+        <w:t xml:space="preserve">++); </w:t>
+      </w:r>
+      <w:proofErr w:type="spellStart"/>
+      <w:r>
+        <w:rPr>
+          <w:i/>
+          <w:iCs/>
+        </w:rPr>
+        <w:t>likha</w:t>
+      </w:r>
+      <w:proofErr w:type="spellEnd"/>
+      <w:r>
+        <w:rPr>
+          <w:i/>
+          <w:iCs/>
+        </w:rPr>
+        <w:t xml:space="preserve"> </w:t>
+      </w:r>
+      <w:proofErr w:type="spellStart"/>
+      <w:r>
+        <w:rPr>
+          <w:i/>
+          <w:iCs/>
+        </w:rPr>
+        <w:t>hai</w:t>
+      </w:r>
+      <w:proofErr w:type="spellEnd"/>
+      <w:r>
+        <w:rPr>
+          <w:i/>
+          <w:iCs/>
+        </w:rPr>
+        <w:t xml:space="preserve"> </w:t>
+      </w:r>
+      <w:proofErr w:type="spellStart"/>
+      <w:r>
+        <w:rPr>
+          <w:i/>
+          <w:iCs/>
+        </w:rPr>
+        <w:t>jisme</w:t>
+      </w:r>
+      <w:proofErr w:type="spellEnd"/>
+      <w:r>
+        <w:rPr>
+          <w:i/>
+          <w:iCs/>
+        </w:rPr>
+        <w:t xml:space="preserve"> </w:t>
+      </w:r>
+      <w:proofErr w:type="spellStart"/>
+      <w:r>
+        <w:rPr>
+          <w:i/>
+          <w:iCs/>
+        </w:rPr>
+        <w:t>aakhiri</w:t>
+      </w:r>
+      <w:proofErr w:type="spellEnd"/>
+      <w:r>
+        <w:rPr>
+          <w:i/>
+          <w:iCs/>
+        </w:rPr>
+        <w:t xml:space="preserve"> me semicolon </w:t>
+      </w:r>
+      <w:proofErr w:type="spellStart"/>
+      <w:r>
+        <w:rPr>
+          <w:i/>
+          <w:iCs/>
+        </w:rPr>
+        <w:t>hai</w:t>
+      </w:r>
+      <w:proofErr w:type="spellEnd"/>
+      <w:r>
+        <w:rPr>
+          <w:i/>
+          <w:iCs/>
+        </w:rPr>
+        <w:t>.</w:t>
+      </w:r>
+    </w:p>
+    <w:p>
+      <w:pPr>
+        <w:rPr>
+          <w:b/>
+          <w:bCs/>
+        </w:rPr>
+      </w:pPr>
+      <w:r>
+        <w:drawing>
+          <wp:inline distT="0" distB="0" distL="0" distR="0" wp14:anchorId="67182981" wp14:editId="40F340B8">
+            <wp:extent cx="6377940" cy="1898650"/>
+            <wp:effectExtent l="0" t="0" r="3810" b="6350"/>
+            <wp:docPr id="2055805625" name="Picture 1"/>
+            <wp:cNvGraphicFramePr>
+              <a:graphicFrameLocks xmlns:a="http://schemas.openxmlformats.org/drawingml/2006/main" noChangeAspect="1"/>
+            </wp:cNvGraphicFramePr>
+            <a:graphic xmlns:a="http://schemas.openxmlformats.org/drawingml/2006/main">
+              <a:graphicData uri="http://schemas.openxmlformats.org/drawingml/2006/picture">
+                <pic:pic xmlns:pic="http://schemas.openxmlformats.org/drawingml/2006/picture">
+                  <pic:nvPicPr>
+                    <pic:cNvPr id="2055805625" name=""/>
+                    <pic:cNvPicPr/>
+                  </pic:nvPicPr>
+                  <pic:blipFill>
+                    <a:blip r:embed="rId9"/>
+                    <a:stretch>
+                      <a:fillRect/>
+                    </a:stretch>
+                  </pic:blipFill>
+                  <pic:spPr>
+                    <a:xfrm>
+                      <a:off x="0" y="0"/>
+                      <a:ext cx="6378498" cy="1898816"/>
+                    </a:xfrm>
+                    <a:prstGeom prst="rect">
+                      <a:avLst/>
+                    </a:prstGeom>
+                  </pic:spPr>
+                </pic:pic>
+              </a:graphicData>
+            </a:graphic>
+          </wp:inline>
+        </w:drawing>
+      </w:r>
+      <w:r>
+        <w:rPr>
+          <w:rFonts w:ascii="Segoe UI Emoji" w:hAnsi="Segoe UI Emoji" w:cs="Segoe UI Emoji"/>
+          <w:b/>
+          <w:bCs/>
+        </w:rPr>
+        <w:t>🧠</w:t>
+      </w:r>
+      <w:r>
+        <w:rPr>
+          <w:b/>
+          <w:bCs/>
+        </w:rPr>
+        <w:t xml:space="preserve"> Logic Breakdown:</w:t>
+      </w:r>
+    </w:p>
+    <w:p>
+      <w:pPr>
+        <w:numPr>
+          <w:ilvl w:val="0"/>
+          <w:numId w:val="21"/>
+        </w:numPr>
+      </w:pPr>
+      <w:r>
+        <w:rPr>
+          <w:b/>
+          <w:bCs/>
+        </w:rPr>
+        <w:t>Empty Loop Bug:</w:t>
+      </w:r>
+      <w:r>
+        <w:t xml:space="preserve"> </w:t>
+      </w:r>
+      <w:proofErr w:type="gramStart"/>
+      <w:r>
+        <w:t>Semicolon ;</w:t>
+      </w:r>
+      <w:proofErr w:type="gramEnd"/>
+      <w:r>
+        <w:t xml:space="preserve"> ka </w:t>
+      </w:r>
+      <w:proofErr w:type="spellStart"/>
+      <w:r>
+        <w:t>matlab</w:t>
+      </w:r>
+      <w:proofErr w:type="spellEnd"/>
+      <w:r>
+        <w:t xml:space="preserve"> </w:t>
+      </w:r>
+      <w:proofErr w:type="spellStart"/>
+      <w:r>
+        <w:t>hota</w:t>
+      </w:r>
+      <w:proofErr w:type="spellEnd"/>
+      <w:r>
+        <w:t xml:space="preserve"> </w:t>
+      </w:r>
+      <w:proofErr w:type="spellStart"/>
+      <w:r>
+        <w:t>hai</w:t>
+      </w:r>
+      <w:proofErr w:type="spellEnd"/>
+      <w:r>
+        <w:t xml:space="preserve"> </w:t>
+      </w:r>
+      <w:r>
+        <w:rPr>
+          <w:i/>
+          <w:iCs/>
+        </w:rPr>
+        <w:t xml:space="preserve">"line </w:t>
+      </w:r>
+      <w:proofErr w:type="spellStart"/>
+      <w:r>
+        <w:rPr>
+          <w:i/>
+          <w:iCs/>
+        </w:rPr>
+        <w:t>yahi</w:t>
+      </w:r>
+      <w:proofErr w:type="spellEnd"/>
+      <w:r>
+        <w:rPr>
+          <w:i/>
+          <w:iCs/>
+        </w:rPr>
+        <w:t xml:space="preserve"> khatam"</w:t>
+      </w:r>
+      <w:r>
+        <w:t xml:space="preserve">. For loop </w:t>
+      </w:r>
+      <w:proofErr w:type="spellStart"/>
+      <w:r>
+        <w:t>ke</w:t>
+      </w:r>
+      <w:proofErr w:type="spellEnd"/>
+      <w:r>
+        <w:t xml:space="preserve"> </w:t>
+      </w:r>
+      <w:proofErr w:type="spellStart"/>
+      <w:proofErr w:type="gramStart"/>
+      <w:r>
+        <w:t>aage</w:t>
+      </w:r>
+      <w:proofErr w:type="spellEnd"/>
+      <w:r>
+        <w:t xml:space="preserve"> ;</w:t>
+      </w:r>
+      <w:proofErr w:type="gramEnd"/>
+      <w:r>
+        <w:t xml:space="preserve"> </w:t>
+      </w:r>
+      <w:proofErr w:type="spellStart"/>
+      <w:r>
+        <w:t>lagane</w:t>
+      </w:r>
+      <w:proofErr w:type="spellEnd"/>
+      <w:r>
+        <w:t xml:space="preserve"> se computer ne us loop ko ek </w:t>
+      </w:r>
+      <w:proofErr w:type="spellStart"/>
+      <w:r>
+        <w:rPr>
+          <w:b/>
+          <w:bCs/>
+        </w:rPr>
+        <w:t>khali</w:t>
+      </w:r>
+      <w:proofErr w:type="spellEnd"/>
+      <w:r>
+        <w:rPr>
+          <w:b/>
+          <w:bCs/>
+        </w:rPr>
+        <w:t xml:space="preserve"> loop (empty loop)</w:t>
+      </w:r>
+      <w:r>
+        <w:t xml:space="preserve"> </w:t>
+      </w:r>
+      <w:proofErr w:type="spellStart"/>
+      <w:r>
+        <w:t>maan</w:t>
+      </w:r>
+      <w:proofErr w:type="spellEnd"/>
+      <w:r>
+        <w:t xml:space="preserve"> </w:t>
+      </w:r>
+      <w:proofErr w:type="spellStart"/>
+      <w:r>
+        <w:t>liya</w:t>
+      </w:r>
+      <w:proofErr w:type="spellEnd"/>
+      <w:r>
+        <w:t xml:space="preserve">. Computer ne </w:t>
+      </w:r>
+      <w:proofErr w:type="spellStart"/>
+      <w:r>
+        <w:t>wahi</w:t>
+      </w:r>
+      <w:proofErr w:type="spellEnd"/>
+      <w:r>
+        <w:t xml:space="preserve"> </w:t>
+      </w:r>
+      <w:proofErr w:type="spellStart"/>
+      <w:r>
+        <w:t>ke</w:t>
+      </w:r>
+      <w:proofErr w:type="spellEnd"/>
+      <w:r>
+        <w:t xml:space="preserve"> </w:t>
+      </w:r>
+      <w:proofErr w:type="spellStart"/>
+      <w:r>
+        <w:t>wahi</w:t>
+      </w:r>
+      <w:proofErr w:type="spellEnd"/>
+      <w:r>
+        <w:t xml:space="preserve"> </w:t>
+      </w:r>
+      <w:proofErr w:type="spellStart"/>
+      <w:r>
+        <w:t>i</w:t>
+      </w:r>
+      <w:proofErr w:type="spellEnd"/>
+      <w:r>
+        <w:t xml:space="preserve"> ko 1 se </w:t>
+      </w:r>
+      <w:proofErr w:type="spellStart"/>
+      <w:r>
+        <w:t>badha</w:t>
+      </w:r>
+      <w:proofErr w:type="spellEnd"/>
+      <w:r>
+        <w:t xml:space="preserve"> </w:t>
+      </w:r>
+      <w:proofErr w:type="spellStart"/>
+      <w:r>
+        <w:t>kar</w:t>
+      </w:r>
+      <w:proofErr w:type="spellEnd"/>
+      <w:r>
+        <w:t xml:space="preserve"> 5 </w:t>
+      </w:r>
+      <w:proofErr w:type="spellStart"/>
+      <w:r>
+        <w:t>kar</w:t>
+      </w:r>
+      <w:proofErr w:type="spellEnd"/>
+      <w:r>
+        <w:t xml:space="preserve"> diya, par loop </w:t>
+      </w:r>
+      <w:proofErr w:type="spellStart"/>
+      <w:r>
+        <w:t>ke</w:t>
+      </w:r>
+      <w:proofErr w:type="spellEnd"/>
+      <w:r>
+        <w:t xml:space="preserve"> </w:t>
+      </w:r>
+      <w:proofErr w:type="spellStart"/>
+      <w:r>
+        <w:t>andar</w:t>
+      </w:r>
+      <w:proofErr w:type="spellEnd"/>
+      <w:r>
+        <w:t xml:space="preserve"> </w:t>
+      </w:r>
+      <w:proofErr w:type="spellStart"/>
+      <w:r>
+        <w:t>kuch</w:t>
+      </w:r>
+      <w:proofErr w:type="spellEnd"/>
+      <w:r>
+        <w:t xml:space="preserve"> </w:t>
+      </w:r>
+      <w:proofErr w:type="spellStart"/>
+      <w:r>
+        <w:t>chalaya</w:t>
+      </w:r>
+      <w:proofErr w:type="spellEnd"/>
+      <w:r>
+        <w:t xml:space="preserve"> hi </w:t>
+      </w:r>
+      <w:proofErr w:type="spellStart"/>
+      <w:r>
+        <w:t>nahi</w:t>
+      </w:r>
+      <w:proofErr w:type="spellEnd"/>
+      <w:r>
+        <w:t>.</w:t>
+      </w:r>
+    </w:p>
+    <w:p>
+      <w:pPr>
+        <w:numPr>
+          <w:ilvl w:val="0"/>
+          <w:numId w:val="21"/>
+        </w:numPr>
+      </w:pPr>
+      <w:r>
+        <w:rPr>
+          <w:b/>
+          <w:bCs/>
+        </w:rPr>
+        <w:t>Independent Block:</w:t>
+      </w:r>
+      <w:r>
+        <w:t xml:space="preserve"> Ab jo curly braces {} </w:t>
+      </w:r>
+      <w:proofErr w:type="spellStart"/>
+      <w:r>
+        <w:t>wala</w:t>
+      </w:r>
+      <w:proofErr w:type="spellEnd"/>
+      <w:r>
+        <w:t xml:space="preserve"> part </w:t>
+      </w:r>
+      <w:proofErr w:type="spellStart"/>
+      <w:r>
+        <w:t>hai</w:t>
+      </w:r>
+      <w:proofErr w:type="spellEnd"/>
+      <w:r>
+        <w:t xml:space="preserve">, wo loop ka </w:t>
+      </w:r>
+      <w:proofErr w:type="spellStart"/>
+      <w:r>
+        <w:t>hissa</w:t>
+      </w:r>
+      <w:proofErr w:type="spellEnd"/>
+      <w:r>
+        <w:t xml:space="preserve"> </w:t>
+      </w:r>
+      <w:proofErr w:type="spellStart"/>
+      <w:r>
+        <w:t>nahi</w:t>
+      </w:r>
+      <w:proofErr w:type="spellEnd"/>
+      <w:r>
+        <w:t xml:space="preserve"> </w:t>
+      </w:r>
+      <w:proofErr w:type="spellStart"/>
+      <w:r>
+        <w:t>raha</w:t>
+      </w:r>
+      <w:proofErr w:type="spellEnd"/>
+      <w:r>
+        <w:t xml:space="preserve">. Wo ek normal, </w:t>
+      </w:r>
+      <w:proofErr w:type="spellStart"/>
+      <w:r>
+        <w:t>azaad</w:t>
+      </w:r>
+      <w:proofErr w:type="spellEnd"/>
+      <w:r>
+        <w:t xml:space="preserve"> block ban </w:t>
+      </w:r>
+      <w:proofErr w:type="spellStart"/>
+      <w:r>
+        <w:t>gaya</w:t>
+      </w:r>
+      <w:proofErr w:type="spellEnd"/>
+      <w:r>
+        <w:t xml:space="preserve"> jo loop khatam hone </w:t>
+      </w:r>
+      <w:proofErr w:type="spellStart"/>
+      <w:r>
+        <w:t>ke</w:t>
+      </w:r>
+      <w:proofErr w:type="spellEnd"/>
+      <w:r>
+        <w:t xml:space="preserve"> </w:t>
+      </w:r>
+      <w:proofErr w:type="spellStart"/>
+      <w:r>
+        <w:t>baad</w:t>
+      </w:r>
+      <w:proofErr w:type="spellEnd"/>
+      <w:r>
+        <w:t xml:space="preserve"> </w:t>
+      </w:r>
+      <w:proofErr w:type="spellStart"/>
+      <w:r>
+        <w:rPr>
+          <w:b/>
+          <w:bCs/>
+        </w:rPr>
+        <w:t>sirf</w:t>
+      </w:r>
+      <w:proofErr w:type="spellEnd"/>
+      <w:r>
+        <w:rPr>
+          <w:b/>
+          <w:bCs/>
+        </w:rPr>
+        <w:t xml:space="preserve"> 1 </w:t>
+      </w:r>
+      <w:proofErr w:type="spellStart"/>
+      <w:r>
+        <w:rPr>
+          <w:b/>
+          <w:bCs/>
+        </w:rPr>
+        <w:t>baar</w:t>
+      </w:r>
+      <w:proofErr w:type="spellEnd"/>
+      <w:r>
+        <w:t xml:space="preserve"> </w:t>
+      </w:r>
+      <w:proofErr w:type="spellStart"/>
+      <w:r>
+        <w:t>chalega</w:t>
+      </w:r>
+      <w:proofErr w:type="spellEnd"/>
+      <w:r>
+        <w:t>.</w:t>
+      </w:r>
+    </w:p>
+    <w:p>
+      <w:pPr>
+        <w:numPr>
+          <w:ilvl w:val="0"/>
+          <w:numId w:val="21"/>
+        </w:numPr>
+      </w:pPr>
+      <w:r>
+        <w:rPr>
+          <w:b/>
+          <w:bCs/>
+        </w:rPr>
+        <w:t xml:space="preserve">Output Kya </w:t>
+      </w:r>
+      <w:proofErr w:type="spellStart"/>
+      <w:r>
+        <w:rPr>
+          <w:b/>
+          <w:bCs/>
+        </w:rPr>
+        <w:t>Aayega</w:t>
+      </w:r>
+      <w:proofErr w:type="spellEnd"/>
+      <w:r>
+        <w:rPr>
+          <w:b/>
+          <w:bCs/>
+        </w:rPr>
+        <w:t>?</w:t>
+      </w:r>
+    </w:p>
+    <w:p>
+      <w:pPr>
+        <w:numPr>
+          <w:ilvl w:val="1"/>
+          <w:numId w:val="21"/>
+        </w:numPr>
+      </w:pPr>
+      <w:r>
+        <w:t xml:space="preserve">Loop ne bahar wale </w:t>
+      </w:r>
+      <w:proofErr w:type="spellStart"/>
+      <w:r>
+        <w:t>i</w:t>
+      </w:r>
+      <w:proofErr w:type="spellEnd"/>
+      <w:r>
+        <w:t xml:space="preserve"> ko </w:t>
+      </w:r>
+      <w:proofErr w:type="spellStart"/>
+      <w:r>
+        <w:t>badha</w:t>
+      </w:r>
+      <w:proofErr w:type="spellEnd"/>
+      <w:r>
+        <w:t xml:space="preserve"> </w:t>
+      </w:r>
+      <w:proofErr w:type="spellStart"/>
+      <w:r>
+        <w:t>kar</w:t>
+      </w:r>
+      <w:proofErr w:type="spellEnd"/>
+      <w:r>
+        <w:t xml:space="preserve"> 5 </w:t>
+      </w:r>
+      <w:proofErr w:type="spellStart"/>
+      <w:r>
+        <w:t>kar</w:t>
+      </w:r>
+      <w:proofErr w:type="spellEnd"/>
+      <w:r>
+        <w:t xml:space="preserve"> diya </w:t>
+      </w:r>
+      <w:proofErr w:type="spellStart"/>
+      <w:r>
+        <w:t>tha</w:t>
+      </w:r>
+      <w:proofErr w:type="spellEnd"/>
+      <w:r>
+        <w:t xml:space="preserve"> (</w:t>
+      </w:r>
+      <m:oMath>
+        <m:r>
+          <w:rPr>
+            <w:rFonts w:ascii="Cambria Math" w:hAnsi="Cambria Math"/>
+          </w:rPr>
+          <m:t>i</m:t>
+        </m:r>
+      </m:oMath>
+      <w:r>
+        <w:t xml:space="preserve"> tab tak badha jab tak condition </w:t>
+      </w:r>
+      <m:oMath>
+        <m:r>
+          <w:rPr>
+            <w:rFonts w:ascii="Cambria Math" w:hAnsi="Cambria Math"/>
+          </w:rPr>
+          <m:t>i≤4</m:t>
+        </m:r>
+      </m:oMath>
+      <w:r>
+        <w:t xml:space="preserve"> false nahi ho gayi, yani </w:t>
+      </w:r>
+      <m:oMath>
+        <m:r>
+          <w:rPr>
+            <w:rFonts w:ascii="Cambria Math" w:hAnsi="Cambria Math"/>
+          </w:rPr>
+          <m:t>5</m:t>
+        </m:r>
+      </m:oMath>
+      <w:r>
+        <w:t>).</w:t>
+      </w:r>
+    </w:p>
+    <w:p>
+      <w:pPr>
+        <w:numPr>
+          <w:ilvl w:val="1"/>
+          <w:numId w:val="21"/>
+        </w:numPr>
+      </w:pPr>
+      <w:r>
+        <w:t xml:space="preserve">Curly braces </w:t>
+      </w:r>
+      <w:proofErr w:type="spellStart"/>
+      <w:r>
+        <w:t>ke</w:t>
+      </w:r>
+      <w:proofErr w:type="spellEnd"/>
+      <w:r>
+        <w:t xml:space="preserve"> </w:t>
+      </w:r>
+      <w:proofErr w:type="spellStart"/>
+      <w:r>
+        <w:t>andar</w:t>
+      </w:r>
+      <w:proofErr w:type="spellEnd"/>
+      <w:r>
+        <w:t xml:space="preserve"> </w:t>
+      </w:r>
+      <w:proofErr w:type="spellStart"/>
+      <w:r>
+        <w:t>Striver</w:t>
+      </w:r>
+      <w:proofErr w:type="spellEnd"/>
+      <w:r>
+        <w:t xml:space="preserve"> 5 </w:t>
+      </w:r>
+      <w:proofErr w:type="spellStart"/>
+      <w:r>
+        <w:t>sirf</w:t>
+      </w:r>
+      <w:proofErr w:type="spellEnd"/>
+      <w:r>
+        <w:t xml:space="preserve"> ek </w:t>
+      </w:r>
+      <w:proofErr w:type="spellStart"/>
+      <w:r>
+        <w:t>baar</w:t>
+      </w:r>
+      <w:proofErr w:type="spellEnd"/>
+      <w:r>
+        <w:t xml:space="preserve"> print </w:t>
+      </w:r>
+      <w:proofErr w:type="spellStart"/>
+      <w:r>
+        <w:t>hoga</w:t>
+      </w:r>
+      <w:proofErr w:type="spellEnd"/>
+      <w:r>
+        <w:t>.</w:t>
+      </w:r>
+    </w:p>
+    <w:p>
+      <w:pPr>
+        <w:numPr>
+          <w:ilvl w:val="1"/>
+          <w:numId w:val="21"/>
+        </w:numPr>
+      </w:pPr>
+      <w:r>
+        <w:t xml:space="preserve">Aur </w:t>
+      </w:r>
+      <w:proofErr w:type="spellStart"/>
+      <w:r>
+        <w:t>aakhri</w:t>
+      </w:r>
+      <w:proofErr w:type="spellEnd"/>
+      <w:r>
+        <w:t xml:space="preserve"> </w:t>
+      </w:r>
+      <w:proofErr w:type="spellStart"/>
+      <w:r>
+        <w:t>cout</w:t>
+      </w:r>
+      <w:proofErr w:type="spellEnd"/>
+      <w:r>
+        <w:t xml:space="preserve"> &lt;&lt; </w:t>
+      </w:r>
+      <w:proofErr w:type="spellStart"/>
+      <w:r>
+        <w:t>i</w:t>
+      </w:r>
+      <w:proofErr w:type="spellEnd"/>
+      <w:r>
+        <w:t xml:space="preserve">; </w:t>
+      </w:r>
+      <w:proofErr w:type="spellStart"/>
+      <w:r>
+        <w:t>bhi</w:t>
+      </w:r>
+      <w:proofErr w:type="spellEnd"/>
+      <w:r>
+        <w:t xml:space="preserve"> 5 print </w:t>
+      </w:r>
+      <w:proofErr w:type="spellStart"/>
+      <w:r>
+        <w:t>karega</w:t>
+      </w:r>
+      <w:proofErr w:type="spellEnd"/>
+      <w:r>
+        <w:t xml:space="preserve">. Garbage value </w:t>
+      </w:r>
+      <w:proofErr w:type="spellStart"/>
+      <w:r>
+        <w:t>nahi</w:t>
+      </w:r>
+      <w:proofErr w:type="spellEnd"/>
+      <w:r>
+        <w:t xml:space="preserve"> </w:t>
+      </w:r>
+      <w:proofErr w:type="spellStart"/>
+      <w:r>
+        <w:t>aayegi</w:t>
+      </w:r>
+      <w:proofErr w:type="spellEnd"/>
+      <w:r>
+        <w:t xml:space="preserve"> </w:t>
+      </w:r>
+      <w:proofErr w:type="spellStart"/>
+      <w:r>
+        <w:t>kyunki</w:t>
+      </w:r>
+      <w:proofErr w:type="spellEnd"/>
+      <w:r>
+        <w:t xml:space="preserve"> loop ne bahar wale </w:t>
+      </w:r>
+      <w:proofErr w:type="spellStart"/>
+      <w:r>
+        <w:t>i</w:t>
+      </w:r>
+      <w:proofErr w:type="spellEnd"/>
+      <w:r>
+        <w:t xml:space="preserve"> ko update </w:t>
+      </w:r>
+      <w:proofErr w:type="spellStart"/>
+      <w:r>
+        <w:t>kar</w:t>
+      </w:r>
+      <w:proofErr w:type="spellEnd"/>
+      <w:r>
+        <w:t xml:space="preserve"> diya </w:t>
+      </w:r>
+      <w:proofErr w:type="spellStart"/>
+      <w:r>
+        <w:t>tha</w:t>
+      </w:r>
+      <w:proofErr w:type="spellEnd"/>
+      <w:r>
+        <w:t>.</w:t>
+      </w:r>
+    </w:p>
+    <w:p>
+      <w:pPr>
+        <w:rPr>
+          <w:b/>
+          <w:bCs/>
+        </w:rPr>
+      </w:pPr>
+      <w:r>
+        <w:rPr>
+          <w:rFonts w:ascii="Segoe UI Emoji" w:hAnsi="Segoe UI Emoji" w:cs="Segoe UI Emoji"/>
+          <w:b/>
+          <w:bCs/>
+        </w:rPr>
+        <w:t>🔍</w:t>
+      </w:r>
+      <w:r>
+        <w:rPr>
+          <w:b/>
+          <w:bCs/>
+        </w:rPr>
+        <w:t xml:space="preserve"> Case 3: Semicolon + Scope Mix (Sabse </w:t>
+      </w:r>
+      <w:proofErr w:type="spellStart"/>
+      <w:r>
+        <w:rPr>
+          <w:b/>
+          <w:bCs/>
+        </w:rPr>
+        <w:t>Khatarnak</w:t>
+      </w:r>
+      <w:proofErr w:type="spellEnd"/>
+      <w:r>
+        <w:rPr>
+          <w:b/>
+          <w:bCs/>
+        </w:rPr>
+        <w:t xml:space="preserve"> Combination)</w:t>
+      </w:r>
+    </w:p>
+    <w:p>
+      <w:pPr>
+        <w:rPr>
+          <w:b/>
+          <w:bCs/>
+        </w:rPr>
+      </w:pPr>
+      <w:r>
+        <w:drawing>
+          <wp:inline distT="0" distB="0" distL="0" distR="0" wp14:anchorId="6AB3CFBC" wp14:editId="614E3885">
+            <wp:extent cx="5791200" cy="1363937"/>
+            <wp:effectExtent l="0" t="0" r="0" b="8255"/>
+            <wp:docPr id="21194520" name="Picture 1"/>
+            <wp:cNvGraphicFramePr>
+              <a:graphicFrameLocks xmlns:a="http://schemas.openxmlformats.org/drawingml/2006/main" noChangeAspect="1"/>
+            </wp:cNvGraphicFramePr>
+            <a:graphic xmlns:a="http://schemas.openxmlformats.org/drawingml/2006/main">
+              <a:graphicData uri="http://schemas.openxmlformats.org/drawingml/2006/picture">
+                <pic:pic xmlns:pic="http://schemas.openxmlformats.org/drawingml/2006/picture">
+                  <pic:nvPicPr>
+                    <pic:cNvPr id="21194520" name=""/>
+                    <pic:cNvPicPr/>
+                  </pic:nvPicPr>
+                  <pic:blipFill rotWithShape="1">
+                    <a:blip r:embed="rId10"/>
+                    <a:srcRect l="-28" t="13336" r="28" b="15152"/>
+                    <a:stretch>
+                      <a:fillRect/>
+                    </a:stretch>
+                  </pic:blipFill>
+                  <pic:spPr bwMode="auto">
+                    <a:xfrm>
+                      <a:off x="0" y="0"/>
+                      <a:ext cx="5810447" cy="1368470"/>
+                    </a:xfrm>
+                    <a:prstGeom prst="rect">
+                      <a:avLst/>
+                    </a:prstGeom>
+                    <a:ln>
+                      <a:noFill/>
+                    </a:ln>
+                    <a:extLst>
+                      <a:ext uri="{53640926-AAD7-44D8-BBD7-CCE9431645EC}">
+                        <a14:shadowObscured xmlns:a14="http://schemas.microsoft.com/office/drawing/2010/main"/>
+                      </a:ext>
+                    </a:extLst>
+                  </pic:spPr>
+                </pic:pic>
+              </a:graphicData>
+            </a:graphic>
+          </wp:inline>
+        </w:drawing>
+      </w:r>
+    </w:p>
+    <w:p>
+      <w:pPr>
+        <w:rPr>
+          <w:b/>
+          <w:bCs/>
+        </w:rPr>
+      </w:pPr>
+      <w:r>
+        <w:rPr>
+          <w:rFonts w:ascii="Segoe UI Emoji" w:hAnsi="Segoe UI Emoji" w:cs="Segoe UI Emoji"/>
+          <w:b/>
+          <w:bCs/>
+        </w:rPr>
+        <w:t>🧠</w:t>
+      </w:r>
+      <w:r>
+        <w:rPr>
+          <w:b/>
+          <w:bCs/>
+        </w:rPr>
+        <w:t xml:space="preserve"> Logic Breakdown:</w:t>
+      </w:r>
+    </w:p>
+    <w:p>
+      <w:proofErr w:type="spellStart"/>
+      <w:r>
+        <w:t>Aapne</w:t>
+      </w:r>
+      <w:proofErr w:type="spellEnd"/>
+      <w:r>
+        <w:t xml:space="preserve"> jo analysis </w:t>
+      </w:r>
+      <w:proofErr w:type="spellStart"/>
+      <w:r>
+        <w:t>kiya</w:t>
+      </w:r>
+      <w:proofErr w:type="spellEnd"/>
+      <w:r>
+        <w:t xml:space="preserve"> wo </w:t>
+      </w:r>
+      <w:proofErr w:type="spellStart"/>
+      <w:r>
+        <w:t>bohot</w:t>
+      </w:r>
+      <w:proofErr w:type="spellEnd"/>
+      <w:r>
+        <w:t xml:space="preserve"> </w:t>
+      </w:r>
+      <w:proofErr w:type="spellStart"/>
+      <w:r>
+        <w:t>badhiya</w:t>
+      </w:r>
+      <w:proofErr w:type="spellEnd"/>
+      <w:r>
+        <w:t xml:space="preserve"> </w:t>
+      </w:r>
+      <w:proofErr w:type="spellStart"/>
+      <w:r>
+        <w:t>tha</w:t>
+      </w:r>
+      <w:proofErr w:type="spellEnd"/>
+      <w:r>
+        <w:t xml:space="preserve">, par </w:t>
+      </w:r>
+      <w:proofErr w:type="spellStart"/>
+      <w:r>
+        <w:t>yahan</w:t>
+      </w:r>
+      <w:proofErr w:type="spellEnd"/>
+      <w:r>
+        <w:t xml:space="preserve"> C++ ka ek </w:t>
+      </w:r>
+      <w:proofErr w:type="spellStart"/>
+      <w:r>
+        <w:t>chota</w:t>
+      </w:r>
+      <w:proofErr w:type="spellEnd"/>
+      <w:r>
+        <w:t xml:space="preserve"> </w:t>
+      </w:r>
+      <w:proofErr w:type="spellStart"/>
+      <w:r>
+        <w:t>sa</w:t>
+      </w:r>
+      <w:proofErr w:type="spellEnd"/>
+      <w:r>
+        <w:t xml:space="preserve"> hidden catch </w:t>
+      </w:r>
+      <w:proofErr w:type="spellStart"/>
+      <w:r>
+        <w:t>hai</w:t>
+      </w:r>
+      <w:proofErr w:type="spellEnd"/>
+      <w:r>
+        <w:t xml:space="preserve"> jo </w:t>
+      </w:r>
+      <w:proofErr w:type="spellStart"/>
+      <w:r>
+        <w:t>aapko</w:t>
+      </w:r>
+      <w:proofErr w:type="spellEnd"/>
+      <w:r>
+        <w:t xml:space="preserve"> </w:t>
+      </w:r>
+      <w:proofErr w:type="spellStart"/>
+      <w:r>
+        <w:t>samajhna</w:t>
+      </w:r>
+      <w:proofErr w:type="spellEnd"/>
+      <w:r>
+        <w:t xml:space="preserve"> </w:t>
+      </w:r>
+      <w:proofErr w:type="spellStart"/>
+      <w:r>
+        <w:t>zaroori</w:t>
+      </w:r>
+      <w:proofErr w:type="spellEnd"/>
+      <w:r>
+        <w:t xml:space="preserve"> </w:t>
+      </w:r>
+      <w:proofErr w:type="spellStart"/>
+      <w:r>
+        <w:t>hai</w:t>
+      </w:r>
+      <w:proofErr w:type="spellEnd"/>
+      <w:r>
+        <w:t>:</w:t>
+      </w:r>
+    </w:p>
+    <w:p>
+      <w:pPr>
+        <w:numPr>
+          <w:ilvl w:val="0"/>
+          <w:numId w:val="22"/>
+        </w:numPr>
+      </w:pPr>
+      <w:r>
+        <w:rPr>
+          <w:b/>
+          <w:bCs/>
+        </w:rPr>
+        <w:lastRenderedPageBreak/>
+        <w:t xml:space="preserve">Andar wale </w:t>
+      </w:r>
+      <w:proofErr w:type="spellStart"/>
+      <w:r>
+        <w:rPr>
+          <w:b/>
+          <w:bCs/>
+        </w:rPr>
+        <w:t>i</w:t>
+      </w:r>
+      <w:proofErr w:type="spellEnd"/>
+      <w:r>
+        <w:rPr>
+          <w:b/>
+          <w:bCs/>
+        </w:rPr>
+        <w:t xml:space="preserve"> ki </w:t>
+      </w:r>
+      <w:proofErr w:type="spellStart"/>
+      <w:r>
+        <w:rPr>
+          <w:b/>
+          <w:bCs/>
+        </w:rPr>
+        <w:t>maut</w:t>
+      </w:r>
+      <w:proofErr w:type="spellEnd"/>
+      <w:r>
+        <w:rPr>
+          <w:b/>
+          <w:bCs/>
+        </w:rPr>
+        <w:t>:</w:t>
+      </w:r>
+      <w:r>
+        <w:t xml:space="preserve"> for (int </w:t>
+      </w:r>
+      <w:proofErr w:type="spellStart"/>
+      <w:r>
+        <w:t>i</w:t>
+      </w:r>
+      <w:proofErr w:type="spellEnd"/>
+      <w:r>
+        <w:t xml:space="preserve"> = 1; </w:t>
+      </w:r>
+      <w:proofErr w:type="spellStart"/>
+      <w:r>
+        <w:t>i</w:t>
+      </w:r>
+      <w:proofErr w:type="spellEnd"/>
+      <w:r>
+        <w:t xml:space="preserve"> &lt;= 4; </w:t>
+      </w:r>
+      <w:proofErr w:type="spellStart"/>
+      <w:r>
+        <w:t>i</w:t>
+      </w:r>
+      <w:proofErr w:type="spellEnd"/>
+      <w:r>
+        <w:t xml:space="preserve">++); me loop </w:t>
+      </w:r>
+      <w:proofErr w:type="spellStart"/>
+      <w:r>
+        <w:t>wahi</w:t>
+      </w:r>
+      <w:proofErr w:type="spellEnd"/>
+      <w:r>
+        <w:t xml:space="preserve"> khatam </w:t>
+      </w:r>
+      <w:proofErr w:type="spellStart"/>
+      <w:r>
+        <w:t>ho</w:t>
+      </w:r>
+      <w:proofErr w:type="spellEnd"/>
+      <w:r>
+        <w:t xml:space="preserve"> </w:t>
+      </w:r>
+      <w:proofErr w:type="spellStart"/>
+      <w:r>
+        <w:t>gaya</w:t>
+      </w:r>
+      <w:proofErr w:type="spellEnd"/>
+      <w:r>
+        <w:t xml:space="preserve">. Toh loop </w:t>
+      </w:r>
+      <w:proofErr w:type="spellStart"/>
+      <w:r>
+        <w:t>ke</w:t>
+      </w:r>
+      <w:proofErr w:type="spellEnd"/>
+      <w:r>
+        <w:t xml:space="preserve"> </w:t>
+      </w:r>
+      <w:proofErr w:type="spellStart"/>
+      <w:r>
+        <w:t>andar</w:t>
+      </w:r>
+      <w:proofErr w:type="spellEnd"/>
+      <w:r>
+        <w:t xml:space="preserve"> jo int </w:t>
+      </w:r>
+      <w:proofErr w:type="spellStart"/>
+      <w:r>
+        <w:t>i</w:t>
+      </w:r>
+      <w:proofErr w:type="spellEnd"/>
+      <w:r>
+        <w:t xml:space="preserve"> </w:t>
+      </w:r>
+      <w:proofErr w:type="spellStart"/>
+      <w:r>
+        <w:t>paida</w:t>
+      </w:r>
+      <w:proofErr w:type="spellEnd"/>
+      <w:r>
+        <w:t xml:space="preserve"> </w:t>
+      </w:r>
+      <w:proofErr w:type="spellStart"/>
+      <w:r>
+        <w:t>hua</w:t>
+      </w:r>
+      <w:proofErr w:type="spellEnd"/>
+      <w:r>
+        <w:t xml:space="preserve"> </w:t>
+      </w:r>
+      <w:proofErr w:type="spellStart"/>
+      <w:r>
+        <w:t>tha</w:t>
+      </w:r>
+      <w:proofErr w:type="spellEnd"/>
+      <w:r>
+        <w:t xml:space="preserve">, wo </w:t>
+      </w:r>
+      <w:proofErr w:type="spellStart"/>
+      <w:r>
+        <w:rPr>
+          <w:b/>
+          <w:bCs/>
+        </w:rPr>
+        <w:t>usi</w:t>
+      </w:r>
+      <w:proofErr w:type="spellEnd"/>
+      <w:r>
+        <w:rPr>
+          <w:b/>
+          <w:bCs/>
+        </w:rPr>
+        <w:t xml:space="preserve"> semicolon par hi khatam (destroy)</w:t>
+      </w:r>
+      <w:r>
+        <w:t xml:space="preserve"> </w:t>
+      </w:r>
+      <w:proofErr w:type="spellStart"/>
+      <w:r>
+        <w:t>ho</w:t>
+      </w:r>
+      <w:proofErr w:type="spellEnd"/>
+      <w:r>
+        <w:t xml:space="preserve"> </w:t>
+      </w:r>
+      <w:proofErr w:type="spellStart"/>
+      <w:r>
+        <w:t>gaya</w:t>
+      </w:r>
+      <w:proofErr w:type="spellEnd"/>
+      <w:r>
+        <w:t>.</w:t>
+      </w:r>
+    </w:p>
+    <w:p>
+      <w:pPr>
+        <w:numPr>
+          <w:ilvl w:val="0"/>
+          <w:numId w:val="22"/>
+        </w:numPr>
+      </w:pPr>
+      <w:r>
+        <w:rPr>
+          <w:b/>
+          <w:bCs/>
+        </w:rPr>
+        <w:t xml:space="preserve">Block </w:t>
+      </w:r>
+      <w:proofErr w:type="spellStart"/>
+      <w:r>
+        <w:rPr>
+          <w:b/>
+          <w:bCs/>
+        </w:rPr>
+        <w:t>ke</w:t>
+      </w:r>
+      <w:proofErr w:type="spellEnd"/>
+      <w:r>
+        <w:rPr>
+          <w:b/>
+          <w:bCs/>
+        </w:rPr>
+        <w:t xml:space="preserve"> </w:t>
+      </w:r>
+      <w:proofErr w:type="spellStart"/>
+      <w:r>
+        <w:rPr>
+          <w:b/>
+          <w:bCs/>
+        </w:rPr>
+        <w:t>andar</w:t>
+      </w:r>
+      <w:proofErr w:type="spellEnd"/>
+      <w:r>
+        <w:rPr>
+          <w:b/>
+          <w:bCs/>
+        </w:rPr>
+        <w:t xml:space="preserve"> ka </w:t>
+      </w:r>
+      <w:proofErr w:type="spellStart"/>
+      <w:r>
+        <w:rPr>
+          <w:b/>
+          <w:bCs/>
+        </w:rPr>
+        <w:t>sach</w:t>
+      </w:r>
+      <w:proofErr w:type="spellEnd"/>
+      <w:r>
+        <w:rPr>
+          <w:b/>
+          <w:bCs/>
+        </w:rPr>
+        <w:t>:</w:t>
+      </w:r>
+      <w:r>
+        <w:t xml:space="preserve"> Ab jab computer niche wale curly braces {} me </w:t>
+      </w:r>
+      <w:proofErr w:type="spellStart"/>
+      <w:r>
+        <w:t>aayega</w:t>
+      </w:r>
+      <w:proofErr w:type="spellEnd"/>
+      <w:r>
+        <w:t xml:space="preserve">, </w:t>
+      </w:r>
+      <w:proofErr w:type="spellStart"/>
+      <w:r>
+        <w:t>toh</w:t>
+      </w:r>
+      <w:proofErr w:type="spellEnd"/>
+      <w:r>
+        <w:t xml:space="preserve"> use loop wale </w:t>
+      </w:r>
+      <w:proofErr w:type="spellStart"/>
+      <w:r>
+        <w:t>i</w:t>
+      </w:r>
+      <w:proofErr w:type="spellEnd"/>
+      <w:r>
+        <w:t xml:space="preserve"> ka koi </w:t>
+      </w:r>
+      <w:proofErr w:type="spellStart"/>
+      <w:r>
+        <w:t>namo-nishan</w:t>
+      </w:r>
+      <w:proofErr w:type="spellEnd"/>
+      <w:r>
+        <w:t xml:space="preserve"> </w:t>
+      </w:r>
+      <w:proofErr w:type="spellStart"/>
+      <w:r>
+        <w:t>nahi</w:t>
+      </w:r>
+      <w:proofErr w:type="spellEnd"/>
+      <w:r>
+        <w:t xml:space="preserve"> </w:t>
+      </w:r>
+      <w:proofErr w:type="spellStart"/>
+      <w:r>
+        <w:t>milega</w:t>
+      </w:r>
+      <w:proofErr w:type="spellEnd"/>
+      <w:r>
+        <w:t xml:space="preserve">. </w:t>
+      </w:r>
+      <w:proofErr w:type="spellStart"/>
+      <w:r>
+        <w:t>Isliye</w:t>
+      </w:r>
+      <w:proofErr w:type="spellEnd"/>
+      <w:r>
+        <w:t xml:space="preserve">, wo </w:t>
+      </w:r>
+      <w:proofErr w:type="spellStart"/>
+      <w:r>
+        <w:t>majbooran</w:t>
+      </w:r>
+      <w:proofErr w:type="spellEnd"/>
+      <w:r>
+        <w:t xml:space="preserve"> </w:t>
+      </w:r>
+      <w:r>
+        <w:rPr>
+          <w:b/>
+          <w:bCs/>
+        </w:rPr>
+        <w:t xml:space="preserve">bahar wale </w:t>
+      </w:r>
+      <w:proofErr w:type="spellStart"/>
+      <w:r>
+        <w:rPr>
+          <w:b/>
+          <w:bCs/>
+        </w:rPr>
+        <w:t>i</w:t>
+      </w:r>
+      <w:proofErr w:type="spellEnd"/>
+      <w:r>
+        <w:t xml:space="preserve"> (locally/globally declared) ko </w:t>
+      </w:r>
+      <w:proofErr w:type="spellStart"/>
+      <w:r>
+        <w:t>pakdega</w:t>
+      </w:r>
+      <w:proofErr w:type="spellEnd"/>
+      <w:r>
+        <w:t>.</w:t>
+      </w:r>
+    </w:p>
+    <w:p>
+      <w:pPr>
+        <w:numPr>
+          <w:ilvl w:val="0"/>
+          <w:numId w:val="22"/>
+        </w:numPr>
+      </w:pPr>
+      <w:r>
+        <w:rPr>
+          <w:b/>
+          <w:bCs/>
+        </w:rPr>
+        <w:t xml:space="preserve">Output Kya </w:t>
+      </w:r>
+      <w:proofErr w:type="spellStart"/>
+      <w:r>
+        <w:rPr>
+          <w:b/>
+          <w:bCs/>
+        </w:rPr>
+        <w:t>Aayega</w:t>
+      </w:r>
+      <w:proofErr w:type="spellEnd"/>
+      <w:r>
+        <w:rPr>
+          <w:b/>
+          <w:bCs/>
+        </w:rPr>
+        <w:t>?</w:t>
+      </w:r>
+    </w:p>
+    <w:p>
+      <w:pPr>
+        <w:numPr>
+          <w:ilvl w:val="1"/>
+          <w:numId w:val="22"/>
+        </w:numPr>
+      </w:pPr>
+      <w:proofErr w:type="spellStart"/>
+      <w:r>
+        <w:t>Chunki</w:t>
+      </w:r>
+      <w:proofErr w:type="spellEnd"/>
+      <w:r>
+        <w:t xml:space="preserve"> curly braces </w:t>
+      </w:r>
+      <w:proofErr w:type="spellStart"/>
+      <w:r>
+        <w:t>wala</w:t>
+      </w:r>
+      <w:proofErr w:type="spellEnd"/>
+      <w:r>
+        <w:t xml:space="preserve"> block loop wale </w:t>
+      </w:r>
+      <w:proofErr w:type="spellStart"/>
+      <w:r>
+        <w:t>i</w:t>
+      </w:r>
+      <w:proofErr w:type="spellEnd"/>
+      <w:r>
+        <w:t xml:space="preserve"> ko </w:t>
+      </w:r>
+      <w:proofErr w:type="spellStart"/>
+      <w:r>
+        <w:t>nahi</w:t>
+      </w:r>
+      <w:proofErr w:type="spellEnd"/>
+      <w:r>
+        <w:t xml:space="preserve"> </w:t>
+      </w:r>
+      <w:proofErr w:type="spellStart"/>
+      <w:r>
+        <w:t>jaanta</w:t>
+      </w:r>
+      <w:proofErr w:type="spellEnd"/>
+      <w:r>
+        <w:t xml:space="preserve">, wo bahar wale </w:t>
+      </w:r>
+      <w:proofErr w:type="spellStart"/>
+      <w:r>
+        <w:t>i</w:t>
+      </w:r>
+      <w:proofErr w:type="spellEnd"/>
+      <w:r>
+        <w:t xml:space="preserve"> ki value </w:t>
+      </w:r>
+      <w:proofErr w:type="spellStart"/>
+      <w:r>
+        <w:t>uthayega</w:t>
+      </w:r>
+      <w:proofErr w:type="spellEnd"/>
+      <w:r>
+        <w:t>.</w:t>
+      </w:r>
+    </w:p>
+    <w:p>
+      <w:pPr>
+        <w:numPr>
+          <w:ilvl w:val="1"/>
+          <w:numId w:val="22"/>
+        </w:numPr>
+      </w:pPr>
+      <w:r>
+        <w:t xml:space="preserve">Bahar wale </w:t>
+      </w:r>
+      <w:proofErr w:type="spellStart"/>
+      <w:r>
+        <w:t>i</w:t>
+      </w:r>
+      <w:proofErr w:type="spellEnd"/>
+      <w:r>
+        <w:t xml:space="preserve"> me garbage value </w:t>
+      </w:r>
+      <w:proofErr w:type="spellStart"/>
+      <w:r>
+        <w:t>hai</w:t>
+      </w:r>
+      <w:proofErr w:type="spellEnd"/>
+      <w:r>
+        <w:t xml:space="preserve">, </w:t>
+      </w:r>
+      <w:proofErr w:type="spellStart"/>
+      <w:r>
+        <w:t>toh</w:t>
+      </w:r>
+      <w:proofErr w:type="spellEnd"/>
+      <w:r>
+        <w:t xml:space="preserve"> </w:t>
+      </w:r>
+      <w:proofErr w:type="spellStart"/>
+      <w:r>
+        <w:t>Striver</w:t>
+      </w:r>
+      <w:proofErr w:type="spellEnd"/>
+      <w:r>
+        <w:t xml:space="preserve"> [</w:t>
+      </w:r>
+      <w:proofErr w:type="spellStart"/>
+      <w:r>
+        <w:t>Garbage_Value</w:t>
+      </w:r>
+      <w:proofErr w:type="spellEnd"/>
+      <w:r>
+        <w:t xml:space="preserve">] print </w:t>
+      </w:r>
+      <w:proofErr w:type="spellStart"/>
+      <w:r>
+        <w:t>hoga</w:t>
+      </w:r>
+      <w:proofErr w:type="spellEnd"/>
+      <w:r>
+        <w:t>.</w:t>
+      </w:r>
+    </w:p>
+    <w:p>
+      <w:pPr>
+        <w:numPr>
+          <w:ilvl w:val="1"/>
+          <w:numId w:val="22"/>
+        </w:numPr>
+      </w:pPr>
+      <w:proofErr w:type="spellStart"/>
+      <w:r>
+        <w:t>Aakhri</w:t>
+      </w:r>
+      <w:proofErr w:type="spellEnd"/>
+      <w:r>
+        <w:t xml:space="preserve"> line me </w:t>
+      </w:r>
+      <w:proofErr w:type="spellStart"/>
+      <w:r>
+        <w:t>bhi</w:t>
+      </w:r>
+      <w:proofErr w:type="spellEnd"/>
+      <w:r>
+        <w:t xml:space="preserve"> bahar </w:t>
+      </w:r>
+      <w:proofErr w:type="spellStart"/>
+      <w:r>
+        <w:t>wala</w:t>
+      </w:r>
+      <w:proofErr w:type="spellEnd"/>
+      <w:r>
+        <w:t xml:space="preserve"> </w:t>
+      </w:r>
+      <w:proofErr w:type="spellStart"/>
+      <w:r>
+        <w:t>i</w:t>
+      </w:r>
+      <w:proofErr w:type="spellEnd"/>
+      <w:r>
+        <w:t xml:space="preserve"> print </w:t>
+      </w:r>
+      <w:proofErr w:type="spellStart"/>
+      <w:r>
+        <w:t>hoga</w:t>
+      </w:r>
+      <w:proofErr w:type="spellEnd"/>
+      <w:r>
+        <w:t xml:space="preserve">, </w:t>
+      </w:r>
+      <w:proofErr w:type="spellStart"/>
+      <w:r>
+        <w:t>toh</w:t>
+      </w:r>
+      <w:proofErr w:type="spellEnd"/>
+      <w:r>
+        <w:t xml:space="preserve"> </w:t>
+      </w:r>
+      <w:proofErr w:type="spellStart"/>
+      <w:r>
+        <w:t>wahan</w:t>
+      </w:r>
+      <w:proofErr w:type="spellEnd"/>
+      <w:r>
+        <w:t xml:space="preserve"> </w:t>
+      </w:r>
+      <w:proofErr w:type="spellStart"/>
+      <w:r>
+        <w:t>bhi</w:t>
+      </w:r>
+      <w:proofErr w:type="spellEnd"/>
+      <w:r>
+        <w:t xml:space="preserve"> </w:t>
+      </w:r>
+      <w:r>
+        <w:rPr>
+          <w:b/>
+          <w:bCs/>
+        </w:rPr>
+        <w:t>Garbage Value</w:t>
+      </w:r>
+      <w:r>
+        <w:t xml:space="preserve"> </w:t>
+      </w:r>
+      <w:proofErr w:type="spellStart"/>
+      <w:r>
+        <w:t>aayegi</w:t>
+      </w:r>
+      <w:proofErr w:type="spellEnd"/>
+      <w:r>
+        <w:t>.</w:t>
+      </w:r>
+    </w:p>
+    <w:p>
+      <w:pPr>
+        <w:rPr>
+          <w:b/>
+          <w:bCs/>
+        </w:rPr>
+      </w:pPr>
+      <w:r>
+        <w:rPr>
+          <w:rFonts w:ascii="Segoe UI Emoji" w:hAnsi="Segoe UI Emoji" w:cs="Segoe UI Emoji"/>
+          <w:b/>
+          <w:bCs/>
+        </w:rPr>
+        <w:t>📝</w:t>
+      </w:r>
+      <w:r>
+        <w:rPr>
+          <w:b/>
+          <w:bCs/>
+        </w:rPr>
+        <w:t xml:space="preserve"> </w:t>
+      </w:r>
+      <w:proofErr w:type="spellStart"/>
+      <w:r>
+        <w:rPr>
+          <w:b/>
+          <w:bCs/>
+        </w:rPr>
+        <w:t>Apne</w:t>
+      </w:r>
+      <w:proofErr w:type="spellEnd"/>
+      <w:r>
+        <w:rPr>
+          <w:b/>
+          <w:bCs/>
+        </w:rPr>
+        <w:t xml:space="preserve"> DSA Notes </w:t>
+      </w:r>
+      <w:proofErr w:type="spellStart"/>
+      <w:r>
+        <w:rPr>
+          <w:b/>
+          <w:bCs/>
+        </w:rPr>
+        <w:t>ke</w:t>
+      </w:r>
+      <w:proofErr w:type="spellEnd"/>
+      <w:r>
+        <w:rPr>
+          <w:b/>
+          <w:bCs/>
+        </w:rPr>
+        <w:t xml:space="preserve"> </w:t>
+      </w:r>
+      <w:proofErr w:type="spellStart"/>
+      <w:r>
+        <w:rPr>
+          <w:b/>
+          <w:bCs/>
+        </w:rPr>
+        <w:t>liye</w:t>
+      </w:r>
+      <w:proofErr w:type="spellEnd"/>
+      <w:r>
+        <w:rPr>
+          <w:b/>
+          <w:bCs/>
+        </w:rPr>
+        <w:t xml:space="preserve"> 3 Golden Rules:</w:t>
+      </w:r>
+    </w:p>
+    <w:p>
+      <w:pPr>
+        <w:numPr>
+          <w:ilvl w:val="0"/>
+          <w:numId w:val="23"/>
+        </w:numPr>
+      </w:pPr>
+      <w:r>
+        <w:rPr>
+          <w:b/>
+          <w:bCs/>
+        </w:rPr>
+        <w:t>Rule of Semicolon:</w:t>
+      </w:r>
+      <w:r>
+        <w:t xml:space="preserve"> for loop </w:t>
+      </w:r>
+      <w:proofErr w:type="spellStart"/>
+      <w:r>
+        <w:t>ke</w:t>
+      </w:r>
+      <w:proofErr w:type="spellEnd"/>
+      <w:r>
+        <w:t xml:space="preserve"> </w:t>
+      </w:r>
+      <w:proofErr w:type="spellStart"/>
+      <w:r>
+        <w:t>aage</w:t>
+      </w:r>
+      <w:proofErr w:type="spellEnd"/>
+      <w:r>
+        <w:t xml:space="preserve"> </w:t>
+      </w:r>
+      <w:proofErr w:type="spellStart"/>
+      <w:r>
+        <w:t>kabhi</w:t>
+      </w:r>
+      <w:proofErr w:type="spellEnd"/>
+      <w:r>
+        <w:t xml:space="preserve"> </w:t>
+      </w:r>
+      <w:proofErr w:type="spellStart"/>
+      <w:r>
+        <w:t>bhi</w:t>
+      </w:r>
+      <w:proofErr w:type="spellEnd"/>
+      <w:r>
+        <w:t xml:space="preserve"> </w:t>
+      </w:r>
+      <w:proofErr w:type="spellStart"/>
+      <w:r>
+        <w:t>galti</w:t>
+      </w:r>
+      <w:proofErr w:type="spellEnd"/>
+      <w:r>
+        <w:t xml:space="preserve"> se </w:t>
+      </w:r>
+      <w:proofErr w:type="gramStart"/>
+      <w:r>
+        <w:t>semicolon ;</w:t>
+      </w:r>
+      <w:proofErr w:type="gramEnd"/>
+      <w:r>
+        <w:t xml:space="preserve"> mat </w:t>
+      </w:r>
+      <w:proofErr w:type="spellStart"/>
+      <w:r>
+        <w:t>lagana</w:t>
+      </w:r>
+      <w:proofErr w:type="spellEnd"/>
+      <w:r>
+        <w:t xml:space="preserve">, </w:t>
+      </w:r>
+      <w:proofErr w:type="spellStart"/>
+      <w:r>
+        <w:t>nahi</w:t>
+      </w:r>
+      <w:proofErr w:type="spellEnd"/>
+      <w:r>
+        <w:t xml:space="preserve"> </w:t>
+      </w:r>
+      <w:proofErr w:type="spellStart"/>
+      <w:r>
+        <w:t>toh</w:t>
+      </w:r>
+      <w:proofErr w:type="spellEnd"/>
+      <w:r>
+        <w:t xml:space="preserve"> loop </w:t>
+      </w:r>
+      <w:proofErr w:type="spellStart"/>
+      <w:r>
+        <w:t>khali</w:t>
+      </w:r>
+      <w:proofErr w:type="spellEnd"/>
+      <w:r>
+        <w:t xml:space="preserve"> </w:t>
+      </w:r>
+      <w:proofErr w:type="spellStart"/>
+      <w:r>
+        <w:t>chal</w:t>
+      </w:r>
+      <w:proofErr w:type="spellEnd"/>
+      <w:r>
+        <w:t xml:space="preserve"> </w:t>
+      </w:r>
+      <w:proofErr w:type="spellStart"/>
+      <w:r>
+        <w:t>jayega</w:t>
+      </w:r>
+      <w:proofErr w:type="spellEnd"/>
+      <w:r>
+        <w:t xml:space="preserve"> aur </w:t>
+      </w:r>
+      <w:proofErr w:type="spellStart"/>
+      <w:r>
+        <w:t>uske</w:t>
+      </w:r>
+      <w:proofErr w:type="spellEnd"/>
+      <w:r>
+        <w:t xml:space="preserve"> </w:t>
+      </w:r>
+      <w:proofErr w:type="spellStart"/>
+      <w:r>
+        <w:t>neeche</w:t>
+      </w:r>
+      <w:proofErr w:type="spellEnd"/>
+      <w:r>
+        <w:t xml:space="preserve"> ka block </w:t>
+      </w:r>
+      <w:proofErr w:type="spellStart"/>
+      <w:r>
+        <w:t>bina</w:t>
+      </w:r>
+      <w:proofErr w:type="spellEnd"/>
+      <w:r>
+        <w:t xml:space="preserve"> loop </w:t>
+      </w:r>
+      <w:proofErr w:type="spellStart"/>
+      <w:r>
+        <w:t>ke</w:t>
+      </w:r>
+      <w:proofErr w:type="spellEnd"/>
+      <w:r>
+        <w:t xml:space="preserve"> normal code ki </w:t>
+      </w:r>
+      <w:proofErr w:type="spellStart"/>
+      <w:r>
+        <w:t>tarah</w:t>
+      </w:r>
+      <w:proofErr w:type="spellEnd"/>
+      <w:r>
+        <w:t xml:space="preserve"> </w:t>
+      </w:r>
+      <w:proofErr w:type="spellStart"/>
+      <w:r>
+        <w:t>sirf</w:t>
+      </w:r>
+      <w:proofErr w:type="spellEnd"/>
+      <w:r>
+        <w:t xml:space="preserve"> ek </w:t>
+      </w:r>
+      <w:proofErr w:type="spellStart"/>
+      <w:r>
+        <w:t>baar</w:t>
+      </w:r>
+      <w:proofErr w:type="spellEnd"/>
+      <w:r>
+        <w:t xml:space="preserve"> </w:t>
+      </w:r>
+      <w:proofErr w:type="spellStart"/>
+      <w:r>
+        <w:t>chalega</w:t>
+      </w:r>
+      <w:proofErr w:type="spellEnd"/>
+      <w:r>
+        <w:t>.</w:t>
+      </w:r>
+    </w:p>
+    <w:p>
+      <w:pPr>
+        <w:numPr>
+          <w:ilvl w:val="0"/>
+          <w:numId w:val="23"/>
+        </w:numPr>
+      </w:pPr>
+      <w:r>
+        <w:rPr>
+          <w:b/>
+          <w:bCs/>
+        </w:rPr>
+        <w:t>Rule of Scope (Braces):</w:t>
+      </w:r>
+      <w:r>
+        <w:t xml:space="preserve"> </w:t>
+      </w:r>
+      <w:proofErr w:type="gramStart"/>
+      <w:r>
+        <w:t>for(</w:t>
+      </w:r>
+      <w:proofErr w:type="gramEnd"/>
+      <w:r>
+        <w:t xml:space="preserve">int </w:t>
+      </w:r>
+      <w:proofErr w:type="spellStart"/>
+      <w:r>
+        <w:t>i</w:t>
+      </w:r>
+      <w:proofErr w:type="spellEnd"/>
+      <w:r>
+        <w:t xml:space="preserve"> = 0; ...) me declare </w:t>
+      </w:r>
+      <w:proofErr w:type="spellStart"/>
+      <w:r>
+        <w:t>kiya</w:t>
+      </w:r>
+      <w:proofErr w:type="spellEnd"/>
+      <w:r>
+        <w:t xml:space="preserve"> </w:t>
+      </w:r>
+      <w:proofErr w:type="spellStart"/>
+      <w:r>
+        <w:t>gaya</w:t>
+      </w:r>
+      <w:proofErr w:type="spellEnd"/>
+      <w:r>
+        <w:t xml:space="preserve"> variable </w:t>
+      </w:r>
+      <w:proofErr w:type="spellStart"/>
+      <w:r>
+        <w:t>sirf</w:t>
+      </w:r>
+      <w:proofErr w:type="spellEnd"/>
+      <w:r>
+        <w:t xml:space="preserve"> us loop </w:t>
+      </w:r>
+      <w:proofErr w:type="spellStart"/>
+      <w:r>
+        <w:t>ke</w:t>
+      </w:r>
+      <w:proofErr w:type="spellEnd"/>
+      <w:r>
+        <w:t xml:space="preserve"> khatam hone </w:t>
+      </w:r>
+      <w:proofErr w:type="spellStart"/>
+      <w:r>
+        <w:t>tak</w:t>
+      </w:r>
+      <w:proofErr w:type="spellEnd"/>
+      <w:r>
+        <w:t xml:space="preserve"> </w:t>
+      </w:r>
+      <w:proofErr w:type="spellStart"/>
+      <w:r>
+        <w:t>zinda</w:t>
+      </w:r>
+      <w:proofErr w:type="spellEnd"/>
+      <w:r>
+        <w:t xml:space="preserve"> </w:t>
+      </w:r>
+      <w:proofErr w:type="spellStart"/>
+      <w:r>
+        <w:t>rehta</w:t>
+      </w:r>
+      <w:proofErr w:type="spellEnd"/>
+      <w:r>
+        <w:t xml:space="preserve"> </w:t>
+      </w:r>
+      <w:proofErr w:type="spellStart"/>
+      <w:r>
+        <w:t>hai</w:t>
+      </w:r>
+      <w:proofErr w:type="spellEnd"/>
+      <w:r>
+        <w:t>.</w:t>
+      </w:r>
+    </w:p>
+    <w:p>
+      <w:pPr>
+        <w:numPr>
+          <w:ilvl w:val="0"/>
+          <w:numId w:val="23"/>
+        </w:numPr>
+      </w:pPr>
+      <w:r>
+        <w:rPr>
+          <w:b/>
+          <w:bCs/>
+        </w:rPr>
+        <w:t>Variable Shadowing:</w:t>
+      </w:r>
+      <w:r>
+        <w:t xml:space="preserve"> Agar same naam ka variable bahar </w:t>
+      </w:r>
+      <w:proofErr w:type="spellStart"/>
+      <w:r>
+        <w:t>bhi</w:t>
+      </w:r>
+      <w:proofErr w:type="spellEnd"/>
+      <w:r>
+        <w:t xml:space="preserve"> </w:t>
+      </w:r>
+      <w:proofErr w:type="spellStart"/>
+      <w:r>
+        <w:t>hai</w:t>
+      </w:r>
+      <w:proofErr w:type="spellEnd"/>
+      <w:r>
+        <w:t xml:space="preserve"> aur </w:t>
+      </w:r>
+      <w:proofErr w:type="spellStart"/>
+      <w:r>
+        <w:t>andar</w:t>
+      </w:r>
+      <w:proofErr w:type="spellEnd"/>
+      <w:r>
+        <w:t xml:space="preserve"> </w:t>
+      </w:r>
+      <w:proofErr w:type="spellStart"/>
+      <w:r>
+        <w:t>bhi</w:t>
+      </w:r>
+      <w:proofErr w:type="spellEnd"/>
+      <w:r>
+        <w:t xml:space="preserve">, </w:t>
+      </w:r>
+      <w:proofErr w:type="spellStart"/>
+      <w:r>
+        <w:t>toh</w:t>
+      </w:r>
+      <w:proofErr w:type="spellEnd"/>
+      <w:r>
+        <w:t xml:space="preserve"> computer </w:t>
+      </w:r>
+      <w:proofErr w:type="spellStart"/>
+      <w:r>
+        <w:t>hamesha</w:t>
+      </w:r>
+      <w:proofErr w:type="spellEnd"/>
+      <w:r>
+        <w:t xml:space="preserve"> </w:t>
+      </w:r>
+      <w:proofErr w:type="spellStart"/>
+      <w:r>
+        <w:t>sabse</w:t>
+      </w:r>
+      <w:proofErr w:type="spellEnd"/>
+      <w:r>
+        <w:t xml:space="preserve"> </w:t>
+      </w:r>
+      <w:proofErr w:type="spellStart"/>
+      <w:r>
+        <w:t>paas</w:t>
+      </w:r>
+      <w:proofErr w:type="spellEnd"/>
+      <w:r>
+        <w:t xml:space="preserve"> wale (innermost) variable ko </w:t>
+      </w:r>
+      <w:proofErr w:type="spellStart"/>
+      <w:r>
+        <w:t>pehle</w:t>
+      </w:r>
+      <w:proofErr w:type="spellEnd"/>
+      <w:r>
+        <w:t xml:space="preserve"> izzat </w:t>
+      </w:r>
+      <w:proofErr w:type="spellStart"/>
+      <w:r>
+        <w:t>deta</w:t>
+      </w:r>
+      <w:proofErr w:type="spellEnd"/>
+      <w:r>
+        <w:t xml:space="preserve"> </w:t>
+      </w:r>
+      <w:proofErr w:type="spellStart"/>
+      <w:r>
+        <w:t>hai</w:t>
+      </w:r>
+      <w:proofErr w:type="spellEnd"/>
+      <w:r>
+        <w:t>.</w:t>
+      </w:r>
+    </w:p>
+    <w:p/>
+    <w:p/>
+    <w:p>
+      <w:pPr>
+        <w:rPr>
+          <w:b/>
+          <w:bCs/>
+        </w:rPr>
+      </w:pPr>
+      <w:r>
+        <w:rPr>
+          <w:rFonts w:ascii="Segoe UI Emoji" w:hAnsi="Segoe UI Emoji" w:cs="Segoe UI Emoji"/>
+          <w:b/>
+          <w:bCs/>
+        </w:rPr>
+        <w:t>🔁</w:t>
+      </w:r>
+      <w:r>
+        <w:rPr>
+          <w:b/>
+          <w:bCs/>
+        </w:rPr>
+        <w:t xml:space="preserve"> Part 1: while Loop Ke Sath Khel</w:t>
+      </w:r>
+    </w:p>
+    <w:p>
+      <w:r>
+        <w:t xml:space="preserve">while loop ka basic </w:t>
+      </w:r>
+      <w:proofErr w:type="spellStart"/>
+      <w:r>
+        <w:t>behavior</w:t>
+      </w:r>
+      <w:proofErr w:type="spellEnd"/>
+      <w:r>
+        <w:t xml:space="preserve"> </w:t>
+      </w:r>
+      <w:proofErr w:type="spellStart"/>
+      <w:r>
+        <w:t>hai</w:t>
+      </w:r>
+      <w:proofErr w:type="spellEnd"/>
+      <w:r>
+        <w:t xml:space="preserve">: </w:t>
+      </w:r>
+      <w:r>
+        <w:rPr>
+          <w:b/>
+          <w:bCs/>
+        </w:rPr>
+        <w:t xml:space="preserve">Pehle condition check karo, </w:t>
+      </w:r>
+      <w:proofErr w:type="spellStart"/>
+      <w:r>
+        <w:rPr>
+          <w:b/>
+          <w:bCs/>
+        </w:rPr>
+        <w:t>phir</w:t>
+      </w:r>
+      <w:proofErr w:type="spellEnd"/>
+      <w:r>
+        <w:rPr>
+          <w:b/>
+          <w:bCs/>
+        </w:rPr>
+        <w:t xml:space="preserve"> </w:t>
+      </w:r>
+      <w:proofErr w:type="spellStart"/>
+      <w:r>
+        <w:rPr>
+          <w:b/>
+          <w:bCs/>
+        </w:rPr>
+        <w:t>andar</w:t>
+      </w:r>
+      <w:proofErr w:type="spellEnd"/>
+      <w:r>
+        <w:rPr>
+          <w:b/>
+          <w:bCs/>
+        </w:rPr>
+        <w:t xml:space="preserve"> </w:t>
+      </w:r>
+      <w:proofErr w:type="spellStart"/>
+      <w:r>
+        <w:rPr>
+          <w:b/>
+          <w:bCs/>
+        </w:rPr>
+        <w:t>jaao</w:t>
+      </w:r>
+      <w:proofErr w:type="spellEnd"/>
+      <w:r>
+        <w:rPr>
+          <w:b/>
+          <w:bCs/>
+        </w:rPr>
+        <w:t>.</w:t>
+      </w:r>
+    </w:p>
+    <w:p>
+      <w:pPr>
+        <w:rPr>
+          <w:b/>
+          <w:bCs/>
+        </w:rPr>
+      </w:pPr>
+      <w:r>
+        <w:rPr>
+          <w:rFonts w:ascii="Segoe UI Emoji" w:hAnsi="Segoe UI Emoji" w:cs="Segoe UI Emoji"/>
+          <w:b/>
+          <w:bCs/>
+        </w:rPr>
+        <w:t>🔍</w:t>
+      </w:r>
+      <w:r>
+        <w:rPr>
+          <w:b/>
+          <w:bCs/>
+        </w:rPr>
+        <w:t xml:space="preserve"> Case 1: while loop </w:t>
+      </w:r>
+      <w:proofErr w:type="spellStart"/>
+      <w:r>
+        <w:rPr>
+          <w:b/>
+          <w:bCs/>
+        </w:rPr>
+        <w:t>ke</w:t>
+      </w:r>
+      <w:proofErr w:type="spellEnd"/>
+      <w:r>
+        <w:rPr>
+          <w:b/>
+          <w:bCs/>
+        </w:rPr>
+        <w:t xml:space="preserve"> </w:t>
+      </w:r>
+      <w:proofErr w:type="spellStart"/>
+      <w:r>
+        <w:rPr>
+          <w:b/>
+          <w:bCs/>
+        </w:rPr>
+        <w:t>aage</w:t>
+      </w:r>
+      <w:proofErr w:type="spellEnd"/>
+      <w:r>
+        <w:rPr>
+          <w:b/>
+          <w:bCs/>
+        </w:rPr>
+        <w:t xml:space="preserve"> </w:t>
+      </w:r>
+      <w:proofErr w:type="gramStart"/>
+      <w:r>
+        <w:rPr>
+          <w:b/>
+          <w:bCs/>
+        </w:rPr>
+        <w:t>Semicolon ;</w:t>
+      </w:r>
+      <w:proofErr w:type="gramEnd"/>
+      <w:r>
+        <w:rPr>
+          <w:b/>
+          <w:bCs/>
+        </w:rPr>
+        <w:t xml:space="preserve"> (The Infinite Trap)</w:t>
+      </w:r>
+    </w:p>
+    <w:p>
+      <w:r>
+        <w:t xml:space="preserve">Agar </w:t>
+      </w:r>
+      <w:proofErr w:type="spellStart"/>
+      <w:r>
+        <w:t>aapne</w:t>
+      </w:r>
+      <w:proofErr w:type="spellEnd"/>
+      <w:r>
+        <w:t xml:space="preserve"> while ki condition </w:t>
+      </w:r>
+      <w:proofErr w:type="spellStart"/>
+      <w:r>
+        <w:t>ke</w:t>
+      </w:r>
+      <w:proofErr w:type="spellEnd"/>
+      <w:r>
+        <w:t xml:space="preserve"> </w:t>
+      </w:r>
+      <w:proofErr w:type="spellStart"/>
+      <w:r>
+        <w:t>turant</w:t>
+      </w:r>
+      <w:proofErr w:type="spellEnd"/>
+      <w:r>
+        <w:t xml:space="preserve"> </w:t>
+      </w:r>
+      <w:proofErr w:type="spellStart"/>
+      <w:r>
+        <w:t>baad</w:t>
+      </w:r>
+      <w:proofErr w:type="spellEnd"/>
+      <w:r>
+        <w:t xml:space="preserve"> semicolon </w:t>
+      </w:r>
+      <w:proofErr w:type="spellStart"/>
+      <w:r>
+        <w:t>laga</w:t>
+      </w:r>
+      <w:proofErr w:type="spellEnd"/>
+      <w:r>
+        <w:t xml:space="preserve"> diya, </w:t>
+      </w:r>
+      <w:proofErr w:type="spellStart"/>
+      <w:r>
+        <w:t>toh</w:t>
+      </w:r>
+      <w:proofErr w:type="spellEnd"/>
+      <w:r>
+        <w:t xml:space="preserve"> </w:t>
+      </w:r>
+      <w:proofErr w:type="spellStart"/>
+      <w:r>
+        <w:t>kya</w:t>
+      </w:r>
+      <w:proofErr w:type="spellEnd"/>
+      <w:r>
+        <w:t xml:space="preserve"> </w:t>
+      </w:r>
+      <w:proofErr w:type="spellStart"/>
+      <w:r>
+        <w:t>hoga</w:t>
+      </w:r>
+      <w:proofErr w:type="spellEnd"/>
+      <w:r>
+        <w:t>?</w:t>
+      </w:r>
+    </w:p>
+    <w:p>
+      <w:pPr>
+        <w:rPr>
+          <w:rFonts w:ascii="Segoe UI Emoji" w:hAnsi="Segoe UI Emoji" w:cs="Segoe UI Emoji"/>
+          <w:b/>
+          <w:bCs/>
+        </w:rPr>
+      </w:pPr>
+      <w:r>
+        <w:drawing>
+          <wp:inline distT="0" distB="0" distL="0" distR="0" wp14:anchorId="437DA49B" wp14:editId="462097F7">
+            <wp:extent cx="6264183" cy="1920406"/>
+            <wp:effectExtent l="0" t="0" r="3810" b="3810"/>
+            <wp:docPr id="839008315" name="Picture 1"/>
+            <wp:cNvGraphicFramePr>
+              <a:graphicFrameLocks xmlns:a="http://schemas.openxmlformats.org/drawingml/2006/main" noChangeAspect="1"/>
+            </wp:cNvGraphicFramePr>
+            <a:graphic xmlns:a="http://schemas.openxmlformats.org/drawingml/2006/main">
+              <a:graphicData uri="http://schemas.openxmlformats.org/drawingml/2006/picture">
+                <pic:pic xmlns:pic="http://schemas.openxmlformats.org/drawingml/2006/picture">
+                  <pic:nvPicPr>
+                    <pic:cNvPr id="839008315" name=""/>
+                    <pic:cNvPicPr/>
+                  </pic:nvPicPr>
+                  <pic:blipFill>
+                    <a:blip r:embed="rId11"/>
+                    <a:stretch>
+                      <a:fillRect/>
+                    </a:stretch>
+                  </pic:blipFill>
+                  <pic:spPr>
+                    <a:xfrm>
+                      <a:off x="0" y="0"/>
+                      <a:ext cx="6264183" cy="1920406"/>
+                    </a:xfrm>
+                    <a:prstGeom prst="rect">
+                      <a:avLst/>
+                    </a:prstGeom>
+                  </pic:spPr>
+                </pic:pic>
+              </a:graphicData>
+            </a:graphic>
+          </wp:inline>
+        </w:drawing>
+      </w:r>
+    </w:p>
+    <w:p>
+      <w:pPr>
+        <w:rPr>
+          <w:b/>
+          <w:bCs/>
+        </w:rPr>
+      </w:pPr>
+      <w:r>
+        <w:rPr>
+          <w:rFonts w:ascii="Segoe UI Emoji" w:hAnsi="Segoe UI Emoji" w:cs="Segoe UI Emoji"/>
+          <w:b/>
+          <w:bCs/>
+        </w:rPr>
+        <w:t>🧠</w:t>
+      </w:r>
+      <w:r>
+        <w:rPr>
+          <w:b/>
+          <w:bCs/>
+        </w:rPr>
+        <w:t xml:space="preserve"> Logic Breakdown:</w:t>
+      </w:r>
+    </w:p>
+    <w:p>
+      <w:pPr>
+        <w:numPr>
+          <w:ilvl w:val="0"/>
+          <w:numId w:val="24"/>
+        </w:numPr>
+      </w:pPr>
+      <w:r>
+        <w:rPr>
+          <w:b/>
+          <w:bCs/>
+        </w:rPr>
+        <w:t>Khali Loop (Empty Loop):</w:t>
+      </w:r>
+      <w:r>
+        <w:t xml:space="preserve"> </w:t>
+      </w:r>
+      <w:proofErr w:type="gramStart"/>
+      <w:r>
+        <w:t>Semicolon ;</w:t>
+      </w:r>
+      <w:proofErr w:type="gramEnd"/>
+      <w:r>
+        <w:t xml:space="preserve"> </w:t>
+      </w:r>
+      <w:proofErr w:type="spellStart"/>
+      <w:r>
+        <w:t>lagte</w:t>
+      </w:r>
+      <w:proofErr w:type="spellEnd"/>
+      <w:r>
+        <w:t xml:space="preserve"> hi computer ne while (</w:t>
+      </w:r>
+      <w:proofErr w:type="spellStart"/>
+      <w:r>
+        <w:t>i</w:t>
+      </w:r>
+      <w:proofErr w:type="spellEnd"/>
+      <w:r>
+        <w:t xml:space="preserve"> &lt;= 4); ko ek </w:t>
+      </w:r>
+      <w:proofErr w:type="spellStart"/>
+      <w:r>
+        <w:t>alag</w:t>
+      </w:r>
+      <w:proofErr w:type="spellEnd"/>
+      <w:r>
+        <w:t xml:space="preserve"> aur </w:t>
+      </w:r>
+      <w:proofErr w:type="spellStart"/>
+      <w:r>
+        <w:t>khali</w:t>
+      </w:r>
+      <w:proofErr w:type="spellEnd"/>
+      <w:r>
+        <w:t xml:space="preserve"> loop </w:t>
+      </w:r>
+      <w:proofErr w:type="spellStart"/>
+      <w:r>
+        <w:t>maan</w:t>
+      </w:r>
+      <w:proofErr w:type="spellEnd"/>
+      <w:r>
+        <w:t xml:space="preserve"> </w:t>
+      </w:r>
+      <w:proofErr w:type="spellStart"/>
+      <w:r>
+        <w:t>liya</w:t>
+      </w:r>
+      <w:proofErr w:type="spellEnd"/>
+      <w:r>
+        <w:t>.</w:t>
+      </w:r>
+    </w:p>
+    <w:p>
+      <w:pPr>
+        <w:numPr>
+          <w:ilvl w:val="0"/>
+          <w:numId w:val="24"/>
+        </w:numPr>
+      </w:pPr>
+      <w:r>
+        <w:rPr>
+          <w:b/>
+          <w:bCs/>
+        </w:rPr>
+        <w:t>Infinite Loop:</w:t>
+      </w:r>
+      <w:r>
+        <w:t xml:space="preserve"> Ab computer </w:t>
+      </w:r>
+      <w:proofErr w:type="gramStart"/>
+      <w:r>
+        <w:t>check</w:t>
+      </w:r>
+      <w:proofErr w:type="gramEnd"/>
+      <w:r>
+        <w:t xml:space="preserve"> </w:t>
+      </w:r>
+      <w:proofErr w:type="spellStart"/>
+      <w:r>
+        <w:t>karega</w:t>
+      </w:r>
+      <w:proofErr w:type="spellEnd"/>
+      <w:r>
+        <w:t xml:space="preserve">: </w:t>
+      </w:r>
+      <w:r>
+        <w:rPr>
+          <w:i/>
+          <w:iCs/>
+        </w:rPr>
+        <w:t xml:space="preserve">Kya </w:t>
+      </w:r>
+      <m:oMath>
+        <m:r>
+          <w:rPr>
+            <w:rFonts w:ascii="Cambria Math" w:hAnsi="Cambria Math"/>
+          </w:rPr>
+          <m:t>i≤4</m:t>
+        </m:r>
+      </m:oMath>
+      <w:r>
+        <w:rPr>
+          <w:i/>
+          <w:iCs/>
+        </w:rPr>
+        <w:t xml:space="preserve"> hai?</w:t>
+      </w:r>
+      <w:r>
+        <w:t xml:space="preserve"> Haan, </w:t>
+      </w:r>
+      <m:oMath>
+        <m:r>
+          <w:rPr>
+            <w:rFonts w:ascii="Cambria Math" w:hAnsi="Cambria Math"/>
+          </w:rPr>
+          <m:t>i=1</m:t>
+        </m:r>
+      </m:oMath>
+      <w:r>
+        <w:t xml:space="preserve"> hai, jo ki sach hai. Chunki semicolon ki wajah se loop khali hai, computer ke paas </w:t>
+      </w:r>
+      <m:oMath>
+        <m:r>
+          <w:rPr>
+            <w:rFonts w:ascii="Cambria Math" w:hAnsi="Cambria Math"/>
+          </w:rPr>
+          <m:t>i</m:t>
+        </m:r>
+      </m:oMath>
+      <w:r>
+        <w:t xml:space="preserve"> ko badhane (i++) ka koi rasta nahi hai.</w:t>
+      </w:r>
+    </w:p>
+    <w:p>
+      <w:pPr>
+        <w:numPr>
+          <w:ilvl w:val="0"/>
+          <w:numId w:val="24"/>
+        </w:numPr>
+      </w:pPr>
+      <w:r>
+        <w:rPr>
+          <w:b/>
+          <w:bCs/>
+        </w:rPr>
+        <w:t>Result:</w:t>
+      </w:r>
+      <w:r>
+        <w:t xml:space="preserve"> Computer </w:t>
+      </w:r>
+      <w:proofErr w:type="spellStart"/>
+      <w:r>
+        <w:t>usi</w:t>
+      </w:r>
+      <w:proofErr w:type="spellEnd"/>
+      <w:r>
+        <w:t xml:space="preserve"> ek line par </w:t>
+      </w:r>
+      <w:proofErr w:type="spellStart"/>
+      <w:r>
+        <w:rPr>
+          <w:b/>
+          <w:bCs/>
+        </w:rPr>
+        <w:t>hamesha</w:t>
+      </w:r>
+      <w:proofErr w:type="spellEnd"/>
+      <w:r>
+        <w:rPr>
+          <w:b/>
+          <w:bCs/>
+        </w:rPr>
+        <w:t xml:space="preserve"> </w:t>
+      </w:r>
+      <w:proofErr w:type="spellStart"/>
+      <w:r>
+        <w:rPr>
+          <w:b/>
+          <w:bCs/>
+        </w:rPr>
+        <w:t>ke</w:t>
+      </w:r>
+      <w:proofErr w:type="spellEnd"/>
+      <w:r>
+        <w:rPr>
+          <w:b/>
+          <w:bCs/>
+        </w:rPr>
+        <w:t xml:space="preserve"> </w:t>
+      </w:r>
+      <w:proofErr w:type="spellStart"/>
+      <w:r>
+        <w:rPr>
+          <w:b/>
+          <w:bCs/>
+        </w:rPr>
+        <w:t>liye</w:t>
+      </w:r>
+      <w:proofErr w:type="spellEnd"/>
+      <w:r>
+        <w:rPr>
+          <w:b/>
+          <w:bCs/>
+        </w:rPr>
+        <w:t xml:space="preserve"> </w:t>
+      </w:r>
+      <w:proofErr w:type="spellStart"/>
+      <w:r>
+        <w:rPr>
+          <w:b/>
+          <w:bCs/>
+        </w:rPr>
+        <w:t>atak</w:t>
+      </w:r>
+      <w:proofErr w:type="spellEnd"/>
+      <w:r>
+        <w:rPr>
+          <w:b/>
+          <w:bCs/>
+        </w:rPr>
+        <w:t xml:space="preserve"> </w:t>
+      </w:r>
+      <w:proofErr w:type="spellStart"/>
+      <w:r>
+        <w:rPr>
+          <w:b/>
+          <w:bCs/>
+        </w:rPr>
+        <w:t>jayega</w:t>
+      </w:r>
+      <w:proofErr w:type="spellEnd"/>
+      <w:r>
+        <w:rPr>
+          <w:b/>
+          <w:bCs/>
+        </w:rPr>
+        <w:t xml:space="preserve"> (Infinite Loop)</w:t>
+      </w:r>
+      <w:r>
+        <w:t xml:space="preserve">. </w:t>
+      </w:r>
+      <w:proofErr w:type="spellStart"/>
+      <w:r>
+        <w:t>Aapka</w:t>
+      </w:r>
+      <w:proofErr w:type="spellEnd"/>
+      <w:r>
+        <w:t xml:space="preserve"> program </w:t>
+      </w:r>
+      <w:proofErr w:type="spellStart"/>
+      <w:r>
+        <w:t>agli</w:t>
+      </w:r>
+      <w:proofErr w:type="spellEnd"/>
+      <w:r>
+        <w:t xml:space="preserve"> line par </w:t>
+      </w:r>
+      <w:proofErr w:type="spellStart"/>
+      <w:r>
+        <w:t>jayega</w:t>
+      </w:r>
+      <w:proofErr w:type="spellEnd"/>
+      <w:r>
+        <w:t xml:space="preserve"> hi </w:t>
+      </w:r>
+      <w:proofErr w:type="spellStart"/>
+      <w:r>
+        <w:t>nahi</w:t>
+      </w:r>
+      <w:proofErr w:type="spellEnd"/>
+      <w:r>
+        <w:t xml:space="preserve"> aur screen freeze </w:t>
+      </w:r>
+      <w:proofErr w:type="spellStart"/>
+      <w:r>
+        <w:t>ho</w:t>
+      </w:r>
+      <w:proofErr w:type="spellEnd"/>
+      <w:r>
+        <w:t xml:space="preserve"> </w:t>
+      </w:r>
+      <w:proofErr w:type="spellStart"/>
+      <w:r>
+        <w:t>jayegi</w:t>
+      </w:r>
+      <w:proofErr w:type="spellEnd"/>
+      <w:r>
+        <w:t xml:space="preserve">. DSA me </w:t>
+      </w:r>
+      <w:proofErr w:type="spellStart"/>
+      <w:r>
+        <w:t>ise</w:t>
+      </w:r>
+      <w:proofErr w:type="spellEnd"/>
+      <w:r>
+        <w:t xml:space="preserve"> </w:t>
+      </w:r>
+      <w:r>
+        <w:rPr>
+          <w:b/>
+          <w:bCs/>
+        </w:rPr>
+        <w:t>Time Limit Exceeded (TLE)</w:t>
+      </w:r>
+      <w:r>
+        <w:t xml:space="preserve"> </w:t>
+      </w:r>
+      <w:proofErr w:type="spellStart"/>
+      <w:r>
+        <w:t>ya</w:t>
+      </w:r>
+      <w:proofErr w:type="spellEnd"/>
+      <w:r>
+        <w:t xml:space="preserve"> code crash </w:t>
+      </w:r>
+      <w:proofErr w:type="spellStart"/>
+      <w:r>
+        <w:t>hona</w:t>
+      </w:r>
+      <w:proofErr w:type="spellEnd"/>
+      <w:r>
+        <w:t xml:space="preserve"> </w:t>
+      </w:r>
+      <w:proofErr w:type="spellStart"/>
+      <w:r>
+        <w:t>kehte</w:t>
+      </w:r>
+      <w:proofErr w:type="spellEnd"/>
+      <w:r>
+        <w:t xml:space="preserve"> hain.</w:t>
+      </w:r>
+    </w:p>
+    <w:p>
+      <w:pPr>
+        <w:rPr>
+          <w:b/>
+          <w:bCs/>
+        </w:rPr>
+      </w:pPr>
+      <w:r>
+        <w:rPr>
+          <w:rFonts w:ascii="Segoe UI Emoji" w:hAnsi="Segoe UI Emoji" w:cs="Segoe UI Emoji"/>
+          <w:b/>
+          <w:bCs/>
+        </w:rPr>
+        <w:lastRenderedPageBreak/>
+        <w:t>🔍</w:t>
+      </w:r>
+      <w:r>
+        <w:rPr>
+          <w:b/>
+          <w:bCs/>
+        </w:rPr>
+        <w:t xml:space="preserve"> Case 2: Scope Rule in while Loop</w:t>
+      </w:r>
+    </w:p>
+    <w:p>
+      <w:r>
+        <w:t xml:space="preserve">for loop me </w:t>
+      </w:r>
+      <w:proofErr w:type="spellStart"/>
+      <w:r>
+        <w:t>aap</w:t>
+      </w:r>
+      <w:proofErr w:type="spellEnd"/>
+      <w:r>
+        <w:t xml:space="preserve"> </w:t>
+      </w:r>
+      <w:proofErr w:type="gramStart"/>
+      <w:r>
+        <w:t>for(</w:t>
+      </w:r>
+      <w:proofErr w:type="gramEnd"/>
+      <w:r>
+        <w:t xml:space="preserve">int </w:t>
+      </w:r>
+      <w:proofErr w:type="spellStart"/>
+      <w:r>
+        <w:t>i</w:t>
+      </w:r>
+      <w:proofErr w:type="spellEnd"/>
+      <w:r>
+        <w:t xml:space="preserve"> = 1; ...) </w:t>
+      </w:r>
+      <w:proofErr w:type="spellStart"/>
+      <w:r>
+        <w:t>karke</w:t>
+      </w:r>
+      <w:proofErr w:type="spellEnd"/>
+      <w:r>
+        <w:t xml:space="preserve"> variable loop </w:t>
+      </w:r>
+      <w:proofErr w:type="spellStart"/>
+      <w:r>
+        <w:t>ke</w:t>
+      </w:r>
+      <w:proofErr w:type="spellEnd"/>
+      <w:r>
+        <w:t xml:space="preserve"> </w:t>
+      </w:r>
+      <w:proofErr w:type="spellStart"/>
+      <w:r>
+        <w:t>andar</w:t>
+      </w:r>
+      <w:proofErr w:type="spellEnd"/>
+      <w:r>
+        <w:t xml:space="preserve"> hi declare </w:t>
+      </w:r>
+      <w:proofErr w:type="spellStart"/>
+      <w:r>
+        <w:t>kar</w:t>
+      </w:r>
+      <w:proofErr w:type="spellEnd"/>
+      <w:r>
+        <w:t xml:space="preserve"> </w:t>
+      </w:r>
+      <w:proofErr w:type="spellStart"/>
+      <w:r>
+        <w:t>sakte</w:t>
+      </w:r>
+      <w:proofErr w:type="spellEnd"/>
+      <w:r>
+        <w:t xml:space="preserve"> the. Lekin while loop me </w:t>
+      </w:r>
+      <w:proofErr w:type="spellStart"/>
+      <w:r>
+        <w:t>aisa</w:t>
+      </w:r>
+      <w:proofErr w:type="spellEnd"/>
+      <w:r>
+        <w:t xml:space="preserve"> </w:t>
+      </w:r>
+      <w:proofErr w:type="spellStart"/>
+      <w:r>
+        <w:t>nahi</w:t>
+      </w:r>
+      <w:proofErr w:type="spellEnd"/>
+      <w:r>
+        <w:t xml:space="preserve"> </w:t>
+      </w:r>
+      <w:proofErr w:type="spellStart"/>
+      <w:r>
+        <w:t>hota</w:t>
+      </w:r>
+      <w:proofErr w:type="spellEnd"/>
+      <w:r>
+        <w:t>.</w:t>
+      </w:r>
+    </w:p>
+    <w:p>
+      <w:pPr>
+        <w:rPr>
+          <w:rFonts w:ascii="Segoe UI Emoji" w:hAnsi="Segoe UI Emoji" w:cs="Segoe UI Emoji"/>
+          <w:b/>
+          <w:bCs/>
+        </w:rPr>
+      </w:pPr>
+      <w:r>
+        <w:drawing>
+          <wp:inline distT="0" distB="0" distL="0" distR="0" wp14:anchorId="0485D28D" wp14:editId="272A154A">
+            <wp:extent cx="5327650" cy="2660693"/>
+            <wp:effectExtent l="0" t="0" r="6350" b="6350"/>
+            <wp:docPr id="2077312374" name="Picture 1"/>
+            <wp:cNvGraphicFramePr>
+              <a:graphicFrameLocks xmlns:a="http://schemas.openxmlformats.org/drawingml/2006/main" noChangeAspect="1"/>
+            </wp:cNvGraphicFramePr>
+            <a:graphic xmlns:a="http://schemas.openxmlformats.org/drawingml/2006/main">
+              <a:graphicData uri="http://schemas.openxmlformats.org/drawingml/2006/picture">
+                <pic:pic xmlns:pic="http://schemas.openxmlformats.org/drawingml/2006/picture">
+                  <pic:nvPicPr>
+                    <pic:cNvPr id="2077312374" name=""/>
+                    <pic:cNvPicPr/>
+                  </pic:nvPicPr>
+                  <pic:blipFill>
+                    <a:blip r:embed="rId12"/>
+                    <a:stretch>
+                      <a:fillRect/>
+                    </a:stretch>
+                  </pic:blipFill>
+                  <pic:spPr>
+                    <a:xfrm>
+                      <a:off x="0" y="0"/>
+                      <a:ext cx="5340295" cy="2667008"/>
+                    </a:xfrm>
+                    <a:prstGeom prst="rect">
+                      <a:avLst/>
+                    </a:prstGeom>
+                  </pic:spPr>
+                </pic:pic>
+              </a:graphicData>
+            </a:graphic>
+          </wp:inline>
+        </w:drawing>
+      </w:r>
+    </w:p>
+    <w:p>
+      <w:pPr>
+        <w:rPr>
+          <w:b/>
+          <w:bCs/>
+        </w:rPr>
+      </w:pPr>
+      <w:r>
+        <w:rPr>
+          <w:rFonts w:ascii="Segoe UI Emoji" w:hAnsi="Segoe UI Emoji" w:cs="Segoe UI Emoji"/>
+          <w:b/>
+          <w:bCs/>
+        </w:rPr>
+        <w:t>🔁</w:t>
+      </w:r>
+      <w:r>
+        <w:rPr>
+          <w:b/>
+          <w:bCs/>
+        </w:rPr>
+        <w:t xml:space="preserve"> Part 2: do-while Loop Ke Sath Khel</w:t>
+      </w:r>
+    </w:p>
+    <w:p>
+      <w:r>
+        <w:t xml:space="preserve">do-while ka rule </w:t>
+      </w:r>
+      <w:proofErr w:type="spellStart"/>
+      <w:r>
+        <w:t>alag</w:t>
+      </w:r>
+      <w:proofErr w:type="spellEnd"/>
+      <w:r>
+        <w:t xml:space="preserve"> </w:t>
+      </w:r>
+      <w:proofErr w:type="spellStart"/>
+      <w:r>
+        <w:t>hai</w:t>
+      </w:r>
+      <w:proofErr w:type="spellEnd"/>
+      <w:r>
+        <w:t xml:space="preserve">: </w:t>
+      </w:r>
+      <w:r>
+        <w:rPr>
+          <w:b/>
+          <w:bCs/>
+        </w:rPr>
+        <w:t xml:space="preserve">Pehle </w:t>
+      </w:r>
+      <w:proofErr w:type="spellStart"/>
+      <w:r>
+        <w:rPr>
+          <w:b/>
+          <w:bCs/>
+        </w:rPr>
+        <w:t>bina</w:t>
+      </w:r>
+      <w:proofErr w:type="spellEnd"/>
+      <w:r>
+        <w:rPr>
+          <w:b/>
+          <w:bCs/>
+        </w:rPr>
+        <w:t xml:space="preserve"> </w:t>
+      </w:r>
+      <w:proofErr w:type="spellStart"/>
+      <w:r>
+        <w:rPr>
+          <w:b/>
+          <w:bCs/>
+        </w:rPr>
+        <w:t>pooche</w:t>
+      </w:r>
+      <w:proofErr w:type="spellEnd"/>
+      <w:r>
+        <w:rPr>
+          <w:b/>
+          <w:bCs/>
+        </w:rPr>
+        <w:t xml:space="preserve"> ek </w:t>
+      </w:r>
+      <w:proofErr w:type="spellStart"/>
+      <w:r>
+        <w:rPr>
+          <w:b/>
+          <w:bCs/>
+        </w:rPr>
+        <w:t>baar</w:t>
+      </w:r>
+      <w:proofErr w:type="spellEnd"/>
+      <w:r>
+        <w:rPr>
+          <w:b/>
+          <w:bCs/>
+        </w:rPr>
+        <w:t xml:space="preserve"> </w:t>
+      </w:r>
+      <w:proofErr w:type="spellStart"/>
+      <w:r>
+        <w:rPr>
+          <w:b/>
+          <w:bCs/>
+        </w:rPr>
+        <w:t>kaam</w:t>
+      </w:r>
+      <w:proofErr w:type="spellEnd"/>
+      <w:r>
+        <w:rPr>
+          <w:b/>
+          <w:bCs/>
+        </w:rPr>
+        <w:t xml:space="preserve"> </w:t>
+      </w:r>
+      <w:proofErr w:type="spellStart"/>
+      <w:r>
+        <w:rPr>
+          <w:b/>
+          <w:bCs/>
+        </w:rPr>
+        <w:t>kar</w:t>
+      </w:r>
+      <w:proofErr w:type="spellEnd"/>
+      <w:r>
+        <w:rPr>
+          <w:b/>
+          <w:bCs/>
+        </w:rPr>
+        <w:t xml:space="preserve"> do, condition </w:t>
+      </w:r>
+      <w:proofErr w:type="spellStart"/>
+      <w:r>
+        <w:rPr>
+          <w:b/>
+          <w:bCs/>
+        </w:rPr>
+        <w:t>baad</w:t>
+      </w:r>
+      <w:proofErr w:type="spellEnd"/>
+      <w:r>
+        <w:rPr>
+          <w:b/>
+          <w:bCs/>
+        </w:rPr>
+        <w:t xml:space="preserve"> me check </w:t>
+      </w:r>
+      <w:proofErr w:type="spellStart"/>
+      <w:r>
+        <w:rPr>
+          <w:b/>
+          <w:bCs/>
+        </w:rPr>
+        <w:t>karna</w:t>
+      </w:r>
+      <w:proofErr w:type="spellEnd"/>
+      <w:r>
+        <w:rPr>
+          <w:b/>
+          <w:bCs/>
+        </w:rPr>
+        <w:t>.</w:t>
+      </w:r>
+    </w:p>
+    <w:p>
+      <w:pPr>
+        <w:rPr>
+          <w:b/>
+          <w:bCs/>
+        </w:rPr>
+      </w:pPr>
+      <w:r>
+        <w:rPr>
+          <w:rFonts w:ascii="Segoe UI Emoji" w:hAnsi="Segoe UI Emoji" w:cs="Segoe UI Emoji"/>
+          <w:b/>
+          <w:bCs/>
+        </w:rPr>
+        <w:t>🔍</w:t>
+      </w:r>
+      <w:r>
+        <w:rPr>
+          <w:b/>
+          <w:bCs/>
+        </w:rPr>
+        <w:t xml:space="preserve"> Case 1: do-while me Semicolon Lagana Compulsory Hai!</w:t>
+      </w:r>
+    </w:p>
+    <w:p>
+      <w:proofErr w:type="spellStart"/>
+      <w:r>
+        <w:t>Baaki</w:t>
+      </w:r>
+      <w:proofErr w:type="spellEnd"/>
+      <w:r>
+        <w:t xml:space="preserve"> loops me semicolon </w:t>
+      </w:r>
+      <w:proofErr w:type="spellStart"/>
+      <w:r>
+        <w:t>lagane</w:t>
+      </w:r>
+      <w:proofErr w:type="spellEnd"/>
+      <w:r>
+        <w:t xml:space="preserve"> se bug </w:t>
+      </w:r>
+      <w:proofErr w:type="spellStart"/>
+      <w:r>
+        <w:t>aata</w:t>
+      </w:r>
+      <w:proofErr w:type="spellEnd"/>
+      <w:r>
+        <w:t xml:space="preserve"> </w:t>
+      </w:r>
+      <w:proofErr w:type="spellStart"/>
+      <w:r>
+        <w:t>hai</w:t>
+      </w:r>
+      <w:proofErr w:type="spellEnd"/>
+      <w:r>
+        <w:t xml:space="preserve">, par do-while </w:t>
+      </w:r>
+      <w:proofErr w:type="spellStart"/>
+      <w:r>
+        <w:t>ke</w:t>
+      </w:r>
+      <w:proofErr w:type="spellEnd"/>
+      <w:r>
+        <w:t xml:space="preserve"> end me semicolon </w:t>
+      </w:r>
+      <w:proofErr w:type="spellStart"/>
+      <w:r>
+        <w:t>lagana</w:t>
+      </w:r>
+      <w:proofErr w:type="spellEnd"/>
+      <w:r>
+        <w:t xml:space="preserve"> </w:t>
+      </w:r>
+      <w:r>
+        <w:rPr>
+          <w:b/>
+          <w:bCs/>
+        </w:rPr>
+        <w:t>C++ ka rule</w:t>
+      </w:r>
+      <w:r>
+        <w:t xml:space="preserve"> </w:t>
+      </w:r>
+      <w:proofErr w:type="spellStart"/>
+      <w:r>
+        <w:t>hai</w:t>
+      </w:r>
+      <w:proofErr w:type="spellEnd"/>
+      <w:r>
+        <w:t>.</w:t>
+      </w:r>
+    </w:p>
+    <w:p>
+      <w:r>
+        <w:drawing>
+          <wp:inline distT="0" distB="0" distL="0" distR="0" wp14:anchorId="5869700E" wp14:editId="5FFCBEA6">
+            <wp:extent cx="6187976" cy="1844200"/>
+            <wp:effectExtent l="0" t="0" r="3810" b="3810"/>
+            <wp:docPr id="568527724" name="Picture 1"/>
+            <wp:cNvGraphicFramePr>
+              <a:graphicFrameLocks xmlns:a="http://schemas.openxmlformats.org/drawingml/2006/main" noChangeAspect="1"/>
+            </wp:cNvGraphicFramePr>
+            <a:graphic xmlns:a="http://schemas.openxmlformats.org/drawingml/2006/main">
+              <a:graphicData uri="http://schemas.openxmlformats.org/drawingml/2006/picture">
+                <pic:pic xmlns:pic="http://schemas.openxmlformats.org/drawingml/2006/picture">
+                  <pic:nvPicPr>
+                    <pic:cNvPr id="568527724" name=""/>
+                    <pic:cNvPicPr/>
+                  </pic:nvPicPr>
+                  <pic:blipFill>
+                    <a:blip r:embed="rId13"/>
+                    <a:stretch>
+                      <a:fillRect/>
+                    </a:stretch>
+                  </pic:blipFill>
+                  <pic:spPr>
+                    <a:xfrm>
+                      <a:off x="0" y="0"/>
+                      <a:ext cx="6187976" cy="1844200"/>
+                    </a:xfrm>
+                    <a:prstGeom prst="rect">
+                      <a:avLst/>
+                    </a:prstGeom>
+                  </pic:spPr>
+                </pic:pic>
+              </a:graphicData>
+            </a:graphic>
+          </wp:inline>
+        </w:drawing>
+      </w:r>
+      <w:r>
+        <w:rPr>
+          <w:b/>
+          <w:bCs/>
+        </w:rPr>
+        <w:t>Logic:</w:t>
+      </w:r>
+      <w:r>
+        <w:t xml:space="preserve"> Yeh do-while ka syntax </w:t>
+      </w:r>
+      <w:proofErr w:type="spellStart"/>
+      <w:r>
+        <w:t>hai</w:t>
+      </w:r>
+      <w:proofErr w:type="spellEnd"/>
+      <w:r>
+        <w:t xml:space="preserve">. Agar </w:t>
+      </w:r>
+      <w:proofErr w:type="spellStart"/>
+      <w:proofErr w:type="gramStart"/>
+      <w:r>
+        <w:t>yahan</w:t>
+      </w:r>
+      <w:proofErr w:type="spellEnd"/>
+      <w:r>
+        <w:t xml:space="preserve"> ;</w:t>
+      </w:r>
+      <w:proofErr w:type="gramEnd"/>
+      <w:r>
+        <w:t xml:space="preserve"> </w:t>
+      </w:r>
+      <w:proofErr w:type="spellStart"/>
+      <w:r>
+        <w:t>nahi</w:t>
+      </w:r>
+      <w:proofErr w:type="spellEnd"/>
+      <w:r>
+        <w:t xml:space="preserve"> </w:t>
+      </w:r>
+      <w:proofErr w:type="spellStart"/>
+      <w:r>
+        <w:t>lagayenge</w:t>
+      </w:r>
+      <w:proofErr w:type="spellEnd"/>
+      <w:r>
+        <w:t xml:space="preserve"> </w:t>
+      </w:r>
+      <w:proofErr w:type="spellStart"/>
+      <w:r>
+        <w:t>toh</w:t>
+      </w:r>
+      <w:proofErr w:type="spellEnd"/>
+      <w:r>
+        <w:t xml:space="preserve"> compiler error de </w:t>
+      </w:r>
+      <w:proofErr w:type="spellStart"/>
+      <w:r>
+        <w:t>dega</w:t>
+      </w:r>
+      <w:proofErr w:type="spellEnd"/>
+      <w:r>
+        <w:t>.</w:t>
+      </w:r>
+    </w:p>
+    <w:p>
+      <w:pPr>
+        <w:rPr>
+          <w:b/>
+          <w:bCs/>
+        </w:rPr>
+      </w:pPr>
+      <w:r>
+        <w:rPr>
+          <w:rFonts w:ascii="Segoe UI Emoji" w:hAnsi="Segoe UI Emoji" w:cs="Segoe UI Emoji"/>
+          <w:b/>
+          <w:bCs/>
+        </w:rPr>
+        <w:t>🔍</w:t>
+      </w:r>
+      <w:r>
+        <w:rPr>
+          <w:b/>
+          <w:bCs/>
+        </w:rPr>
+        <w:t xml:space="preserve"> Case 2: Scope Block Ka Sabse Bada Trap (Most Important)</w:t>
+      </w:r>
+    </w:p>
+    <w:p>
+      <w:r>
+        <w:t xml:space="preserve">Bache </w:t>
+      </w:r>
+      <w:proofErr w:type="spellStart"/>
+      <w:r>
+        <w:t>aksar</w:t>
+      </w:r>
+      <w:proofErr w:type="spellEnd"/>
+      <w:r>
+        <w:t xml:space="preserve"> </w:t>
+      </w:r>
+      <w:proofErr w:type="spellStart"/>
+      <w:r>
+        <w:t>sochte</w:t>
+      </w:r>
+      <w:proofErr w:type="spellEnd"/>
+      <w:r>
+        <w:t xml:space="preserve"> hain ki jo variable do </w:t>
+      </w:r>
+      <w:proofErr w:type="spellStart"/>
+      <w:r>
+        <w:t>ke</w:t>
+      </w:r>
+      <w:proofErr w:type="spellEnd"/>
+      <w:r>
+        <w:t xml:space="preserve"> </w:t>
+      </w:r>
+      <w:proofErr w:type="spellStart"/>
+      <w:r>
+        <w:t>andar</w:t>
+      </w:r>
+      <w:proofErr w:type="spellEnd"/>
+      <w:r>
+        <w:t xml:space="preserve"> </w:t>
+      </w:r>
+      <w:proofErr w:type="spellStart"/>
+      <w:r>
+        <w:t>banaya</w:t>
+      </w:r>
+      <w:proofErr w:type="spellEnd"/>
+      <w:r>
+        <w:t xml:space="preserve"> </w:t>
+      </w:r>
+      <w:proofErr w:type="spellStart"/>
+      <w:r>
+        <w:t>hai</w:t>
+      </w:r>
+      <w:proofErr w:type="spellEnd"/>
+      <w:r>
+        <w:t xml:space="preserve">, use while ki condition me check </w:t>
+      </w:r>
+      <w:proofErr w:type="spellStart"/>
+      <w:r>
+        <w:t>kar</w:t>
+      </w:r>
+      <w:proofErr w:type="spellEnd"/>
+      <w:r>
+        <w:t xml:space="preserve"> </w:t>
+      </w:r>
+      <w:proofErr w:type="spellStart"/>
+      <w:r>
+        <w:t>sakte</w:t>
+      </w:r>
+      <w:proofErr w:type="spellEnd"/>
+      <w:r>
+        <w:t xml:space="preserve"> hain. </w:t>
+      </w:r>
+      <w:r>
+        <w:rPr>
+          <w:b/>
+          <w:bCs/>
+        </w:rPr>
+        <w:t xml:space="preserve">Lekin yeh </w:t>
+      </w:r>
+      <w:proofErr w:type="spellStart"/>
+      <w:r>
+        <w:rPr>
+          <w:b/>
+          <w:bCs/>
+        </w:rPr>
+        <w:t>bilkul</w:t>
+      </w:r>
+      <w:proofErr w:type="spellEnd"/>
+      <w:r>
+        <w:rPr>
+          <w:b/>
+          <w:bCs/>
+        </w:rPr>
+        <w:t xml:space="preserve"> </w:t>
+      </w:r>
+      <w:proofErr w:type="spellStart"/>
+      <w:r>
+        <w:rPr>
+          <w:b/>
+          <w:bCs/>
+        </w:rPr>
+        <w:t>galat</w:t>
+      </w:r>
+      <w:proofErr w:type="spellEnd"/>
+      <w:r>
+        <w:rPr>
+          <w:b/>
+          <w:bCs/>
+        </w:rPr>
+        <w:t xml:space="preserve"> </w:t>
+      </w:r>
+      <w:proofErr w:type="spellStart"/>
+      <w:r>
+        <w:rPr>
+          <w:b/>
+          <w:bCs/>
+        </w:rPr>
+        <w:t>hai</w:t>
+      </w:r>
+      <w:proofErr w:type="spellEnd"/>
+      <w:r>
+        <w:rPr>
+          <w:b/>
+          <w:bCs/>
+        </w:rPr>
+        <w:t>!</w:t>
+      </w:r>
+    </w:p>
+    <w:p>
+      <w:pPr>
+        <w:rPr>
+          <w:b/>
+          <w:bCs/>
+        </w:rPr>
+      </w:pPr>
+      <w:r>
+        <w:drawing>
+          <wp:inline distT="0" distB="0" distL="0" distR="0" wp14:anchorId="4B749794" wp14:editId="10FFFD28">
+            <wp:extent cx="4393291" cy="1092200"/>
+            <wp:effectExtent l="0" t="0" r="7620" b="0"/>
+            <wp:docPr id="788496490" name="Picture 1"/>
+            <wp:cNvGraphicFramePr>
+              <a:graphicFrameLocks xmlns:a="http://schemas.openxmlformats.org/drawingml/2006/main" noChangeAspect="1"/>
+            </wp:cNvGraphicFramePr>
+            <a:graphic xmlns:a="http://schemas.openxmlformats.org/drawingml/2006/main">
+              <a:graphicData uri="http://schemas.openxmlformats.org/drawingml/2006/picture">
+                <pic:pic xmlns:pic="http://schemas.openxmlformats.org/drawingml/2006/picture">
+                  <pic:nvPicPr>
+                    <pic:cNvPr id="788496490" name=""/>
+                    <pic:cNvPicPr/>
+                  </pic:nvPicPr>
+                  <pic:blipFill>
+                    <a:blip r:embed="rId14"/>
+                    <a:stretch>
+                      <a:fillRect/>
+                    </a:stretch>
+                  </pic:blipFill>
+                  <pic:spPr>
+                    <a:xfrm>
+                      <a:off x="0" y="0"/>
+                      <a:ext cx="4413336" cy="1097183"/>
+                    </a:xfrm>
+                    <a:prstGeom prst="rect">
+                      <a:avLst/>
+                    </a:prstGeom>
+                  </pic:spPr>
+                </pic:pic>
+              </a:graphicData>
+            </a:graphic>
+          </wp:inline>
+        </w:drawing>
+      </w:r>
+      <w:r>
+        <w:rPr>
+          <w:rFonts w:ascii="Segoe UI Emoji" w:hAnsi="Segoe UI Emoji" w:cs="Segoe UI Emoji"/>
+          <w:b/>
+          <w:bCs/>
+        </w:rPr>
+        <w:t>🧠</w:t>
+      </w:r>
+      <w:r>
+        <w:rPr>
+          <w:b/>
+          <w:bCs/>
+        </w:rPr>
+        <w:t xml:space="preserve"> Logic Breakdown:</w:t>
+      </w:r>
+    </w:p>
+    <w:p>
+      <w:pPr>
+        <w:numPr>
+          <w:ilvl w:val="0"/>
+          <w:numId w:val="26"/>
+        </w:numPr>
+      </w:pPr>
+      <w:r>
+        <w:rPr>
+          <w:b/>
+          <w:bCs/>
+        </w:rPr>
+        <w:t>Maut curly brace par:</w:t>
+      </w:r>
+      <w:r>
+        <w:t xml:space="preserve"> Jaise hi do ka closing curly </w:t>
+      </w:r>
+      <w:proofErr w:type="gramStart"/>
+      <w:r>
+        <w:t>brace }</w:t>
+      </w:r>
+      <w:proofErr w:type="gramEnd"/>
+      <w:r>
+        <w:t xml:space="preserve"> </w:t>
+      </w:r>
+      <w:proofErr w:type="spellStart"/>
+      <w:r>
+        <w:t>aata</w:t>
+      </w:r>
+      <w:proofErr w:type="spellEnd"/>
+      <w:r>
+        <w:t xml:space="preserve"> </w:t>
+      </w:r>
+      <w:proofErr w:type="spellStart"/>
+      <w:r>
+        <w:t>hai</w:t>
+      </w:r>
+      <w:proofErr w:type="spellEnd"/>
+      <w:r>
+        <w:t xml:space="preserve">, </w:t>
+      </w:r>
+      <w:proofErr w:type="spellStart"/>
+      <w:r>
+        <w:t>uske</w:t>
+      </w:r>
+      <w:proofErr w:type="spellEnd"/>
+      <w:r>
+        <w:t xml:space="preserve"> </w:t>
+      </w:r>
+      <w:proofErr w:type="spellStart"/>
+      <w:r>
+        <w:t>andar</w:t>
+      </w:r>
+      <w:proofErr w:type="spellEnd"/>
+      <w:r>
+        <w:t xml:space="preserve"> </w:t>
+      </w:r>
+      <w:proofErr w:type="spellStart"/>
+      <w:r>
+        <w:t>banaye</w:t>
+      </w:r>
+      <w:proofErr w:type="spellEnd"/>
+      <w:r>
+        <w:t xml:space="preserve"> </w:t>
+      </w:r>
+      <w:proofErr w:type="spellStart"/>
+      <w:r>
+        <w:t>gaye</w:t>
+      </w:r>
+      <w:proofErr w:type="spellEnd"/>
+      <w:r>
+        <w:t xml:space="preserve"> </w:t>
+      </w:r>
+      <w:proofErr w:type="spellStart"/>
+      <w:r>
+        <w:t>saare</w:t>
+      </w:r>
+      <w:proofErr w:type="spellEnd"/>
+      <w:r>
+        <w:t xml:space="preserve"> variables (</w:t>
+      </w:r>
+      <w:proofErr w:type="spellStart"/>
+      <w:r>
+        <w:t>jaise</w:t>
+      </w:r>
+      <w:proofErr w:type="spellEnd"/>
+      <w:r>
+        <w:t xml:space="preserve"> int </w:t>
+      </w:r>
+      <w:proofErr w:type="spellStart"/>
+      <w:r>
+        <w:t>i</w:t>
+      </w:r>
+      <w:proofErr w:type="spellEnd"/>
+      <w:r>
+        <w:t xml:space="preserve"> = 1) memory se destroy </w:t>
+      </w:r>
+      <w:proofErr w:type="spellStart"/>
+      <w:r>
+        <w:t>ho</w:t>
+      </w:r>
+      <w:proofErr w:type="spellEnd"/>
+      <w:r>
+        <w:t xml:space="preserve"> </w:t>
+      </w:r>
+      <w:proofErr w:type="spellStart"/>
+      <w:r>
+        <w:t>jaate</w:t>
+      </w:r>
+      <w:proofErr w:type="spellEnd"/>
+      <w:r>
+        <w:t xml:space="preserve"> hain.</w:t>
+      </w:r>
+    </w:p>
+    <w:p>
+      <w:pPr>
+        <w:numPr>
+          <w:ilvl w:val="0"/>
+          <w:numId w:val="26"/>
+        </w:numPr>
+      </w:pPr>
+      <w:r>
+        <w:rPr>
+          <w:b/>
+          <w:bCs/>
+        </w:rPr>
+        <w:lastRenderedPageBreak/>
+        <w:t xml:space="preserve">Condition check </w:t>
+      </w:r>
+      <w:proofErr w:type="spellStart"/>
+      <w:r>
+        <w:rPr>
+          <w:b/>
+          <w:bCs/>
+        </w:rPr>
+        <w:t>ke</w:t>
+      </w:r>
+      <w:proofErr w:type="spellEnd"/>
+      <w:r>
+        <w:rPr>
+          <w:b/>
+          <w:bCs/>
+        </w:rPr>
+        <w:t xml:space="preserve"> </w:t>
+      </w:r>
+      <w:proofErr w:type="spellStart"/>
+      <w:r>
+        <w:rPr>
+          <w:b/>
+          <w:bCs/>
+        </w:rPr>
+        <w:t>waqt</w:t>
+      </w:r>
+      <w:proofErr w:type="spellEnd"/>
+      <w:r>
+        <w:rPr>
+          <w:b/>
+          <w:bCs/>
+        </w:rPr>
+        <w:t>:</w:t>
+      </w:r>
+      <w:r>
+        <w:t xml:space="preserve"> Jab computer niche </w:t>
+      </w:r>
+      <w:proofErr w:type="gramStart"/>
+      <w:r>
+        <w:t>while(</w:t>
+      </w:r>
+      <w:proofErr w:type="spellStart"/>
+      <w:proofErr w:type="gramEnd"/>
+      <w:r>
+        <w:t>i</w:t>
+      </w:r>
+      <w:proofErr w:type="spellEnd"/>
+      <w:r>
+        <w:t xml:space="preserve"> &lt;= 4) par </w:t>
+      </w:r>
+      <w:proofErr w:type="spellStart"/>
+      <w:r>
+        <w:t>pahunchta</w:t>
+      </w:r>
+      <w:proofErr w:type="spellEnd"/>
+      <w:r>
+        <w:t xml:space="preserve"> </w:t>
+      </w:r>
+      <w:proofErr w:type="spellStart"/>
+      <w:r>
+        <w:t>hai</w:t>
+      </w:r>
+      <w:proofErr w:type="spellEnd"/>
+      <w:r>
+        <w:t xml:space="preserve">, </w:t>
+      </w:r>
+      <w:proofErr w:type="spellStart"/>
+      <w:r>
+        <w:t>toh</w:t>
+      </w:r>
+      <w:proofErr w:type="spellEnd"/>
+      <w:r>
+        <w:t xml:space="preserve"> use pata hi </w:t>
+      </w:r>
+      <w:proofErr w:type="spellStart"/>
+      <w:r>
+        <w:t>nahi</w:t>
+      </w:r>
+      <w:proofErr w:type="spellEnd"/>
+      <w:r>
+        <w:t xml:space="preserve"> </w:t>
+      </w:r>
+      <w:proofErr w:type="spellStart"/>
+      <w:r>
+        <w:t>hota</w:t>
+      </w:r>
+      <w:proofErr w:type="spellEnd"/>
+      <w:r>
+        <w:t xml:space="preserve"> ki </w:t>
+      </w:r>
+      <w:proofErr w:type="spellStart"/>
+      <w:r>
+        <w:t>i</w:t>
+      </w:r>
+      <w:proofErr w:type="spellEnd"/>
+      <w:r>
+        <w:t xml:space="preserve"> </w:t>
+      </w:r>
+      <w:proofErr w:type="spellStart"/>
+      <w:r>
+        <w:t>kaun</w:t>
+      </w:r>
+      <w:proofErr w:type="spellEnd"/>
+      <w:r>
+        <w:t xml:space="preserve"> </w:t>
+      </w:r>
+      <w:proofErr w:type="spellStart"/>
+      <w:r>
+        <w:t>hai</w:t>
+      </w:r>
+      <w:proofErr w:type="spellEnd"/>
+      <w:r>
+        <w:t xml:space="preserve">, </w:t>
+      </w:r>
+      <w:proofErr w:type="spellStart"/>
+      <w:r>
+        <w:t>kyunki</w:t>
+      </w:r>
+      <w:proofErr w:type="spellEnd"/>
+      <w:r>
+        <w:t xml:space="preserve"> </w:t>
+      </w:r>
+      <w:proofErr w:type="spellStart"/>
+      <w:r>
+        <w:t>i</w:t>
+      </w:r>
+      <w:proofErr w:type="spellEnd"/>
+      <w:r>
+        <w:t xml:space="preserve"> </w:t>
+      </w:r>
+      <w:proofErr w:type="spellStart"/>
+      <w:r>
+        <w:t>toh</w:t>
+      </w:r>
+      <w:proofErr w:type="spellEnd"/>
+      <w:r>
+        <w:t xml:space="preserve"> </w:t>
+      </w:r>
+      <w:proofErr w:type="spellStart"/>
+      <w:r>
+        <w:t>upar</w:t>
+      </w:r>
+      <w:proofErr w:type="spellEnd"/>
+      <w:r>
+        <w:t xml:space="preserve"> hi khatam </w:t>
+      </w:r>
+      <w:proofErr w:type="spellStart"/>
+      <w:r>
+        <w:t>ho</w:t>
+      </w:r>
+      <w:proofErr w:type="spellEnd"/>
+      <w:r>
+        <w:t xml:space="preserve"> </w:t>
+      </w:r>
+      <w:proofErr w:type="spellStart"/>
+      <w:r>
+        <w:t>chuka</w:t>
+      </w:r>
+      <w:proofErr w:type="spellEnd"/>
+      <w:r>
+        <w:t xml:space="preserve"> </w:t>
+      </w:r>
+      <w:proofErr w:type="spellStart"/>
+      <w:r>
+        <w:t>hai</w:t>
+      </w:r>
+      <w:proofErr w:type="spellEnd"/>
+      <w:r>
+        <w:t xml:space="preserve">. </w:t>
+      </w:r>
+      <w:proofErr w:type="spellStart"/>
+      <w:r>
+        <w:t>Isliye</w:t>
+      </w:r>
+      <w:proofErr w:type="spellEnd"/>
+      <w:r>
+        <w:t xml:space="preserve"> C++ error </w:t>
+      </w:r>
+      <w:proofErr w:type="spellStart"/>
+      <w:r>
+        <w:t>deta</w:t>
+      </w:r>
+      <w:proofErr w:type="spellEnd"/>
+      <w:r>
+        <w:t xml:space="preserve"> </w:t>
+      </w:r>
+      <w:proofErr w:type="spellStart"/>
+      <w:r>
+        <w:t>hai</w:t>
+      </w:r>
+      <w:proofErr w:type="spellEnd"/>
+      <w:r>
+        <w:t>: "</w:t>
+      </w:r>
+      <w:proofErr w:type="spellStart"/>
+      <w:r>
+        <w:t>i</w:t>
+      </w:r>
+      <w:proofErr w:type="spellEnd"/>
+      <w:r>
+        <w:t xml:space="preserve"> was not declared in this scope".</w:t>
+      </w:r>
+    </w:p>
+    <w:p>
+      <w:pPr>
+        <w:rPr>
+          <w:b/>
+          <w:bCs/>
+        </w:rPr>
+      </w:pPr>
+      <w:r>
+        <w:rPr>
+          <w:b/>
+          <w:bCs/>
+        </w:rPr>
+        <w:t>Iska Sahi Tarika:</w:t>
+      </w:r>
+    </w:p>
+    <w:p>
+      <w:r>
+        <w:t xml:space="preserve">Agar while condition me koi variable use </w:t>
+      </w:r>
+      <w:proofErr w:type="spellStart"/>
+      <w:r>
+        <w:t>karna</w:t>
+      </w:r>
+      <w:proofErr w:type="spellEnd"/>
+      <w:r>
+        <w:t xml:space="preserve"> </w:t>
+      </w:r>
+      <w:proofErr w:type="spellStart"/>
+      <w:r>
+        <w:t>hai</w:t>
+      </w:r>
+      <w:proofErr w:type="spellEnd"/>
+      <w:r>
+        <w:t xml:space="preserve">, </w:t>
+      </w:r>
+      <w:proofErr w:type="spellStart"/>
+      <w:r>
+        <w:t>toh</w:t>
+      </w:r>
+      <w:proofErr w:type="spellEnd"/>
+      <w:r>
+        <w:t xml:space="preserve"> use do </w:t>
+      </w:r>
+      <w:proofErr w:type="spellStart"/>
+      <w:r>
+        <w:t>ke</w:t>
+      </w:r>
+      <w:proofErr w:type="spellEnd"/>
+      <w:r>
+        <w:t xml:space="preserve"> </w:t>
+      </w:r>
+      <w:proofErr w:type="spellStart"/>
+      <w:r>
+        <w:rPr>
+          <w:b/>
+          <w:bCs/>
+        </w:rPr>
+        <w:t>upar</w:t>
+      </w:r>
+      <w:proofErr w:type="spellEnd"/>
+      <w:r>
+        <w:rPr>
+          <w:b/>
+          <w:bCs/>
+        </w:rPr>
+        <w:t xml:space="preserve"> (bahar)</w:t>
+      </w:r>
+      <w:r>
+        <w:t xml:space="preserve"> declare </w:t>
+      </w:r>
+      <w:proofErr w:type="spellStart"/>
+      <w:r>
+        <w:t>karna</w:t>
+      </w:r>
+      <w:proofErr w:type="spellEnd"/>
+      <w:r>
+        <w:t xml:space="preserve"> </w:t>
+      </w:r>
+      <w:proofErr w:type="spellStart"/>
+      <w:r>
+        <w:t>padega</w:t>
+      </w:r>
+      <w:proofErr w:type="spellEnd"/>
+      <w:r>
+        <w:t>:</w:t>
+      </w:r>
+    </w:p>
+    <w:p>
+      <w:r>
+        <w:drawing>
+          <wp:inline distT="0" distB="0" distL="0" distR="0" wp14:anchorId="6ACE2709" wp14:editId="01BC8334">
+            <wp:extent cx="6424217" cy="2149026"/>
+            <wp:effectExtent l="0" t="0" r="0" b="3810"/>
+            <wp:docPr id="858000543" name="Picture 1"/>
+            <wp:cNvGraphicFramePr>
+              <a:graphicFrameLocks xmlns:a="http://schemas.openxmlformats.org/drawingml/2006/main" noChangeAspect="1"/>
+            </wp:cNvGraphicFramePr>
+            <a:graphic xmlns:a="http://schemas.openxmlformats.org/drawingml/2006/main">
+              <a:graphicData uri="http://schemas.openxmlformats.org/drawingml/2006/picture">
+                <pic:pic xmlns:pic="http://schemas.openxmlformats.org/drawingml/2006/picture">
+                  <pic:nvPicPr>
+                    <pic:cNvPr id="858000543" name=""/>
+                    <pic:cNvPicPr/>
+                  </pic:nvPicPr>
+                  <pic:blipFill>
+                    <a:blip r:embed="rId15"/>
+                    <a:stretch>
+                      <a:fillRect/>
+                    </a:stretch>
+                  </pic:blipFill>
+                  <pic:spPr>
+                    <a:xfrm>
+                      <a:off x="0" y="0"/>
+                      <a:ext cx="6424217" cy="2149026"/>
+                    </a:xfrm>
+                    <a:prstGeom prst="rect">
+                      <a:avLst/>
+                    </a:prstGeom>
+                  </pic:spPr>
+                </pic:pic>
+              </a:graphicData>
+            </a:graphic>
+          </wp:inline>
+        </w:drawing>
+      </w:r>
+    </w:p>
+    <w:p/>
+    <w:p/>
+    <w:p/>
+    <w:p>
+      <w:pPr>
+        <w:rPr>
+          <w:b/>
+          <w:bCs/>
+        </w:rPr>
+      </w:pPr>
+      <w:r>
+        <w:rPr>
+          <w:rFonts w:ascii="Segoe UI Emoji" w:hAnsi="Segoe UI Emoji" w:cs="Segoe UI Emoji"/>
+          <w:b/>
+          <w:bCs/>
+        </w:rPr>
         <w:t>🛠️</w:t>
       </w:r>
       <w:r>
         <w:rPr>
           <w:b/>
           <w:bCs/>
+          <w:color w:val="EE0000"/>
+          <w:sz w:val="28"/>
+          <w:szCs w:val="28"/>
         </w:rPr>
         <w:t xml:space="preserve"> 7. Functions Aur Unke Memory Rules</w:t>
       </w:r>
@@ -6751,7 +11429,6 @@
           <w:b/>
           <w:bCs/>
         </w:rPr>
-        <w:lastRenderedPageBreak/>
         <w:t>1. Pass by Value (Default Rule)</w:t>
       </w:r>
     </w:p>
@@ -7411,6 +12088,7 @@
           <w:b/>
           <w:bCs/>
         </w:rPr>
+        <w:lastRenderedPageBreak/>
         <w:t>🚨</w:t>
       </w:r>
       <w:r>
@@ -7786,7 +12464,7 @@
     </w:p>
     <w:sectPr>
       <w:pgSz w:w="11906" w:h="16838"/>
-      <w:pgMar w:top="1134" w:right="849" w:bottom="1440" w:left="851" w:header="708" w:footer="708" w:gutter="0"/>
+      <w:pgMar w:top="993" w:right="849" w:bottom="851" w:left="851" w:header="708" w:footer="708" w:gutter="0"/>
       <w:cols w:space="708"/>
       <w:docGrid w:linePitch="360"/>
     </w:sectPr>
@@ -8095,6 +12773,155 @@
     </w:lvl>
   </w:abstractNum>
   <w:abstractNum w:abstractNumId="2" w15:restartNumberingAfterBreak="0">
+    <w:nsid w:val="124771D4"/>
+    <w:multiLevelType w:val="multilevel"/>
+    <w:tmpl w:val="38789ACA"/>
+    <w:lvl w:ilvl="0">
+      <w:start w:val="1"/>
+      <w:numFmt w:val="bullet"/>
+      <w:lvlText w:val=""/>
+      <w:lvlJc w:val="left"/>
+      <w:pPr>
+        <w:tabs>
+          <w:tab w:val="num" w:pos="720"/>
+        </w:tabs>
+        <w:ind w:left="720" w:hanging="360"/>
+      </w:pPr>
+      <w:rPr>
+        <w:rFonts w:ascii="Symbol" w:hAnsi="Symbol" w:hint="default"/>
+        <w:sz w:val="20"/>
+      </w:rPr>
+    </w:lvl>
+    <w:lvl w:ilvl="1" w:tentative="1">
+      <w:start w:val="1"/>
+      <w:numFmt w:val="bullet"/>
+      <w:lvlText w:val="o"/>
+      <w:lvlJc w:val="left"/>
+      <w:pPr>
+        <w:tabs>
+          <w:tab w:val="num" w:pos="1440"/>
+        </w:tabs>
+        <w:ind w:left="1440" w:hanging="360"/>
+      </w:pPr>
+      <w:rPr>
+        <w:rFonts w:ascii="Courier New" w:hAnsi="Courier New" w:hint="default"/>
+        <w:sz w:val="20"/>
+      </w:rPr>
+    </w:lvl>
+    <w:lvl w:ilvl="2" w:tentative="1">
+      <w:start w:val="1"/>
+      <w:numFmt w:val="bullet"/>
+      <w:lvlText w:val=""/>
+      <w:lvlJc w:val="left"/>
+      <w:pPr>
+        <w:tabs>
+          <w:tab w:val="num" w:pos="2160"/>
+        </w:tabs>
+        <w:ind w:left="2160" w:hanging="360"/>
+      </w:pPr>
+      <w:rPr>
+        <w:rFonts w:ascii="Wingdings" w:hAnsi="Wingdings" w:hint="default"/>
+        <w:sz w:val="20"/>
+      </w:rPr>
+    </w:lvl>
+    <w:lvl w:ilvl="3" w:tentative="1">
+      <w:start w:val="1"/>
+      <w:numFmt w:val="bullet"/>
+      <w:lvlText w:val=""/>
+      <w:lvlJc w:val="left"/>
+      <w:pPr>
+        <w:tabs>
+          <w:tab w:val="num" w:pos="2880"/>
+        </w:tabs>
+        <w:ind w:left="2880" w:hanging="360"/>
+      </w:pPr>
+      <w:rPr>
+        <w:rFonts w:ascii="Wingdings" w:hAnsi="Wingdings" w:hint="default"/>
+        <w:sz w:val="20"/>
+      </w:rPr>
+    </w:lvl>
+    <w:lvl w:ilvl="4" w:tentative="1">
+      <w:start w:val="1"/>
+      <w:numFmt w:val="bullet"/>
+      <w:lvlText w:val=""/>
+      <w:lvlJc w:val="left"/>
+      <w:pPr>
+        <w:tabs>
+          <w:tab w:val="num" w:pos="3600"/>
+        </w:tabs>
+        <w:ind w:left="3600" w:hanging="360"/>
+      </w:pPr>
+      <w:rPr>
+        <w:rFonts w:ascii="Wingdings" w:hAnsi="Wingdings" w:hint="default"/>
+        <w:sz w:val="20"/>
+      </w:rPr>
+    </w:lvl>
+    <w:lvl w:ilvl="5" w:tentative="1">
+      <w:start w:val="1"/>
+      <w:numFmt w:val="bullet"/>
+      <w:lvlText w:val=""/>
+      <w:lvlJc w:val="left"/>
+      <w:pPr>
+        <w:tabs>
+          <w:tab w:val="num" w:pos="4320"/>
+        </w:tabs>
+        <w:ind w:left="4320" w:hanging="360"/>
+      </w:pPr>
+      <w:rPr>
+        <w:rFonts w:ascii="Wingdings" w:hAnsi="Wingdings" w:hint="default"/>
+        <w:sz w:val="20"/>
+      </w:rPr>
+    </w:lvl>
+    <w:lvl w:ilvl="6" w:tentative="1">
+      <w:start w:val="1"/>
+      <w:numFmt w:val="bullet"/>
+      <w:lvlText w:val=""/>
+      <w:lvlJc w:val="left"/>
+      <w:pPr>
+        <w:tabs>
+          <w:tab w:val="num" w:pos="5040"/>
+        </w:tabs>
+        <w:ind w:left="5040" w:hanging="360"/>
+      </w:pPr>
+      <w:rPr>
+        <w:rFonts w:ascii="Wingdings" w:hAnsi="Wingdings" w:hint="default"/>
+        <w:sz w:val="20"/>
+      </w:rPr>
+    </w:lvl>
+    <w:lvl w:ilvl="7" w:tentative="1">
+      <w:start w:val="1"/>
+      <w:numFmt w:val="bullet"/>
+      <w:lvlText w:val=""/>
+      <w:lvlJc w:val="left"/>
+      <w:pPr>
+        <w:tabs>
+          <w:tab w:val="num" w:pos="5760"/>
+        </w:tabs>
+        <w:ind w:left="5760" w:hanging="360"/>
+      </w:pPr>
+      <w:rPr>
+        <w:rFonts w:ascii="Wingdings" w:hAnsi="Wingdings" w:hint="default"/>
+        <w:sz w:val="20"/>
+      </w:rPr>
+    </w:lvl>
+    <w:lvl w:ilvl="8" w:tentative="1">
+      <w:start w:val="1"/>
+      <w:numFmt w:val="bullet"/>
+      <w:lvlText w:val=""/>
+      <w:lvlJc w:val="left"/>
+      <w:pPr>
+        <w:tabs>
+          <w:tab w:val="num" w:pos="6480"/>
+        </w:tabs>
+        <w:ind w:left="6480" w:hanging="360"/>
+      </w:pPr>
+      <w:rPr>
+        <w:rFonts w:ascii="Wingdings" w:hAnsi="Wingdings" w:hint="default"/>
+        <w:sz w:val="20"/>
+      </w:rPr>
+    </w:lvl>
+  </w:abstractNum>
+  <w:abstractNum w:abstractNumId="3" w15:restartNumberingAfterBreak="0">
     <w:nsid w:val="1B6E7D62"/>
     <w:multiLevelType w:val="multilevel"/>
     <w:tmpl w:val="F468F10A"/>
@@ -8243,7 +13070,7 @@
       </w:rPr>
     </w:lvl>
   </w:abstractNum>
-  <w:abstractNum w:abstractNumId="3" w15:restartNumberingAfterBreak="0">
+  <w:abstractNum w:abstractNumId="4" w15:restartNumberingAfterBreak="0">
     <w:nsid w:val="1C180525"/>
     <w:multiLevelType w:val="multilevel"/>
     <w:tmpl w:val="1CD44486"/>
@@ -8356,7 +13183,7 @@
       </w:pPr>
     </w:lvl>
   </w:abstractNum>
-  <w:abstractNum w:abstractNumId="4" w15:restartNumberingAfterBreak="0">
+  <w:abstractNum w:abstractNumId="5" w15:restartNumberingAfterBreak="0">
     <w:nsid w:val="244C3B1E"/>
     <w:multiLevelType w:val="multilevel"/>
     <w:tmpl w:val="4E5ED1BC"/>
@@ -8473,7 +13300,7 @@
       </w:pPr>
     </w:lvl>
   </w:abstractNum>
-  <w:abstractNum w:abstractNumId="5" w15:restartNumberingAfterBreak="0">
+  <w:abstractNum w:abstractNumId="6" w15:restartNumberingAfterBreak="0">
     <w:nsid w:val="24FD448E"/>
     <w:multiLevelType w:val="multilevel"/>
     <w:tmpl w:val="6E24CE3A"/>
@@ -8622,7 +13449,7 @@
       </w:rPr>
     </w:lvl>
   </w:abstractNum>
-  <w:abstractNum w:abstractNumId="6" w15:restartNumberingAfterBreak="0">
+  <w:abstractNum w:abstractNumId="7" w15:restartNumberingAfterBreak="0">
     <w:nsid w:val="33D233D3"/>
     <w:multiLevelType w:val="multilevel"/>
     <w:tmpl w:val="CB1A2BFC"/>
@@ -8735,7 +13562,156 @@
       </w:pPr>
     </w:lvl>
   </w:abstractNum>
-  <w:abstractNum w:abstractNumId="7" w15:restartNumberingAfterBreak="0">
+  <w:abstractNum w:abstractNumId="8" w15:restartNumberingAfterBreak="0">
+    <w:nsid w:val="34EF6EB3"/>
+    <w:multiLevelType w:val="multilevel"/>
+    <w:tmpl w:val="3C423666"/>
+    <w:lvl w:ilvl="0">
+      <w:start w:val="1"/>
+      <w:numFmt w:val="bullet"/>
+      <w:lvlText w:val=""/>
+      <w:lvlJc w:val="left"/>
+      <w:pPr>
+        <w:tabs>
+          <w:tab w:val="num" w:pos="720"/>
+        </w:tabs>
+        <w:ind w:left="720" w:hanging="360"/>
+      </w:pPr>
+      <w:rPr>
+        <w:rFonts w:ascii="Symbol" w:hAnsi="Symbol" w:hint="default"/>
+        <w:sz w:val="20"/>
+      </w:rPr>
+    </w:lvl>
+    <w:lvl w:ilvl="1" w:tentative="1">
+      <w:start w:val="1"/>
+      <w:numFmt w:val="bullet"/>
+      <w:lvlText w:val="o"/>
+      <w:lvlJc w:val="left"/>
+      <w:pPr>
+        <w:tabs>
+          <w:tab w:val="num" w:pos="1440"/>
+        </w:tabs>
+        <w:ind w:left="1440" w:hanging="360"/>
+      </w:pPr>
+      <w:rPr>
+        <w:rFonts w:ascii="Courier New" w:hAnsi="Courier New" w:hint="default"/>
+        <w:sz w:val="20"/>
+      </w:rPr>
+    </w:lvl>
+    <w:lvl w:ilvl="2" w:tentative="1">
+      <w:start w:val="1"/>
+      <w:numFmt w:val="bullet"/>
+      <w:lvlText w:val=""/>
+      <w:lvlJc w:val="left"/>
+      <w:pPr>
+        <w:tabs>
+          <w:tab w:val="num" w:pos="2160"/>
+        </w:tabs>
+        <w:ind w:left="2160" w:hanging="360"/>
+      </w:pPr>
+      <w:rPr>
+        <w:rFonts w:ascii="Wingdings" w:hAnsi="Wingdings" w:hint="default"/>
+        <w:sz w:val="20"/>
+      </w:rPr>
+    </w:lvl>
+    <w:lvl w:ilvl="3" w:tentative="1">
+      <w:start w:val="1"/>
+      <w:numFmt w:val="bullet"/>
+      <w:lvlText w:val=""/>
+      <w:lvlJc w:val="left"/>
+      <w:pPr>
+        <w:tabs>
+          <w:tab w:val="num" w:pos="2880"/>
+        </w:tabs>
+        <w:ind w:left="2880" w:hanging="360"/>
+      </w:pPr>
+      <w:rPr>
+        <w:rFonts w:ascii="Wingdings" w:hAnsi="Wingdings" w:hint="default"/>
+        <w:sz w:val="20"/>
+      </w:rPr>
+    </w:lvl>
+    <w:lvl w:ilvl="4" w:tentative="1">
+      <w:start w:val="1"/>
+      <w:numFmt w:val="bullet"/>
+      <w:lvlText w:val=""/>
+      <w:lvlJc w:val="left"/>
+      <w:pPr>
+        <w:tabs>
+          <w:tab w:val="num" w:pos="3600"/>
+        </w:tabs>
+        <w:ind w:left="3600" w:hanging="360"/>
+      </w:pPr>
+      <w:rPr>
+        <w:rFonts w:ascii="Wingdings" w:hAnsi="Wingdings" w:hint="default"/>
+        <w:sz w:val="20"/>
+      </w:rPr>
+    </w:lvl>
+    <w:lvl w:ilvl="5" w:tentative="1">
+      <w:start w:val="1"/>
+      <w:numFmt w:val="bullet"/>
+      <w:lvlText w:val=""/>
+      <w:lvlJc w:val="left"/>
+      <w:pPr>
+        <w:tabs>
+          <w:tab w:val="num" w:pos="4320"/>
+        </w:tabs>
+        <w:ind w:left="4320" w:hanging="360"/>
+      </w:pPr>
+      <w:rPr>
+        <w:rFonts w:ascii="Wingdings" w:hAnsi="Wingdings" w:hint="default"/>
+        <w:sz w:val="20"/>
+      </w:rPr>
+    </w:lvl>
+    <w:lvl w:ilvl="6" w:tentative="1">
+      <w:start w:val="1"/>
+      <w:numFmt w:val="bullet"/>
+      <w:lvlText w:val=""/>
+      <w:lvlJc w:val="left"/>
+      <w:pPr>
+        <w:tabs>
+          <w:tab w:val="num" w:pos="5040"/>
+        </w:tabs>
+        <w:ind w:left="5040" w:hanging="360"/>
+      </w:pPr>
+      <w:rPr>
+        <w:rFonts w:ascii="Wingdings" w:hAnsi="Wingdings" w:hint="default"/>
+        <w:sz w:val="20"/>
+      </w:rPr>
+    </w:lvl>
+    <w:lvl w:ilvl="7" w:tentative="1">
+      <w:start w:val="1"/>
+      <w:numFmt w:val="bullet"/>
+      <w:lvlText w:val=""/>
+      <w:lvlJc w:val="left"/>
+      <w:pPr>
+        <w:tabs>
+          <w:tab w:val="num" w:pos="5760"/>
+        </w:tabs>
+        <w:ind w:left="5760" w:hanging="360"/>
+      </w:pPr>
+      <w:rPr>
+        <w:rFonts w:ascii="Wingdings" w:hAnsi="Wingdings" w:hint="default"/>
+        <w:sz w:val="20"/>
+      </w:rPr>
+    </w:lvl>
+    <w:lvl w:ilvl="8" w:tentative="1">
+      <w:start w:val="1"/>
+      <w:numFmt w:val="bullet"/>
+      <w:lvlText w:val=""/>
+      <w:lvlJc w:val="left"/>
+      <w:pPr>
+        <w:tabs>
+          <w:tab w:val="num" w:pos="6480"/>
+        </w:tabs>
+        <w:ind w:left="6480" w:hanging="360"/>
+      </w:pPr>
+      <w:rPr>
+        <w:rFonts w:ascii="Wingdings" w:hAnsi="Wingdings" w:hint="default"/>
+        <w:sz w:val="20"/>
+      </w:rPr>
+    </w:lvl>
+  </w:abstractNum>
+  <w:abstractNum w:abstractNumId="9" w15:restartNumberingAfterBreak="0">
     <w:nsid w:val="34F960E3"/>
     <w:multiLevelType w:val="multilevel"/>
     <w:tmpl w:val="5ECC31C0"/>
@@ -8884,7 +13860,7 @@
       </w:rPr>
     </w:lvl>
   </w:abstractNum>
-  <w:abstractNum w:abstractNumId="8" w15:restartNumberingAfterBreak="0">
+  <w:abstractNum w:abstractNumId="10" w15:restartNumberingAfterBreak="0">
     <w:nsid w:val="3A9244F9"/>
     <w:multiLevelType w:val="multilevel"/>
     <w:tmpl w:val="81ECDA34"/>
@@ -9033,7 +14009,7 @@
       </w:rPr>
     </w:lvl>
   </w:abstractNum>
-  <w:abstractNum w:abstractNumId="9" w15:restartNumberingAfterBreak="0">
+  <w:abstractNum w:abstractNumId="11" w15:restartNumberingAfterBreak="0">
     <w:nsid w:val="3E0E71F3"/>
     <w:multiLevelType w:val="multilevel"/>
     <w:tmpl w:val="716EEE36"/>
@@ -9146,7 +14122,7 @@
       </w:pPr>
     </w:lvl>
   </w:abstractNum>
-  <w:abstractNum w:abstractNumId="10" w15:restartNumberingAfterBreak="0">
+  <w:abstractNum w:abstractNumId="12" w15:restartNumberingAfterBreak="0">
     <w:nsid w:val="3F167E48"/>
     <w:multiLevelType w:val="multilevel"/>
     <w:tmpl w:val="ED02E7C0"/>
@@ -9295,7 +14271,7 @@
       </w:rPr>
     </w:lvl>
   </w:abstractNum>
-  <w:abstractNum w:abstractNumId="11" w15:restartNumberingAfterBreak="0">
+  <w:abstractNum w:abstractNumId="13" w15:restartNumberingAfterBreak="0">
     <w:nsid w:val="415056CF"/>
     <w:multiLevelType w:val="multilevel"/>
     <w:tmpl w:val="F6D6FB5E"/>
@@ -9444,7 +14420,156 @@
       </w:rPr>
     </w:lvl>
   </w:abstractNum>
-  <w:abstractNum w:abstractNumId="12" w15:restartNumberingAfterBreak="0">
+  <w:abstractNum w:abstractNumId="14" w15:restartNumberingAfterBreak="0">
+    <w:nsid w:val="426B40B7"/>
+    <w:multiLevelType w:val="multilevel"/>
+    <w:tmpl w:val="E0F6D982"/>
+    <w:lvl w:ilvl="0">
+      <w:start w:val="1"/>
+      <w:numFmt w:val="bullet"/>
+      <w:lvlText w:val=""/>
+      <w:lvlJc w:val="left"/>
+      <w:pPr>
+        <w:tabs>
+          <w:tab w:val="num" w:pos="720"/>
+        </w:tabs>
+        <w:ind w:left="720" w:hanging="360"/>
+      </w:pPr>
+      <w:rPr>
+        <w:rFonts w:ascii="Symbol" w:hAnsi="Symbol" w:hint="default"/>
+        <w:sz w:val="20"/>
+      </w:rPr>
+    </w:lvl>
+    <w:lvl w:ilvl="1" w:tentative="1">
+      <w:start w:val="1"/>
+      <w:numFmt w:val="bullet"/>
+      <w:lvlText w:val="o"/>
+      <w:lvlJc w:val="left"/>
+      <w:pPr>
+        <w:tabs>
+          <w:tab w:val="num" w:pos="1440"/>
+        </w:tabs>
+        <w:ind w:left="1440" w:hanging="360"/>
+      </w:pPr>
+      <w:rPr>
+        <w:rFonts w:ascii="Courier New" w:hAnsi="Courier New" w:hint="default"/>
+        <w:sz w:val="20"/>
+      </w:rPr>
+    </w:lvl>
+    <w:lvl w:ilvl="2" w:tentative="1">
+      <w:start w:val="1"/>
+      <w:numFmt w:val="bullet"/>
+      <w:lvlText w:val=""/>
+      <w:lvlJc w:val="left"/>
+      <w:pPr>
+        <w:tabs>
+          <w:tab w:val="num" w:pos="2160"/>
+        </w:tabs>
+        <w:ind w:left="2160" w:hanging="360"/>
+      </w:pPr>
+      <w:rPr>
+        <w:rFonts w:ascii="Wingdings" w:hAnsi="Wingdings" w:hint="default"/>
+        <w:sz w:val="20"/>
+      </w:rPr>
+    </w:lvl>
+    <w:lvl w:ilvl="3" w:tentative="1">
+      <w:start w:val="1"/>
+      <w:numFmt w:val="bullet"/>
+      <w:lvlText w:val=""/>
+      <w:lvlJc w:val="left"/>
+      <w:pPr>
+        <w:tabs>
+          <w:tab w:val="num" w:pos="2880"/>
+        </w:tabs>
+        <w:ind w:left="2880" w:hanging="360"/>
+      </w:pPr>
+      <w:rPr>
+        <w:rFonts w:ascii="Wingdings" w:hAnsi="Wingdings" w:hint="default"/>
+        <w:sz w:val="20"/>
+      </w:rPr>
+    </w:lvl>
+    <w:lvl w:ilvl="4" w:tentative="1">
+      <w:start w:val="1"/>
+      <w:numFmt w:val="bullet"/>
+      <w:lvlText w:val=""/>
+      <w:lvlJc w:val="left"/>
+      <w:pPr>
+        <w:tabs>
+          <w:tab w:val="num" w:pos="3600"/>
+        </w:tabs>
+        <w:ind w:left="3600" w:hanging="360"/>
+      </w:pPr>
+      <w:rPr>
+        <w:rFonts w:ascii="Wingdings" w:hAnsi="Wingdings" w:hint="default"/>
+        <w:sz w:val="20"/>
+      </w:rPr>
+    </w:lvl>
+    <w:lvl w:ilvl="5" w:tentative="1">
+      <w:start w:val="1"/>
+      <w:numFmt w:val="bullet"/>
+      <w:lvlText w:val=""/>
+      <w:lvlJc w:val="left"/>
+      <w:pPr>
+        <w:tabs>
+          <w:tab w:val="num" w:pos="4320"/>
+        </w:tabs>
+        <w:ind w:left="4320" w:hanging="360"/>
+      </w:pPr>
+      <w:rPr>
+        <w:rFonts w:ascii="Wingdings" w:hAnsi="Wingdings" w:hint="default"/>
+        <w:sz w:val="20"/>
+      </w:rPr>
+    </w:lvl>
+    <w:lvl w:ilvl="6" w:tentative="1">
+      <w:start w:val="1"/>
+      <w:numFmt w:val="bullet"/>
+      <w:lvlText w:val=""/>
+      <w:lvlJc w:val="left"/>
+      <w:pPr>
+        <w:tabs>
+          <w:tab w:val="num" w:pos="5040"/>
+        </w:tabs>
+        <w:ind w:left="5040" w:hanging="360"/>
+      </w:pPr>
+      <w:rPr>
+        <w:rFonts w:ascii="Wingdings" w:hAnsi="Wingdings" w:hint="default"/>
+        <w:sz w:val="20"/>
+      </w:rPr>
+    </w:lvl>
+    <w:lvl w:ilvl="7" w:tentative="1">
+      <w:start w:val="1"/>
+      <w:numFmt w:val="bullet"/>
+      <w:lvlText w:val=""/>
+      <w:lvlJc w:val="left"/>
+      <w:pPr>
+        <w:tabs>
+          <w:tab w:val="num" w:pos="5760"/>
+        </w:tabs>
+        <w:ind w:left="5760" w:hanging="360"/>
+      </w:pPr>
+      <w:rPr>
+        <w:rFonts w:ascii="Wingdings" w:hAnsi="Wingdings" w:hint="default"/>
+        <w:sz w:val="20"/>
+      </w:rPr>
+    </w:lvl>
+    <w:lvl w:ilvl="8" w:tentative="1">
+      <w:start w:val="1"/>
+      <w:numFmt w:val="bullet"/>
+      <w:lvlText w:val=""/>
+      <w:lvlJc w:val="left"/>
+      <w:pPr>
+        <w:tabs>
+          <w:tab w:val="num" w:pos="6480"/>
+        </w:tabs>
+        <w:ind w:left="6480" w:hanging="360"/>
+      </w:pPr>
+      <w:rPr>
+        <w:rFonts w:ascii="Wingdings" w:hAnsi="Wingdings" w:hint="default"/>
+        <w:sz w:val="20"/>
+      </w:rPr>
+    </w:lvl>
+  </w:abstractNum>
+  <w:abstractNum w:abstractNumId="15" w15:restartNumberingAfterBreak="0">
     <w:nsid w:val="49A878C6"/>
     <w:multiLevelType w:val="multilevel"/>
     <w:tmpl w:val="4BCAED78"/>
@@ -9593,7 +14718,156 @@
       </w:rPr>
     </w:lvl>
   </w:abstractNum>
-  <w:abstractNum w:abstractNumId="13" w15:restartNumberingAfterBreak="0">
+  <w:abstractNum w:abstractNumId="16" w15:restartNumberingAfterBreak="0">
+    <w:nsid w:val="4A2776DC"/>
+    <w:multiLevelType w:val="multilevel"/>
+    <w:tmpl w:val="6810A322"/>
+    <w:lvl w:ilvl="0">
+      <w:start w:val="1"/>
+      <w:numFmt w:val="bullet"/>
+      <w:lvlText w:val=""/>
+      <w:lvlJc w:val="left"/>
+      <w:pPr>
+        <w:tabs>
+          <w:tab w:val="num" w:pos="720"/>
+        </w:tabs>
+        <w:ind w:left="720" w:hanging="360"/>
+      </w:pPr>
+      <w:rPr>
+        <w:rFonts w:ascii="Symbol" w:hAnsi="Symbol" w:hint="default"/>
+        <w:sz w:val="20"/>
+      </w:rPr>
+    </w:lvl>
+    <w:lvl w:ilvl="1" w:tentative="1">
+      <w:start w:val="1"/>
+      <w:numFmt w:val="bullet"/>
+      <w:lvlText w:val="o"/>
+      <w:lvlJc w:val="left"/>
+      <w:pPr>
+        <w:tabs>
+          <w:tab w:val="num" w:pos="1440"/>
+        </w:tabs>
+        <w:ind w:left="1440" w:hanging="360"/>
+      </w:pPr>
+      <w:rPr>
+        <w:rFonts w:ascii="Courier New" w:hAnsi="Courier New" w:hint="default"/>
+        <w:sz w:val="20"/>
+      </w:rPr>
+    </w:lvl>
+    <w:lvl w:ilvl="2" w:tentative="1">
+      <w:start w:val="1"/>
+      <w:numFmt w:val="bullet"/>
+      <w:lvlText w:val=""/>
+      <w:lvlJc w:val="left"/>
+      <w:pPr>
+        <w:tabs>
+          <w:tab w:val="num" w:pos="2160"/>
+        </w:tabs>
+        <w:ind w:left="2160" w:hanging="360"/>
+      </w:pPr>
+      <w:rPr>
+        <w:rFonts w:ascii="Wingdings" w:hAnsi="Wingdings" w:hint="default"/>
+        <w:sz w:val="20"/>
+      </w:rPr>
+    </w:lvl>
+    <w:lvl w:ilvl="3" w:tentative="1">
+      <w:start w:val="1"/>
+      <w:numFmt w:val="bullet"/>
+      <w:lvlText w:val=""/>
+      <w:lvlJc w:val="left"/>
+      <w:pPr>
+        <w:tabs>
+          <w:tab w:val="num" w:pos="2880"/>
+        </w:tabs>
+        <w:ind w:left="2880" w:hanging="360"/>
+      </w:pPr>
+      <w:rPr>
+        <w:rFonts w:ascii="Wingdings" w:hAnsi="Wingdings" w:hint="default"/>
+        <w:sz w:val="20"/>
+      </w:rPr>
+    </w:lvl>
+    <w:lvl w:ilvl="4" w:tentative="1">
+      <w:start w:val="1"/>
+      <w:numFmt w:val="bullet"/>
+      <w:lvlText w:val=""/>
+      <w:lvlJc w:val="left"/>
+      <w:pPr>
+        <w:tabs>
+          <w:tab w:val="num" w:pos="3600"/>
+        </w:tabs>
+        <w:ind w:left="3600" w:hanging="360"/>
+      </w:pPr>
+      <w:rPr>
+        <w:rFonts w:ascii="Wingdings" w:hAnsi="Wingdings" w:hint="default"/>
+        <w:sz w:val="20"/>
+      </w:rPr>
+    </w:lvl>
+    <w:lvl w:ilvl="5" w:tentative="1">
+      <w:start w:val="1"/>
+      <w:numFmt w:val="bullet"/>
+      <w:lvlText w:val=""/>
+      <w:lvlJc w:val="left"/>
+      <w:pPr>
+        <w:tabs>
+          <w:tab w:val="num" w:pos="4320"/>
+        </w:tabs>
+        <w:ind w:left="4320" w:hanging="360"/>
+      </w:pPr>
+      <w:rPr>
+        <w:rFonts w:ascii="Wingdings" w:hAnsi="Wingdings" w:hint="default"/>
+        <w:sz w:val="20"/>
+      </w:rPr>
+    </w:lvl>
+    <w:lvl w:ilvl="6" w:tentative="1">
+      <w:start w:val="1"/>
+      <w:numFmt w:val="bullet"/>
+      <w:lvlText w:val=""/>
+      <w:lvlJc w:val="left"/>
+      <w:pPr>
+        <w:tabs>
+          <w:tab w:val="num" w:pos="5040"/>
+        </w:tabs>
+        <w:ind w:left="5040" w:hanging="360"/>
+      </w:pPr>
+      <w:rPr>
+        <w:rFonts w:ascii="Wingdings" w:hAnsi="Wingdings" w:hint="default"/>
+        <w:sz w:val="20"/>
+      </w:rPr>
+    </w:lvl>
+    <w:lvl w:ilvl="7" w:tentative="1">
+      <w:start w:val="1"/>
+      <w:numFmt w:val="bullet"/>
+      <w:lvlText w:val=""/>
+      <w:lvlJc w:val="left"/>
+      <w:pPr>
+        <w:tabs>
+          <w:tab w:val="num" w:pos="5760"/>
+        </w:tabs>
+        <w:ind w:left="5760" w:hanging="360"/>
+      </w:pPr>
+      <w:rPr>
+        <w:rFonts w:ascii="Wingdings" w:hAnsi="Wingdings" w:hint="default"/>
+        <w:sz w:val="20"/>
+      </w:rPr>
+    </w:lvl>
+    <w:lvl w:ilvl="8" w:tentative="1">
+      <w:start w:val="1"/>
+      <w:numFmt w:val="bullet"/>
+      <w:lvlText w:val=""/>
+      <w:lvlJc w:val="left"/>
+      <w:pPr>
+        <w:tabs>
+          <w:tab w:val="num" w:pos="6480"/>
+        </w:tabs>
+        <w:ind w:left="6480" w:hanging="360"/>
+      </w:pPr>
+      <w:rPr>
+        <w:rFonts w:ascii="Wingdings" w:hAnsi="Wingdings" w:hint="default"/>
+        <w:sz w:val="20"/>
+      </w:rPr>
+    </w:lvl>
+  </w:abstractNum>
+  <w:abstractNum w:abstractNumId="17" w15:restartNumberingAfterBreak="0">
     <w:nsid w:val="530D6C30"/>
     <w:multiLevelType w:val="multilevel"/>
     <w:tmpl w:val="7064387E"/>
@@ -9742,7 +15016,156 @@
       </w:rPr>
     </w:lvl>
   </w:abstractNum>
-  <w:abstractNum w:abstractNumId="14" w15:restartNumberingAfterBreak="0">
+  <w:abstractNum w:abstractNumId="18" w15:restartNumberingAfterBreak="0">
+    <w:nsid w:val="56AD022E"/>
+    <w:multiLevelType w:val="multilevel"/>
+    <w:tmpl w:val="9ABA6184"/>
+    <w:lvl w:ilvl="0">
+      <w:start w:val="1"/>
+      <w:numFmt w:val="bullet"/>
+      <w:lvlText w:val=""/>
+      <w:lvlJc w:val="left"/>
+      <w:pPr>
+        <w:tabs>
+          <w:tab w:val="num" w:pos="720"/>
+        </w:tabs>
+        <w:ind w:left="720" w:hanging="360"/>
+      </w:pPr>
+      <w:rPr>
+        <w:rFonts w:ascii="Symbol" w:hAnsi="Symbol" w:hint="default"/>
+        <w:sz w:val="20"/>
+      </w:rPr>
+    </w:lvl>
+    <w:lvl w:ilvl="1">
+      <w:start w:val="1"/>
+      <w:numFmt w:val="bullet"/>
+      <w:lvlText w:val="o"/>
+      <w:lvlJc w:val="left"/>
+      <w:pPr>
+        <w:tabs>
+          <w:tab w:val="num" w:pos="1440"/>
+        </w:tabs>
+        <w:ind w:left="1440" w:hanging="360"/>
+      </w:pPr>
+      <w:rPr>
+        <w:rFonts w:ascii="Courier New" w:hAnsi="Courier New" w:hint="default"/>
+        <w:sz w:val="20"/>
+      </w:rPr>
+    </w:lvl>
+    <w:lvl w:ilvl="2" w:tentative="1">
+      <w:start w:val="1"/>
+      <w:numFmt w:val="bullet"/>
+      <w:lvlText w:val=""/>
+      <w:lvlJc w:val="left"/>
+      <w:pPr>
+        <w:tabs>
+          <w:tab w:val="num" w:pos="2160"/>
+        </w:tabs>
+        <w:ind w:left="2160" w:hanging="360"/>
+      </w:pPr>
+      <w:rPr>
+        <w:rFonts w:ascii="Wingdings" w:hAnsi="Wingdings" w:hint="default"/>
+        <w:sz w:val="20"/>
+      </w:rPr>
+    </w:lvl>
+    <w:lvl w:ilvl="3" w:tentative="1">
+      <w:start w:val="1"/>
+      <w:numFmt w:val="bullet"/>
+      <w:lvlText w:val=""/>
+      <w:lvlJc w:val="left"/>
+      <w:pPr>
+        <w:tabs>
+          <w:tab w:val="num" w:pos="2880"/>
+        </w:tabs>
+        <w:ind w:left="2880" w:hanging="360"/>
+      </w:pPr>
+      <w:rPr>
+        <w:rFonts w:ascii="Wingdings" w:hAnsi="Wingdings" w:hint="default"/>
+        <w:sz w:val="20"/>
+      </w:rPr>
+    </w:lvl>
+    <w:lvl w:ilvl="4" w:tentative="1">
+      <w:start w:val="1"/>
+      <w:numFmt w:val="bullet"/>
+      <w:lvlText w:val=""/>
+      <w:lvlJc w:val="left"/>
+      <w:pPr>
+        <w:tabs>
+          <w:tab w:val="num" w:pos="3600"/>
+        </w:tabs>
+        <w:ind w:left="3600" w:hanging="360"/>
+      </w:pPr>
+      <w:rPr>
+        <w:rFonts w:ascii="Wingdings" w:hAnsi="Wingdings" w:hint="default"/>
+        <w:sz w:val="20"/>
+      </w:rPr>
+    </w:lvl>
+    <w:lvl w:ilvl="5" w:tentative="1">
+      <w:start w:val="1"/>
+      <w:numFmt w:val="bullet"/>
+      <w:lvlText w:val=""/>
+      <w:lvlJc w:val="left"/>
+      <w:pPr>
+        <w:tabs>
+          <w:tab w:val="num" w:pos="4320"/>
+        </w:tabs>
+        <w:ind w:left="4320" w:hanging="360"/>
+      </w:pPr>
+      <w:rPr>
+        <w:rFonts w:ascii="Wingdings" w:hAnsi="Wingdings" w:hint="default"/>
+        <w:sz w:val="20"/>
+      </w:rPr>
+    </w:lvl>
+    <w:lvl w:ilvl="6" w:tentative="1">
+      <w:start w:val="1"/>
+      <w:numFmt w:val="bullet"/>
+      <w:lvlText w:val=""/>
+      <w:lvlJc w:val="left"/>
+      <w:pPr>
+        <w:tabs>
+          <w:tab w:val="num" w:pos="5040"/>
+        </w:tabs>
+        <w:ind w:left="5040" w:hanging="360"/>
+      </w:pPr>
+      <w:rPr>
+        <w:rFonts w:ascii="Wingdings" w:hAnsi="Wingdings" w:hint="default"/>
+        <w:sz w:val="20"/>
+      </w:rPr>
+    </w:lvl>
+    <w:lvl w:ilvl="7" w:tentative="1">
+      <w:start w:val="1"/>
+      <w:numFmt w:val="bullet"/>
+      <w:lvlText w:val=""/>
+      <w:lvlJc w:val="left"/>
+      <w:pPr>
+        <w:tabs>
+          <w:tab w:val="num" w:pos="5760"/>
+        </w:tabs>
+        <w:ind w:left="5760" w:hanging="360"/>
+      </w:pPr>
+      <w:rPr>
+        <w:rFonts w:ascii="Wingdings" w:hAnsi="Wingdings" w:hint="default"/>
+        <w:sz w:val="20"/>
+      </w:rPr>
+    </w:lvl>
+    <w:lvl w:ilvl="8" w:tentative="1">
+      <w:start w:val="1"/>
+      <w:numFmt w:val="bullet"/>
+      <w:lvlText w:val=""/>
+      <w:lvlJc w:val="left"/>
+      <w:pPr>
+        <w:tabs>
+          <w:tab w:val="num" w:pos="6480"/>
+        </w:tabs>
+        <w:ind w:left="6480" w:hanging="360"/>
+      </w:pPr>
+      <w:rPr>
+        <w:rFonts w:ascii="Wingdings" w:hAnsi="Wingdings" w:hint="default"/>
+        <w:sz w:val="20"/>
+      </w:rPr>
+    </w:lvl>
+  </w:abstractNum>
+  <w:abstractNum w:abstractNumId="19" w15:restartNumberingAfterBreak="0">
     <w:nsid w:val="570D4C13"/>
     <w:multiLevelType w:val="multilevel"/>
     <w:tmpl w:val="59F68DD6"/>
@@ -9891,7 +15314,7 @@
       </w:rPr>
     </w:lvl>
   </w:abstractNum>
-  <w:abstractNum w:abstractNumId="15" w15:restartNumberingAfterBreak="0">
+  <w:abstractNum w:abstractNumId="20" w15:restartNumberingAfterBreak="0">
     <w:nsid w:val="5B3F4432"/>
     <w:multiLevelType w:val="multilevel"/>
     <w:tmpl w:val="F28814AE"/>
@@ -10040,7 +15463,7 @@
       </w:rPr>
     </w:lvl>
   </w:abstractNum>
-  <w:abstractNum w:abstractNumId="16" w15:restartNumberingAfterBreak="0">
+  <w:abstractNum w:abstractNumId="21" w15:restartNumberingAfterBreak="0">
     <w:nsid w:val="5EF226D8"/>
     <w:multiLevelType w:val="multilevel"/>
     <w:tmpl w:val="DA0EE088"/>
@@ -10189,7 +15612,120 @@
       </w:rPr>
     </w:lvl>
   </w:abstractNum>
-  <w:abstractNum w:abstractNumId="17" w15:restartNumberingAfterBreak="0">
+  <w:abstractNum w:abstractNumId="22" w15:restartNumberingAfterBreak="0">
+    <w:nsid w:val="631D1D38"/>
+    <w:multiLevelType w:val="multilevel"/>
+    <w:tmpl w:val="3A0AE152"/>
+    <w:lvl w:ilvl="0">
+      <w:start w:val="1"/>
+      <w:numFmt w:val="decimal"/>
+      <w:lvlText w:val="%1."/>
+      <w:lvlJc w:val="left"/>
+      <w:pPr>
+        <w:tabs>
+          <w:tab w:val="num" w:pos="720"/>
+        </w:tabs>
+        <w:ind w:left="720" w:hanging="360"/>
+      </w:pPr>
+    </w:lvl>
+    <w:lvl w:ilvl="1" w:tentative="1">
+      <w:start w:val="1"/>
+      <w:numFmt w:val="decimal"/>
+      <w:lvlText w:val="%2."/>
+      <w:lvlJc w:val="left"/>
+      <w:pPr>
+        <w:tabs>
+          <w:tab w:val="num" w:pos="1440"/>
+        </w:tabs>
+        <w:ind w:left="1440" w:hanging="360"/>
+      </w:pPr>
+    </w:lvl>
+    <w:lvl w:ilvl="2" w:tentative="1">
+      <w:start w:val="1"/>
+      <w:numFmt w:val="decimal"/>
+      <w:lvlText w:val="%3."/>
+      <w:lvlJc w:val="left"/>
+      <w:pPr>
+        <w:tabs>
+          <w:tab w:val="num" w:pos="2160"/>
+        </w:tabs>
+        <w:ind w:left="2160" w:hanging="360"/>
+      </w:pPr>
+    </w:lvl>
+    <w:lvl w:ilvl="3" w:tentative="1">
+      <w:start w:val="1"/>
+      <w:numFmt w:val="decimal"/>
+      <w:lvlText w:val="%4."/>
+      <w:lvlJc w:val="left"/>
+      <w:pPr>
+        <w:tabs>
+          <w:tab w:val="num" w:pos="2880"/>
+        </w:tabs>
+        <w:ind w:left="2880" w:hanging="360"/>
+      </w:pPr>
+    </w:lvl>
+    <w:lvl w:ilvl="4" w:tentative="1">
+      <w:start w:val="1"/>
+      <w:numFmt w:val="decimal"/>
+      <w:lvlText w:val="%5."/>
+      <w:lvlJc w:val="left"/>
+      <w:pPr>
+        <w:tabs>
+          <w:tab w:val="num" w:pos="3600"/>
+        </w:tabs>
+        <w:ind w:left="3600" w:hanging="360"/>
+      </w:pPr>
+    </w:lvl>
+    <w:lvl w:ilvl="5" w:tentative="1">
+      <w:start w:val="1"/>
+      <w:numFmt w:val="decimal"/>
+      <w:lvlText w:val="%6."/>
+      <w:lvlJc w:val="left"/>
+      <w:pPr>
+        <w:tabs>
+          <w:tab w:val="num" w:pos="4320"/>
+        </w:tabs>
+        <w:ind w:left="4320" w:hanging="360"/>
+      </w:pPr>
+    </w:lvl>
+    <w:lvl w:ilvl="6" w:tentative="1">
+      <w:start w:val="1"/>
+      <w:numFmt w:val="decimal"/>
+      <w:lvlText w:val="%7."/>
+      <w:lvlJc w:val="left"/>
+      <w:pPr>
+        <w:tabs>
+          <w:tab w:val="num" w:pos="5040"/>
+        </w:tabs>
+        <w:ind w:left="5040" w:hanging="360"/>
+      </w:pPr>
+    </w:lvl>
+    <w:lvl w:ilvl="7" w:tentative="1">
+      <w:start w:val="1"/>
+      <w:numFmt w:val="decimal"/>
+      <w:lvlText w:val="%8."/>
+      <w:lvlJc w:val="left"/>
+      <w:pPr>
+        <w:tabs>
+          <w:tab w:val="num" w:pos="5760"/>
+        </w:tabs>
+        <w:ind w:left="5760" w:hanging="360"/>
+      </w:pPr>
+    </w:lvl>
+    <w:lvl w:ilvl="8" w:tentative="1">
+      <w:start w:val="1"/>
+      <w:numFmt w:val="decimal"/>
+      <w:lvlText w:val="%9."/>
+      <w:lvlJc w:val="left"/>
+      <w:pPr>
+        <w:tabs>
+          <w:tab w:val="num" w:pos="6480"/>
+        </w:tabs>
+        <w:ind w:left="6480" w:hanging="360"/>
+      </w:pPr>
+    </w:lvl>
+  </w:abstractNum>
+  <w:abstractNum w:abstractNumId="23" w15:restartNumberingAfterBreak="0">
     <w:nsid w:val="69511CE7"/>
     <w:multiLevelType w:val="multilevel"/>
     <w:tmpl w:val="03DA07DC"/>
@@ -10338,7 +15874,7 @@
       </w:rPr>
     </w:lvl>
   </w:abstractNum>
-  <w:abstractNum w:abstractNumId="18" w15:restartNumberingAfterBreak="0">
+  <w:abstractNum w:abstractNumId="24" w15:restartNumberingAfterBreak="0">
     <w:nsid w:val="69C87174"/>
     <w:multiLevelType w:val="multilevel"/>
     <w:tmpl w:val="7430C8CE"/>
@@ -10455,62 +15991,232 @@
       </w:pPr>
     </w:lvl>
   </w:abstractNum>
+  <w:abstractNum w:abstractNumId="25" w15:restartNumberingAfterBreak="0">
+    <w:nsid w:val="7F606646"/>
+    <w:multiLevelType w:val="multilevel"/>
+    <w:tmpl w:val="BEB6E88E"/>
+    <w:lvl w:ilvl="0">
+      <w:start w:val="1"/>
+      <w:numFmt w:val="bullet"/>
+      <w:lvlText w:val=""/>
+      <w:lvlJc w:val="left"/>
+      <w:pPr>
+        <w:tabs>
+          <w:tab w:val="num" w:pos="720"/>
+        </w:tabs>
+        <w:ind w:left="720" w:hanging="360"/>
+      </w:pPr>
+      <w:rPr>
+        <w:rFonts w:ascii="Symbol" w:hAnsi="Symbol" w:hint="default"/>
+        <w:sz w:val="20"/>
+      </w:rPr>
+    </w:lvl>
+    <w:lvl w:ilvl="1">
+      <w:start w:val="1"/>
+      <w:numFmt w:val="bullet"/>
+      <w:lvlText w:val="o"/>
+      <w:lvlJc w:val="left"/>
+      <w:pPr>
+        <w:tabs>
+          <w:tab w:val="num" w:pos="1440"/>
+        </w:tabs>
+        <w:ind w:left="1440" w:hanging="360"/>
+      </w:pPr>
+      <w:rPr>
+        <w:rFonts w:ascii="Courier New" w:hAnsi="Courier New" w:hint="default"/>
+        <w:sz w:val="20"/>
+      </w:rPr>
+    </w:lvl>
+    <w:lvl w:ilvl="2" w:tentative="1">
+      <w:start w:val="1"/>
+      <w:numFmt w:val="bullet"/>
+      <w:lvlText w:val=""/>
+      <w:lvlJc w:val="left"/>
+      <w:pPr>
+        <w:tabs>
+          <w:tab w:val="num" w:pos="2160"/>
+        </w:tabs>
+        <w:ind w:left="2160" w:hanging="360"/>
+      </w:pPr>
+      <w:rPr>
+        <w:rFonts w:ascii="Wingdings" w:hAnsi="Wingdings" w:hint="default"/>
+        <w:sz w:val="20"/>
+      </w:rPr>
+    </w:lvl>
+    <w:lvl w:ilvl="3" w:tentative="1">
+      <w:start w:val="1"/>
+      <w:numFmt w:val="bullet"/>
+      <w:lvlText w:val=""/>
+      <w:lvlJc w:val="left"/>
+      <w:pPr>
+        <w:tabs>
+          <w:tab w:val="num" w:pos="2880"/>
+        </w:tabs>
+        <w:ind w:left="2880" w:hanging="360"/>
+      </w:pPr>
+      <w:rPr>
+        <w:rFonts w:ascii="Wingdings" w:hAnsi="Wingdings" w:hint="default"/>
+        <w:sz w:val="20"/>
+      </w:rPr>
+    </w:lvl>
+    <w:lvl w:ilvl="4" w:tentative="1">
+      <w:start w:val="1"/>
+      <w:numFmt w:val="bullet"/>
+      <w:lvlText w:val=""/>
+      <w:lvlJc w:val="left"/>
+      <w:pPr>
+        <w:tabs>
+          <w:tab w:val="num" w:pos="3600"/>
+        </w:tabs>
+        <w:ind w:left="3600" w:hanging="360"/>
+      </w:pPr>
+      <w:rPr>
+        <w:rFonts w:ascii="Wingdings" w:hAnsi="Wingdings" w:hint="default"/>
+        <w:sz w:val="20"/>
+      </w:rPr>
+    </w:lvl>
+    <w:lvl w:ilvl="5" w:tentative="1">
+      <w:start w:val="1"/>
+      <w:numFmt w:val="bullet"/>
+      <w:lvlText w:val=""/>
+      <w:lvlJc w:val="left"/>
+      <w:pPr>
+        <w:tabs>
+          <w:tab w:val="num" w:pos="4320"/>
+        </w:tabs>
+        <w:ind w:left="4320" w:hanging="360"/>
+      </w:pPr>
+      <w:rPr>
+        <w:rFonts w:ascii="Wingdings" w:hAnsi="Wingdings" w:hint="default"/>
+        <w:sz w:val="20"/>
+      </w:rPr>
+    </w:lvl>
+    <w:lvl w:ilvl="6" w:tentative="1">
+      <w:start w:val="1"/>
+      <w:numFmt w:val="bullet"/>
+      <w:lvlText w:val=""/>
+      <w:lvlJc w:val="left"/>
+      <w:pPr>
+        <w:tabs>
+          <w:tab w:val="num" w:pos="5040"/>
+        </w:tabs>
+        <w:ind w:left="5040" w:hanging="360"/>
+      </w:pPr>
+      <w:rPr>
+        <w:rFonts w:ascii="Wingdings" w:hAnsi="Wingdings" w:hint="default"/>
+        <w:sz w:val="20"/>
+      </w:rPr>
+    </w:lvl>
+    <w:lvl w:ilvl="7" w:tentative="1">
+      <w:start w:val="1"/>
+      <w:numFmt w:val="bullet"/>
+      <w:lvlText w:val=""/>
+      <w:lvlJc w:val="left"/>
+      <w:pPr>
+        <w:tabs>
+          <w:tab w:val="num" w:pos="5760"/>
+        </w:tabs>
+        <w:ind w:left="5760" w:hanging="360"/>
+      </w:pPr>
+      <w:rPr>
+        <w:rFonts w:ascii="Wingdings" w:hAnsi="Wingdings" w:hint="default"/>
+        <w:sz w:val="20"/>
+      </w:rPr>
+    </w:lvl>
+    <w:lvl w:ilvl="8" w:tentative="1">
+      <w:start w:val="1"/>
+      <w:numFmt w:val="bullet"/>
+      <w:lvlText w:val=""/>
+      <w:lvlJc w:val="left"/>
+      <w:pPr>
+        <w:tabs>
+          <w:tab w:val="num" w:pos="6480"/>
+        </w:tabs>
+        <w:ind w:left="6480" w:hanging="360"/>
+      </w:pPr>
+      <w:rPr>
+        <w:rFonts w:ascii="Wingdings" w:hAnsi="Wingdings" w:hint="default"/>
+        <w:sz w:val="20"/>
+      </w:rPr>
+    </w:lvl>
+  </w:abstractNum>
   <w:num w:numId="1" w16cid:durableId="1035036304">
-    <w:abstractNumId w:val="8"/>
+    <w:abstractNumId w:val="10"/>
   </w:num>
   <w:num w:numId="2" w16cid:durableId="2089035818">
+    <w:abstractNumId w:val="23"/>
+  </w:num>
+  <w:num w:numId="3" w16cid:durableId="1529103172">
+    <w:abstractNumId w:val="3"/>
+  </w:num>
+  <w:num w:numId="4" w16cid:durableId="2035765630">
+    <w:abstractNumId w:val="13"/>
+  </w:num>
+  <w:num w:numId="5" w16cid:durableId="672418071">
+    <w:abstractNumId w:val="4"/>
+  </w:num>
+  <w:num w:numId="6" w16cid:durableId="1905555704">
+    <w:abstractNumId w:val="9"/>
+  </w:num>
+  <w:num w:numId="7" w16cid:durableId="1609317961">
+    <w:abstractNumId w:val="5"/>
+  </w:num>
+  <w:num w:numId="8" w16cid:durableId="505443273">
+    <w:abstractNumId w:val="11"/>
+  </w:num>
+  <w:num w:numId="9" w16cid:durableId="1661496792">
+    <w:abstractNumId w:val="7"/>
+  </w:num>
+  <w:num w:numId="10" w16cid:durableId="1831559319">
+    <w:abstractNumId w:val="15"/>
+  </w:num>
+  <w:num w:numId="11" w16cid:durableId="1483111487">
     <w:abstractNumId w:val="17"/>
   </w:num>
-  <w:num w:numId="3" w16cid:durableId="1529103172">
-    <w:abstractNumId w:val="2"/>
+  <w:num w:numId="12" w16cid:durableId="911819854">
+    <w:abstractNumId w:val="12"/>
   </w:num>
-  <w:num w:numId="4" w16cid:durableId="2035765630">
-    <w:abstractNumId w:val="11"/>
-  </w:num>
-  <w:num w:numId="5" w16cid:durableId="672418071">
-    <w:abstractNumId w:val="3"/>
-  </w:num>
-  <w:num w:numId="6" w16cid:durableId="1905555704">
-    <w:abstractNumId w:val="7"/>
-  </w:num>
-  <w:num w:numId="7" w16cid:durableId="1609317961">
-    <w:abstractNumId w:val="4"/>
-  </w:num>
-  <w:num w:numId="8" w16cid:durableId="505443273">
-    <w:abstractNumId w:val="9"/>
-  </w:num>
-  <w:num w:numId="9" w16cid:durableId="1661496792">
+  <w:num w:numId="13" w16cid:durableId="517617542">
     <w:abstractNumId w:val="6"/>
   </w:num>
-  <w:num w:numId="10" w16cid:durableId="1831559319">
-    <w:abstractNumId w:val="12"/>
-  </w:num>
-  <w:num w:numId="11" w16cid:durableId="1483111487">
-    <w:abstractNumId w:val="13"/>
-  </w:num>
-  <w:num w:numId="12" w16cid:durableId="911819854">
-    <w:abstractNumId w:val="10"/>
-  </w:num>
-  <w:num w:numId="13" w16cid:durableId="517617542">
-    <w:abstractNumId w:val="5"/>
-  </w:num>
   <w:num w:numId="14" w16cid:durableId="2062823250">
-    <w:abstractNumId w:val="14"/>
+    <w:abstractNumId w:val="19"/>
   </w:num>
   <w:num w:numId="15" w16cid:durableId="320352338">
     <w:abstractNumId w:val="0"/>
   </w:num>
   <w:num w:numId="16" w16cid:durableId="309019105">
-    <w:abstractNumId w:val="18"/>
+    <w:abstractNumId w:val="24"/>
   </w:num>
   <w:num w:numId="17" w16cid:durableId="140117561">
     <w:abstractNumId w:val="1"/>
   </w:num>
   <w:num w:numId="18" w16cid:durableId="1267734598">
-    <w:abstractNumId w:val="15"/>
+    <w:abstractNumId w:val="20"/>
   </w:num>
   <w:num w:numId="19" w16cid:durableId="868951938">
+    <w:abstractNumId w:val="21"/>
+  </w:num>
+  <w:num w:numId="20" w16cid:durableId="752895692">
+    <w:abstractNumId w:val="8"/>
+  </w:num>
+  <w:num w:numId="21" w16cid:durableId="1249735006">
+    <w:abstractNumId w:val="18"/>
+  </w:num>
+  <w:num w:numId="22" w16cid:durableId="681325840">
+    <w:abstractNumId w:val="25"/>
+  </w:num>
+  <w:num w:numId="23" w16cid:durableId="1416170770">
+    <w:abstractNumId w:val="22"/>
+  </w:num>
+  <w:num w:numId="24" w16cid:durableId="1984894521">
+    <w:abstractNumId w:val="14"/>
+  </w:num>
+  <w:num w:numId="25" w16cid:durableId="1862478010">
     <w:abstractNumId w:val="16"/>
+  </w:num>
+  <w:num w:numId="26" w16cid:durableId="1455829703">
+    <w:abstractNumId w:val="2"/>
   </w:num>
 </w:numbering>
 </file>
